--- a/docs/testing/07_Resultados_SonarQube.docx
+++ b/docs/testing/07_Resultados_SonarQube.docx
@@ -16794,7 +16794,75 @@
                 <w:sz w:val="19"/>
                 <w:szCs w:val="19"/>
               </w:rPr>
-              <w:t xml:space="preserve">SONAR_TOKEN (secreto del repositorio) y SONAR_HOST_URL (variable del repositorio). Sin ellos el job falla; el equipo debe configurarlos en GitHub → Settings → Secrets and variables → Actions</w:t>
+              <w:t xml:space="preserve">SONAR_TOKEN (secreto del repositorio) y SONAR_HOST_URL (variable del repositorio), configurados en GitHub → Settings → Secrets and variables → Actions</w:t>
+            </w:r>
+          </w:p>
+        </w:tc>
+      </w:tr>
+      <w:tr>
+        <w:trPr>
+          <w:cantSplit/>
+          <w:tblHeader w:val="off"/>
+        </w:trPr>
+        <w:tc>
+          <w:tcPr>
+            <w:tcW w:type="dxa" w:w="3000"/>
+            <w:tcBorders>
+              <w:top w:val="single" w:color="C5CDD3" w:sz="4"/>
+              <w:left w:val="single" w:color="C5CDD3" w:sz="4"/>
+              <w:bottom w:val="single" w:color="C5CDD3" w:sz="4"/>
+              <w:right w:val="single" w:color="C5CDD3" w:sz="4"/>
+            </w:tcBorders>
+            <w:tcMar>
+              <w:top w:type="dxa" w:w="70"/>
+              <w:left w:type="dxa" w:w="110"/>
+              <w:bottom w:type="dxa" w:w="50"/>
+              <w:right w:type="dxa" w:w="110"/>
+            </w:tcMar>
+            <w:vAlign w:val="top"/>
+          </w:tcPr>
+          <w:p>
+            <w:pPr>
+              <w:spacing w:after="40" w:line="264"/>
+            </w:pPr>
+            <w:r>
+              <w:rPr>
+                <w:rFonts w:ascii="Arial" w:cs="Arial" w:eastAsia="Arial" w:hAnsi="Arial"/>
+                <w:sz w:val="19"/>
+                <w:szCs w:val="19"/>
+              </w:rPr>
+              <w:t xml:space="preserve">Servidor apagado o sin configurar</w:t>
+            </w:r>
+          </w:p>
+        </w:tc>
+        <w:tc>
+          <w:tcPr>
+            <w:tcW w:type="dxa" w:w="7080"/>
+            <w:tcBorders>
+              <w:top w:val="single" w:color="C5CDD3" w:sz="4"/>
+              <w:left w:val="single" w:color="C5CDD3" w:sz="4"/>
+              <w:bottom w:val="single" w:color="C5CDD3" w:sz="4"/>
+              <w:right w:val="single" w:color="C5CDD3" w:sz="4"/>
+            </w:tcBorders>
+            <w:tcMar>
+              <w:top w:type="dxa" w:w="70"/>
+              <w:left w:type="dxa" w:w="110"/>
+              <w:bottom w:type="dxa" w:w="50"/>
+              <w:right w:type="dxa" w:w="110"/>
+            </w:tcMar>
+            <w:vAlign w:val="top"/>
+          </w:tcPr>
+          <w:p>
+            <w:pPr>
+              <w:spacing w:after="40" w:line="264"/>
+            </w:pPr>
+            <w:r>
+              <w:rPr>
+                <w:rFonts w:ascii="Arial" w:cs="Arial" w:eastAsia="Arial" w:hAnsi="Arial"/>
+                <w:sz w:val="19"/>
+                <w:szCs w:val="19"/>
+              </w:rPr>
+              <w:t xml:space="preserve">El primer paso del job consulta /api/server/version. Si el servidor no responde (por ejemplo, un túnel de ngrok cerrado) o faltan la variable o el secreto, el análisis se omite con un aviso en el resumen de la ejecución y el pipeline continúa; si responde, el Quality Gate sigue siendo obligatorio</w:t>
             </w:r>
           </w:p>
         </w:tc>

--- a/docs/testing/07_Resultados_SonarQube.docx
+++ b/docs/testing/07_Resultados_SonarQube.docx
@@ -360,7 +360,7 @@
                 <w:sz w:val="19"/>
                 <w:szCs w:val="19"/>
               </w:rPr>
-              <w:t xml:space="preserve">14 de octubre de 2026, 12:48 a. m.</w:t>
+              <w:t xml:space="preserve">27 de octubre de 2026, 11:41 p. m.</w:t>
             </w:r>
           </w:p>
         </w:tc>
@@ -431,7 +431,7 @@
                 <w:sz w:val="19"/>
                 <w:szCs w:val="19"/>
               </w:rPr>
-              <w:t xml:space="preserve">rama sprint_4, commit d1ed711 (más 145 archivos con cambios sin commit)</w:t>
+              <w:t xml:space="preserve">rama cobertura-pruebas, commit 000f31c (más 58 archivos con cambios sin commit)</w:t>
             </w:r>
           </w:p>
         </w:tc>
@@ -619,7 +619,7 @@
           <w:sz w:val="19"/>
           <w:szCs w:val="19"/>
         </w:rPr>
-        <w:t xml:space="preserve">Se analizó el código fuente del backend y del frontend con SonarQube (26.10.0.133078, edición Community), usando la misma configuración que el pipeline de CI/CD (sonar-project.properties y la cobertura de Jest). El análisis se ejecutó dos veces: una línea base y otra después de corregir los hallazgos que el equipo decidió atender.</w:t>
+        <w:t xml:space="preserve">Se analizó el código fuente del backend y del frontend con SonarQube (26.10.0.133078, edición Community), usando la misma configuración que el pipeline de CI/CD (sonar-project.properties y la cobertura de Jest y de Vitest). El análisis se ejecutó 4 veces: una línea base y otra tras corregir los hallazgos que el equipo decidió atender (14 de octubre), y dos más el 27 de octubre para medir y mejorar la cobertura de pruebas: el análisis 3 reveló que el frontend no tenía ninguna prueba y el análisis 4 midió el resultado tras añadirlas.</w:t>
       </w:r>
     </w:p>
     <w:tbl>
@@ -1023,7 +1023,7 @@
                 <w:sz w:val="19"/>
                 <w:szCs w:val="19"/>
               </w:rPr>
-              <w:t xml:space="preserve">Cobertura de pruebas del backend</w:t>
+              <w:t xml:space="preserve">Cobertura de pruebas (total)</w:t>
             </w:r>
           </w:p>
         </w:tc>
@@ -1054,7 +1054,7 @@
                 <w:sz w:val="19"/>
                 <w:szCs w:val="19"/>
               </w:rPr>
-              <w:t xml:space="preserve">51.7 %</w:t>
+              <w:t xml:space="preserve">93,2 % · backend 86,2 % y frontend 98,8 % de líneas</w:t>
             </w:r>
           </w:p>
         </w:tc>
@@ -1091,7 +1091,7 @@
                 <w:sz w:val="19"/>
                 <w:szCs w:val="19"/>
               </w:rPr>
-              <w:t xml:space="preserve">Duplicación</w:t>
+              <w:t xml:space="preserve">Cobertura del código nuevo</w:t>
             </w:r>
           </w:p>
         </w:tc>
@@ -1122,7 +1122,7 @@
                 <w:sz w:val="19"/>
                 <w:szCs w:val="19"/>
               </w:rPr>
-              <w:t xml:space="preserve">0.0 %</w:t>
+              <w:t xml:space="preserve">94,0 % (el Quality Gate exige al menos 80 %)</w:t>
             </w:r>
           </w:p>
         </w:tc>
@@ -1159,7 +1159,7 @@
                 <w:sz w:val="19"/>
                 <w:szCs w:val="19"/>
               </w:rPr>
-              <w:t xml:space="preserve">Pruebas Jest que generaron la cobertura</w:t>
+              <w:t xml:space="preserve">Duplicación</w:t>
             </w:r>
           </w:p>
         </w:tc>
@@ -1190,7 +1190,75 @@
                 <w:sz w:val="19"/>
                 <w:szCs w:val="19"/>
               </w:rPr>
-              <w:t xml:space="preserve">140 de 140 aprobadas (12 suites)</w:t>
+              <w:t xml:space="preserve">0,0 %</w:t>
+            </w:r>
+          </w:p>
+        </w:tc>
+      </w:tr>
+      <w:tr>
+        <w:trPr>
+          <w:cantSplit/>
+          <w:tblHeader w:val="off"/>
+        </w:trPr>
+        <w:tc>
+          <w:tcPr>
+            <w:tcW w:type="dxa" w:w="4200"/>
+            <w:tcBorders>
+              <w:top w:val="single" w:color="C5CDD3" w:sz="4"/>
+              <w:left w:val="single" w:color="C5CDD3" w:sz="4"/>
+              <w:bottom w:val="single" w:color="C5CDD3" w:sz="4"/>
+              <w:right w:val="single" w:color="C5CDD3" w:sz="4"/>
+            </w:tcBorders>
+            <w:tcMar>
+              <w:top w:type="dxa" w:w="70"/>
+              <w:left w:type="dxa" w:w="110"/>
+              <w:bottom w:type="dxa" w:w="50"/>
+              <w:right w:type="dxa" w:w="110"/>
+            </w:tcMar>
+            <w:vAlign w:val="top"/>
+          </w:tcPr>
+          <w:p>
+            <w:pPr>
+              <w:spacing w:after="40" w:line="264"/>
+            </w:pPr>
+            <w:r>
+              <w:rPr>
+                <w:rFonts w:ascii="Arial" w:cs="Arial" w:eastAsia="Arial" w:hAnsi="Arial"/>
+                <w:sz w:val="19"/>
+                <w:szCs w:val="19"/>
+              </w:rPr>
+              <w:t xml:space="preserve">Pruebas que generaron la cobertura</w:t>
+            </w:r>
+          </w:p>
+        </w:tc>
+        <w:tc>
+          <w:tcPr>
+            <w:tcW w:type="dxa" w:w="5880"/>
+            <w:tcBorders>
+              <w:top w:val="single" w:color="C5CDD3" w:sz="4"/>
+              <w:left w:val="single" w:color="C5CDD3" w:sz="4"/>
+              <w:bottom w:val="single" w:color="C5CDD3" w:sz="4"/>
+              <w:right w:val="single" w:color="C5CDD3" w:sz="4"/>
+            </w:tcBorders>
+            <w:tcMar>
+              <w:top w:type="dxa" w:w="70"/>
+              <w:left w:type="dxa" w:w="110"/>
+              <w:bottom w:type="dxa" w:w="50"/>
+              <w:right w:type="dxa" w:w="110"/>
+            </w:tcMar>
+            <w:vAlign w:val="top"/>
+          </w:tcPr>
+          <w:p>
+            <w:pPr>
+              <w:spacing w:after="40" w:line="264"/>
+            </w:pPr>
+            <w:r>
+              <w:rPr>
+                <w:rFonts w:ascii="Arial" w:cs="Arial" w:eastAsia="Arial" w:hAnsi="Arial"/>
+                <w:sz w:val="19"/>
+                <w:szCs w:val="19"/>
+              </w:rPr>
+              <w:t xml:space="preserve">Backend (Jest): 157 de 157 aprobadas (13 suites); frontend (Vitest): 147 pruebas en 9 archivos</w:t>
             </w:r>
           </w:p>
         </w:tc>
@@ -1689,7 +1757,7 @@
                 <w:sz w:val="19"/>
                 <w:szCs w:val="19"/>
               </w:rPr>
-              <w:t xml:space="preserve">Jest con --coverage sobre un Postgres temporal; el lcov se prefija con backend/ (scripts/ci/prefijar-lcov.mjs) igual que en el job quality-gate. El frontend no tiene pruebas unitarias y reporta cobertura vacía</w:t>
+              <w:t xml:space="preserve">Backend: Jest con --coverage sobre un Postgres temporal. Frontend (desde el análisis 4): Vitest con --coverage (V8). Cada lcov se prefija con backend/ o frontend/ (scripts/ci/prefijar-lcov.mjs), igual que en el job quality-gate</w:t>
             </w:r>
           </w:p>
         </w:tc>
@@ -1951,6 +2019,32 @@
           <w:szCs w:val="17"/>
         </w:rPr>
         <w:t xml:space="preserve">node scripts/ci/prefijar-lcov.mjs backend/coverage/lcov.info backend/coverage/lcov.sonar.info backend/</w:t>
+      </w:r>
+    </w:p>
+    <w:p>
+      <w:pPr>
+        <w:spacing w:after="20" w:before="0" w:line="276"/>
+      </w:pPr>
+      <w:r>
+        <w:rPr>
+          <w:rFonts w:ascii="Consolas" w:cs="Consolas" w:eastAsia="Consolas" w:hAnsi="Consolas"/>
+          <w:sz w:val="17"/>
+          <w:szCs w:val="17"/>
+        </w:rPr>
+        <w:t xml:space="preserve">cd frontend &amp;&amp; npm run test:coverage          # genera frontend/coverage/lcov.info</w:t>
+      </w:r>
+    </w:p>
+    <w:p>
+      <w:pPr>
+        <w:spacing w:after="20" w:before="0" w:line="276"/>
+      </w:pPr>
+      <w:r>
+        <w:rPr>
+          <w:rFonts w:ascii="Consolas" w:cs="Consolas" w:eastAsia="Consolas" w:hAnsi="Consolas"/>
+          <w:sz w:val="17"/>
+          <w:szCs w:val="17"/>
+        </w:rPr>
+        <w:t xml:space="preserve">node scripts/ci/prefijar-lcov.mjs frontend/coverage/lcov.info frontend/coverage/lcov.sonar.info frontend/</w:t>
       </w:r>
     </w:p>
     <w:p>
@@ -2276,7 +2370,7 @@
                 <w:sz w:val="19"/>
                 <w:szCs w:val="19"/>
               </w:rPr>
-              <w:t xml:space="preserve">8.3</w:t>
+              <w:t xml:space="preserve">94.0</w:t>
             </w:r>
           </w:p>
         </w:tc>
@@ -2603,7 +2697,7 @@
           <w:sz w:val="19"/>
           <w:szCs w:val="19"/>
         </w:rPr>
-        <w:t xml:space="preserve">El Quality Gate por defecto de SonarQube (Sonar way) evalúa solo el código nuevo (new_*). En un análisis con pocos cambios, SonarQube puede marcar una condición como aprobada aunque su valor sea bajo: en el análisis 2 el código nuevo fue de solo 12 líneas por cubrir y 18 líneas nuevas (ver el tablero en la sección 4), con una cobertura del 8,3 % sobre ellas, y el gate no exige el umbral con una muestra tan pequeña. Por eso este documento reporta también la cobertura global del backend, que es la cifra que sirve para decidir dónde reforzar las pruebas: 51.7 % en total, con el frontend sin pruebas unitarias; se recomienda aumentarla en los próximos sprints.</w:t>
+        <w:t xml:space="preserve">El Quality Gate por defecto de SonarQube (Sonar way) evalúa solo el código nuevo (new_*), es decir, lo cambiado desde la versión de referencia. En el análisis 2 el código nuevo era de solo unas pocas líneas y SonarQube ignoró la condición de cobertura (8,3 %) por la muestra tan pequeña. En el análisis 3 (27 de octubre) había 26 líneas nuevas por cubrir, todas del frontend, que no tenía ninguna prueba: la cobertura del código nuevo fue 23,1 % frente al mínimo de 80 % y el Quality Gate falló. Tras añadir las pruebas del frontend (análisis 4), la cobertura del código nuevo subió a 94,0 % sobre 35 líneas nuevas y el Quality Gate se aprobó. La cobertura total del proyecto pasó de 51,6 % a 93,2 % (sección 3.7).</w:t>
       </w:r>
     </w:p>
     <w:p>
@@ -2636,10 +2730,12 @@
         </w:tblBorders>
       </w:tblPr>
       <w:tblGrid>
-        <w:gridCol w:w="3300"/>
-        <w:gridCol w:w="1500"/>
-        <w:gridCol w:w="1500"/>
-        <w:gridCol w:w="3780"/>
+        <w:gridCol w:w="2700"/>
+        <w:gridCol w:w="1250"/>
+        <w:gridCol w:w="1250"/>
+        <w:gridCol w:w="1250"/>
+        <w:gridCol w:w="1250"/>
+        <w:gridCol w:w="2380"/>
       </w:tblGrid>
       <w:tr>
         <w:trPr>
@@ -2648,7 +2744,7 @@
         </w:trPr>
         <w:tc>
           <w:tcPr>
-            <w:tcW w:type="dxa" w:w="3300"/>
+            <w:tcW w:type="dxa" w:w="2700"/>
             <w:tcBorders>
               <w:top w:val="single" w:color="C5CDD3" w:sz="4"/>
               <w:left w:val="single" w:color="C5CDD3" w:sz="4"/>
@@ -2683,7 +2779,7 @@
         </w:tc>
         <w:tc>
           <w:tcPr>
-            <w:tcW w:type="dxa" w:w="1500"/>
+            <w:tcW w:type="dxa" w:w="1250"/>
             <w:tcBorders>
               <w:top w:val="single" w:color="C5CDD3" w:sz="4"/>
               <w:left w:val="single" w:color="C5CDD3" w:sz="4"/>
@@ -2718,7 +2814,7 @@
         </w:tc>
         <w:tc>
           <w:tcPr>
-            <w:tcW w:type="dxa" w:w="1500"/>
+            <w:tcW w:type="dxa" w:w="1250"/>
             <w:tcBorders>
               <w:top w:val="single" w:color="C5CDD3" w:sz="4"/>
               <w:left w:val="single" w:color="C5CDD3" w:sz="4"/>
@@ -2747,13 +2843,83 @@
                 <w:sz w:val="19"/>
                 <w:szCs w:val="19"/>
               </w:rPr>
-              <w:t xml:space="preserve">Análisis 2 (final)</w:t>
-            </w:r>
-          </w:p>
-        </w:tc>
-        <w:tc>
-          <w:tcPr>
-            <w:tcW w:type="dxa" w:w="3780"/>
+              <w:t xml:space="preserve">Análisis 2 (hallazgos corregidos)</w:t>
+            </w:r>
+          </w:p>
+        </w:tc>
+        <w:tc>
+          <w:tcPr>
+            <w:tcW w:type="dxa" w:w="1250"/>
+            <w:tcBorders>
+              <w:top w:val="single" w:color="C5CDD3" w:sz="4"/>
+              <w:left w:val="single" w:color="C5CDD3" w:sz="4"/>
+              <w:bottom w:val="single" w:color="C5CDD3" w:sz="4"/>
+              <w:right w:val="single" w:color="C5CDD3" w:sz="4"/>
+            </w:tcBorders>
+            <w:shd w:fill="0A3D2A" w:color="auto" w:val="clear"/>
+            <w:tcMar>
+              <w:top w:type="dxa" w:w="70"/>
+              <w:left w:type="dxa" w:w="110"/>
+              <w:bottom w:type="dxa" w:w="50"/>
+              <w:right w:type="dxa" w:w="110"/>
+            </w:tcMar>
+            <w:vAlign w:val="top"/>
+          </w:tcPr>
+          <w:p>
+            <w:pPr>
+              <w:spacing w:after="40" w:line="264"/>
+            </w:pPr>
+            <w:r>
+              <w:rPr>
+                <w:rFonts w:ascii="Arial" w:cs="Arial" w:eastAsia="Arial" w:hAnsi="Arial"/>
+                <w:b/>
+                <w:bCs/>
+                <w:color w:val="FFFFFF"/>
+                <w:sz w:val="19"/>
+                <w:szCs w:val="19"/>
+              </w:rPr>
+              <w:t xml:space="preserve">Análisis 3 (frontend sin pruebas)</w:t>
+            </w:r>
+          </w:p>
+        </w:tc>
+        <w:tc>
+          <w:tcPr>
+            <w:tcW w:type="dxa" w:w="1250"/>
+            <w:tcBorders>
+              <w:top w:val="single" w:color="C5CDD3" w:sz="4"/>
+              <w:left w:val="single" w:color="C5CDD3" w:sz="4"/>
+              <w:bottom w:val="single" w:color="C5CDD3" w:sz="4"/>
+              <w:right w:val="single" w:color="C5CDD3" w:sz="4"/>
+            </w:tcBorders>
+            <w:shd w:fill="0A3D2A" w:color="auto" w:val="clear"/>
+            <w:tcMar>
+              <w:top w:type="dxa" w:w="70"/>
+              <w:left w:type="dxa" w:w="110"/>
+              <w:bottom w:type="dxa" w:w="50"/>
+              <w:right w:type="dxa" w:w="110"/>
+            </w:tcMar>
+            <w:vAlign w:val="top"/>
+          </w:tcPr>
+          <w:p>
+            <w:pPr>
+              <w:spacing w:after="40" w:line="264"/>
+            </w:pPr>
+            <w:r>
+              <w:rPr>
+                <w:rFonts w:ascii="Arial" w:cs="Arial" w:eastAsia="Arial" w:hAnsi="Arial"/>
+                <w:b/>
+                <w:bCs/>
+                <w:color w:val="FFFFFF"/>
+                <w:sz w:val="19"/>
+                <w:szCs w:val="19"/>
+              </w:rPr>
+              <w:t xml:space="preserve">Análisis 4 (final)</w:t>
+            </w:r>
+          </w:p>
+        </w:tc>
+        <w:tc>
+          <w:tcPr>
+            <w:tcW w:type="dxa" w:w="2380"/>
             <w:tcBorders>
               <w:top w:val="single" w:color="C5CDD3" w:sz="4"/>
               <w:left w:val="single" w:color="C5CDD3" w:sz="4"/>
@@ -2794,7 +2960,7 @@
         </w:trPr>
         <w:tc>
           <w:tcPr>
-            <w:tcW w:type="dxa" w:w="3300"/>
+            <w:tcW w:type="dxa" w:w="2700"/>
             <w:tcBorders>
               <w:top w:val="single" w:color="C5CDD3" w:sz="4"/>
               <w:left w:val="single" w:color="C5CDD3" w:sz="4"/>
@@ -2825,7 +2991,7 @@
         </w:tc>
         <w:tc>
           <w:tcPr>
-            <w:tcW w:type="dxa" w:w="1500"/>
+            <w:tcW w:type="dxa" w:w="1250"/>
             <w:tcBorders>
               <w:top w:val="single" w:color="C5CDD3" w:sz="4"/>
               <w:left w:val="single" w:color="C5CDD3" w:sz="4"/>
@@ -2856,7 +3022,7 @@
         </w:tc>
         <w:tc>
           <w:tcPr>
-            <w:tcW w:type="dxa" w:w="1500"/>
+            <w:tcW w:type="dxa" w:w="1250"/>
             <w:tcBorders>
               <w:top w:val="single" w:color="C5CDD3" w:sz="4"/>
               <w:left w:val="single" w:color="C5CDD3" w:sz="4"/>
@@ -2887,7 +3053,69 @@
         </w:tc>
         <w:tc>
           <w:tcPr>
-            <w:tcW w:type="dxa" w:w="3780"/>
+            <w:tcW w:type="dxa" w:w="1250"/>
+            <w:tcBorders>
+              <w:top w:val="single" w:color="C5CDD3" w:sz="4"/>
+              <w:left w:val="single" w:color="C5CDD3" w:sz="4"/>
+              <w:bottom w:val="single" w:color="C5CDD3" w:sz="4"/>
+              <w:right w:val="single" w:color="C5CDD3" w:sz="4"/>
+            </w:tcBorders>
+            <w:tcMar>
+              <w:top w:type="dxa" w:w="70"/>
+              <w:left w:type="dxa" w:w="110"/>
+              <w:bottom w:type="dxa" w:w="50"/>
+              <w:right w:type="dxa" w:w="110"/>
+            </w:tcMar>
+            <w:vAlign w:val="top"/>
+          </w:tcPr>
+          <w:p>
+            <w:pPr>
+              <w:spacing w:after="40" w:line="264"/>
+            </w:pPr>
+            <w:r>
+              <w:rPr>
+                <w:rFonts w:ascii="Arial" w:cs="Arial" w:eastAsia="Arial" w:hAnsi="Arial"/>
+                <w:sz w:val="19"/>
+                <w:szCs w:val="19"/>
+              </w:rPr>
+              <w:t xml:space="preserve">4.174</w:t>
+            </w:r>
+          </w:p>
+        </w:tc>
+        <w:tc>
+          <w:tcPr>
+            <w:tcW w:type="dxa" w:w="1250"/>
+            <w:tcBorders>
+              <w:top w:val="single" w:color="C5CDD3" w:sz="4"/>
+              <w:left w:val="single" w:color="C5CDD3" w:sz="4"/>
+              <w:bottom w:val="single" w:color="C5CDD3" w:sz="4"/>
+              <w:right w:val="single" w:color="C5CDD3" w:sz="4"/>
+            </w:tcBorders>
+            <w:tcMar>
+              <w:top w:type="dxa" w:w="70"/>
+              <w:left w:type="dxa" w:w="110"/>
+              <w:bottom w:type="dxa" w:w="50"/>
+              <w:right w:type="dxa" w:w="110"/>
+            </w:tcMar>
+            <w:vAlign w:val="top"/>
+          </w:tcPr>
+          <w:p>
+            <w:pPr>
+              <w:spacing w:after="40" w:line="264"/>
+            </w:pPr>
+            <w:r>
+              <w:rPr>
+                <w:rFonts w:ascii="Arial" w:cs="Arial" w:eastAsia="Arial" w:hAnsi="Arial"/>
+                <w:sz w:val="19"/>
+                <w:szCs w:val="19"/>
+              </w:rPr>
+              <w:t xml:space="preserve">4.174</w:t>
+            </w:r>
+          </w:p>
+        </w:tc>
+        <w:tc>
+          <w:tcPr>
+            <w:tcW w:type="dxa" w:w="2380"/>
             <w:tcBorders>
               <w:top w:val="single" w:color="C5CDD3" w:sz="4"/>
               <w:left w:val="single" w:color="C5CDD3" w:sz="4"/>
@@ -2924,7 +3152,7 @@
         </w:trPr>
         <w:tc>
           <w:tcPr>
-            <w:tcW w:type="dxa" w:w="3300"/>
+            <w:tcW w:type="dxa" w:w="2700"/>
             <w:tcBorders>
               <w:top w:val="single" w:color="C5CDD3" w:sz="4"/>
               <w:left w:val="single" w:color="C5CDD3" w:sz="4"/>
@@ -2955,7 +3183,7 @@
         </w:tc>
         <w:tc>
           <w:tcPr>
-            <w:tcW w:type="dxa" w:w="1500"/>
+            <w:tcW w:type="dxa" w:w="1250"/>
             <w:tcBorders>
               <w:top w:val="single" w:color="C5CDD3" w:sz="4"/>
               <w:left w:val="single" w:color="C5CDD3" w:sz="4"/>
@@ -2986,7 +3214,7 @@
         </w:tc>
         <w:tc>
           <w:tcPr>
-            <w:tcW w:type="dxa" w:w="1500"/>
+            <w:tcW w:type="dxa" w:w="1250"/>
             <w:tcBorders>
               <w:top w:val="single" w:color="C5CDD3" w:sz="4"/>
               <w:left w:val="single" w:color="C5CDD3" w:sz="4"/>
@@ -3017,7 +3245,69 @@
         </w:tc>
         <w:tc>
           <w:tcPr>
-            <w:tcW w:type="dxa" w:w="3780"/>
+            <w:tcW w:type="dxa" w:w="1250"/>
+            <w:tcBorders>
+              <w:top w:val="single" w:color="C5CDD3" w:sz="4"/>
+              <w:left w:val="single" w:color="C5CDD3" w:sz="4"/>
+              <w:bottom w:val="single" w:color="C5CDD3" w:sz="4"/>
+              <w:right w:val="single" w:color="C5CDD3" w:sz="4"/>
+            </w:tcBorders>
+            <w:tcMar>
+              <w:top w:type="dxa" w:w="70"/>
+              <w:left w:type="dxa" w:w="110"/>
+              <w:bottom w:type="dxa" w:w="50"/>
+              <w:right w:type="dxa" w:w="110"/>
+            </w:tcMar>
+            <w:vAlign w:val="top"/>
+          </w:tcPr>
+          <w:p>
+            <w:pPr>
+              <w:spacing w:after="40" w:line="264"/>
+            </w:pPr>
+            <w:r>
+              <w:rPr>
+                <w:rFonts w:ascii="Arial" w:cs="Arial" w:eastAsia="Arial" w:hAnsi="Arial"/>
+                <w:sz w:val="19"/>
+                <w:szCs w:val="19"/>
+              </w:rPr>
+              <w:t xml:space="preserve">84</w:t>
+            </w:r>
+          </w:p>
+        </w:tc>
+        <w:tc>
+          <w:tcPr>
+            <w:tcW w:type="dxa" w:w="1250"/>
+            <w:tcBorders>
+              <w:top w:val="single" w:color="C5CDD3" w:sz="4"/>
+              <w:left w:val="single" w:color="C5CDD3" w:sz="4"/>
+              <w:bottom w:val="single" w:color="C5CDD3" w:sz="4"/>
+              <w:right w:val="single" w:color="C5CDD3" w:sz="4"/>
+            </w:tcBorders>
+            <w:tcMar>
+              <w:top w:type="dxa" w:w="70"/>
+              <w:left w:type="dxa" w:w="110"/>
+              <w:bottom w:type="dxa" w:w="50"/>
+              <w:right w:type="dxa" w:w="110"/>
+            </w:tcMar>
+            <w:vAlign w:val="top"/>
+          </w:tcPr>
+          <w:p>
+            <w:pPr>
+              <w:spacing w:after="40" w:line="264"/>
+            </w:pPr>
+            <w:r>
+              <w:rPr>
+                <w:rFonts w:ascii="Arial" w:cs="Arial" w:eastAsia="Arial" w:hAnsi="Arial"/>
+                <w:sz w:val="19"/>
+                <w:szCs w:val="19"/>
+              </w:rPr>
+              <w:t xml:space="preserve">84</w:t>
+            </w:r>
+          </w:p>
+        </w:tc>
+        <w:tc>
+          <w:tcPr>
+            <w:tcW w:type="dxa" w:w="2380"/>
             <w:tcBorders>
               <w:top w:val="single" w:color="C5CDD3" w:sz="4"/>
               <w:left w:val="single" w:color="C5CDD3" w:sz="4"/>
@@ -3054,7 +3344,7 @@
         </w:trPr>
         <w:tc>
           <w:tcPr>
-            <w:tcW w:type="dxa" w:w="3300"/>
+            <w:tcW w:type="dxa" w:w="2700"/>
             <w:tcBorders>
               <w:top w:val="single" w:color="C5CDD3" w:sz="4"/>
               <w:left w:val="single" w:color="C5CDD3" w:sz="4"/>
@@ -3085,7 +3375,7 @@
         </w:tc>
         <w:tc>
           <w:tcPr>
-            <w:tcW w:type="dxa" w:w="1500"/>
+            <w:tcW w:type="dxa" w:w="1250"/>
             <w:tcBorders>
               <w:top w:val="single" w:color="C5CDD3" w:sz="4"/>
               <w:left w:val="single" w:color="C5CDD3" w:sz="4"/>
@@ -3116,7 +3406,7 @@
         </w:tc>
         <w:tc>
           <w:tcPr>
-            <w:tcW w:type="dxa" w:w="1500"/>
+            <w:tcW w:type="dxa" w:w="1250"/>
             <w:tcBorders>
               <w:top w:val="single" w:color="C5CDD3" w:sz="4"/>
               <w:left w:val="single" w:color="C5CDD3" w:sz="4"/>
@@ -3147,7 +3437,69 @@
         </w:tc>
         <w:tc>
           <w:tcPr>
-            <w:tcW w:type="dxa" w:w="3780"/>
+            <w:tcW w:type="dxa" w:w="1250"/>
+            <w:tcBorders>
+              <w:top w:val="single" w:color="C5CDD3" w:sz="4"/>
+              <w:left w:val="single" w:color="C5CDD3" w:sz="4"/>
+              <w:bottom w:val="single" w:color="C5CDD3" w:sz="4"/>
+              <w:right w:val="single" w:color="C5CDD3" w:sz="4"/>
+            </w:tcBorders>
+            <w:tcMar>
+              <w:top w:type="dxa" w:w="70"/>
+              <w:left w:type="dxa" w:w="110"/>
+              <w:bottom w:type="dxa" w:w="50"/>
+              <w:right w:type="dxa" w:w="110"/>
+            </w:tcMar>
+            <w:vAlign w:val="top"/>
+          </w:tcPr>
+          <w:p>
+            <w:pPr>
+              <w:spacing w:after="40" w:line="264"/>
+            </w:pPr>
+            <w:r>
+              <w:rPr>
+                <w:rFonts w:ascii="Arial" w:cs="Arial" w:eastAsia="Arial" w:hAnsi="Arial"/>
+                <w:sz w:val="19"/>
+                <w:szCs w:val="19"/>
+              </w:rPr>
+              <w:t xml:space="preserve">0</w:t>
+            </w:r>
+          </w:p>
+        </w:tc>
+        <w:tc>
+          <w:tcPr>
+            <w:tcW w:type="dxa" w:w="1250"/>
+            <w:tcBorders>
+              <w:top w:val="single" w:color="C5CDD3" w:sz="4"/>
+              <w:left w:val="single" w:color="C5CDD3" w:sz="4"/>
+              <w:bottom w:val="single" w:color="C5CDD3" w:sz="4"/>
+              <w:right w:val="single" w:color="C5CDD3" w:sz="4"/>
+            </w:tcBorders>
+            <w:tcMar>
+              <w:top w:type="dxa" w:w="70"/>
+              <w:left w:type="dxa" w:w="110"/>
+              <w:bottom w:type="dxa" w:w="50"/>
+              <w:right w:type="dxa" w:w="110"/>
+            </w:tcMar>
+            <w:vAlign w:val="top"/>
+          </w:tcPr>
+          <w:p>
+            <w:pPr>
+              <w:spacing w:after="40" w:line="264"/>
+            </w:pPr>
+            <w:r>
+              <w:rPr>
+                <w:rFonts w:ascii="Arial" w:cs="Arial" w:eastAsia="Arial" w:hAnsi="Arial"/>
+                <w:sz w:val="19"/>
+                <w:szCs w:val="19"/>
+              </w:rPr>
+              <w:t xml:space="preserve">0</w:t>
+            </w:r>
+          </w:p>
+        </w:tc>
+        <w:tc>
+          <w:tcPr>
+            <w:tcW w:type="dxa" w:w="2380"/>
             <w:tcBorders>
               <w:top w:val="single" w:color="C5CDD3" w:sz="4"/>
               <w:left w:val="single" w:color="C5CDD3" w:sz="4"/>
@@ -3184,7 +3536,7 @@
         </w:trPr>
         <w:tc>
           <w:tcPr>
-            <w:tcW w:type="dxa" w:w="3300"/>
+            <w:tcW w:type="dxa" w:w="2700"/>
             <w:tcBorders>
               <w:top w:val="single" w:color="C5CDD3" w:sz="4"/>
               <w:left w:val="single" w:color="C5CDD3" w:sz="4"/>
@@ -3215,7 +3567,7 @@
         </w:tc>
         <w:tc>
           <w:tcPr>
-            <w:tcW w:type="dxa" w:w="1500"/>
+            <w:tcW w:type="dxa" w:w="1250"/>
             <w:tcBorders>
               <w:top w:val="single" w:color="C5CDD3" w:sz="4"/>
               <w:left w:val="single" w:color="C5CDD3" w:sz="4"/>
@@ -3246,7 +3598,7 @@
         </w:tc>
         <w:tc>
           <w:tcPr>
-            <w:tcW w:type="dxa" w:w="1500"/>
+            <w:tcW w:type="dxa" w:w="1250"/>
             <w:tcBorders>
               <w:top w:val="single" w:color="C5CDD3" w:sz="4"/>
               <w:left w:val="single" w:color="C5CDD3" w:sz="4"/>
@@ -3277,7 +3629,69 @@
         </w:tc>
         <w:tc>
           <w:tcPr>
-            <w:tcW w:type="dxa" w:w="3780"/>
+            <w:tcW w:type="dxa" w:w="1250"/>
+            <w:tcBorders>
+              <w:top w:val="single" w:color="C5CDD3" w:sz="4"/>
+              <w:left w:val="single" w:color="C5CDD3" w:sz="4"/>
+              <w:bottom w:val="single" w:color="C5CDD3" w:sz="4"/>
+              <w:right w:val="single" w:color="C5CDD3" w:sz="4"/>
+            </w:tcBorders>
+            <w:tcMar>
+              <w:top w:type="dxa" w:w="70"/>
+              <w:left w:type="dxa" w:w="110"/>
+              <w:bottom w:type="dxa" w:w="50"/>
+              <w:right w:type="dxa" w:w="110"/>
+            </w:tcMar>
+            <w:vAlign w:val="top"/>
+          </w:tcPr>
+          <w:p>
+            <w:pPr>
+              <w:spacing w:after="40" w:line="264"/>
+            </w:pPr>
+            <w:r>
+              <w:rPr>
+                <w:rFonts w:ascii="Arial" w:cs="Arial" w:eastAsia="Arial" w:hAnsi="Arial"/>
+                <w:sz w:val="19"/>
+                <w:szCs w:val="19"/>
+              </w:rPr>
+              <w:t xml:space="preserve">0</w:t>
+            </w:r>
+          </w:p>
+        </w:tc>
+        <w:tc>
+          <w:tcPr>
+            <w:tcW w:type="dxa" w:w="1250"/>
+            <w:tcBorders>
+              <w:top w:val="single" w:color="C5CDD3" w:sz="4"/>
+              <w:left w:val="single" w:color="C5CDD3" w:sz="4"/>
+              <w:bottom w:val="single" w:color="C5CDD3" w:sz="4"/>
+              <w:right w:val="single" w:color="C5CDD3" w:sz="4"/>
+            </w:tcBorders>
+            <w:tcMar>
+              <w:top w:type="dxa" w:w="70"/>
+              <w:left w:type="dxa" w:w="110"/>
+              <w:bottom w:type="dxa" w:w="50"/>
+              <w:right w:type="dxa" w:w="110"/>
+            </w:tcMar>
+            <w:vAlign w:val="top"/>
+          </w:tcPr>
+          <w:p>
+            <w:pPr>
+              <w:spacing w:after="40" w:line="264"/>
+            </w:pPr>
+            <w:r>
+              <w:rPr>
+                <w:rFonts w:ascii="Arial" w:cs="Arial" w:eastAsia="Arial" w:hAnsi="Arial"/>
+                <w:sz w:val="19"/>
+                <w:szCs w:val="19"/>
+              </w:rPr>
+              <w:t xml:space="preserve">0</w:t>
+            </w:r>
+          </w:p>
+        </w:tc>
+        <w:tc>
+          <w:tcPr>
+            <w:tcW w:type="dxa" w:w="2380"/>
             <w:tcBorders>
               <w:top w:val="single" w:color="C5CDD3" w:sz="4"/>
               <w:left w:val="single" w:color="C5CDD3" w:sz="4"/>
@@ -3314,7 +3728,7 @@
         </w:trPr>
         <w:tc>
           <w:tcPr>
-            <w:tcW w:type="dxa" w:w="3300"/>
+            <w:tcW w:type="dxa" w:w="2700"/>
             <w:tcBorders>
               <w:top w:val="single" w:color="C5CDD3" w:sz="4"/>
               <w:left w:val="single" w:color="C5CDD3" w:sz="4"/>
@@ -3345,7 +3759,7 @@
         </w:tc>
         <w:tc>
           <w:tcPr>
-            <w:tcW w:type="dxa" w:w="1500"/>
+            <w:tcW w:type="dxa" w:w="1250"/>
             <w:tcBorders>
               <w:top w:val="single" w:color="C5CDD3" w:sz="4"/>
               <w:left w:val="single" w:color="C5CDD3" w:sz="4"/>
@@ -3376,7 +3790,7 @@
         </w:tc>
         <w:tc>
           <w:tcPr>
-            <w:tcW w:type="dxa" w:w="1500"/>
+            <w:tcW w:type="dxa" w:w="1250"/>
             <w:tcBorders>
               <w:top w:val="single" w:color="C5CDD3" w:sz="4"/>
               <w:left w:val="single" w:color="C5CDD3" w:sz="4"/>
@@ -3407,7 +3821,69 @@
         </w:tc>
         <w:tc>
           <w:tcPr>
-            <w:tcW w:type="dxa" w:w="3780"/>
+            <w:tcW w:type="dxa" w:w="1250"/>
+            <w:tcBorders>
+              <w:top w:val="single" w:color="C5CDD3" w:sz="4"/>
+              <w:left w:val="single" w:color="C5CDD3" w:sz="4"/>
+              <w:bottom w:val="single" w:color="C5CDD3" w:sz="4"/>
+              <w:right w:val="single" w:color="C5CDD3" w:sz="4"/>
+            </w:tcBorders>
+            <w:tcMar>
+              <w:top w:type="dxa" w:w="70"/>
+              <w:left w:type="dxa" w:w="110"/>
+              <w:bottom w:type="dxa" w:w="50"/>
+              <w:right w:type="dxa" w:w="110"/>
+            </w:tcMar>
+            <w:vAlign w:val="top"/>
+          </w:tcPr>
+          <w:p>
+            <w:pPr>
+              <w:spacing w:after="40" w:line="264"/>
+            </w:pPr>
+            <w:r>
+              <w:rPr>
+                <w:rFonts w:ascii="Arial" w:cs="Arial" w:eastAsia="Arial" w:hAnsi="Arial"/>
+                <w:sz w:val="19"/>
+                <w:szCs w:val="19"/>
+              </w:rPr>
+              <w:t xml:space="preserve">0</w:t>
+            </w:r>
+          </w:p>
+        </w:tc>
+        <w:tc>
+          <w:tcPr>
+            <w:tcW w:type="dxa" w:w="1250"/>
+            <w:tcBorders>
+              <w:top w:val="single" w:color="C5CDD3" w:sz="4"/>
+              <w:left w:val="single" w:color="C5CDD3" w:sz="4"/>
+              <w:bottom w:val="single" w:color="C5CDD3" w:sz="4"/>
+              <w:right w:val="single" w:color="C5CDD3" w:sz="4"/>
+            </w:tcBorders>
+            <w:tcMar>
+              <w:top w:type="dxa" w:w="70"/>
+              <w:left w:type="dxa" w:w="110"/>
+              <w:bottom w:type="dxa" w:w="50"/>
+              <w:right w:type="dxa" w:w="110"/>
+            </w:tcMar>
+            <w:vAlign w:val="top"/>
+          </w:tcPr>
+          <w:p>
+            <w:pPr>
+              <w:spacing w:after="40" w:line="264"/>
+            </w:pPr>
+            <w:r>
+              <w:rPr>
+                <w:rFonts w:ascii="Arial" w:cs="Arial" w:eastAsia="Arial" w:hAnsi="Arial"/>
+                <w:sz w:val="19"/>
+                <w:szCs w:val="19"/>
+              </w:rPr>
+              <w:t xml:space="preserve">0</w:t>
+            </w:r>
+          </w:p>
+        </w:tc>
+        <w:tc>
+          <w:tcPr>
+            <w:tcW w:type="dxa" w:w="2380"/>
             <w:tcBorders>
               <w:top w:val="single" w:color="C5CDD3" w:sz="4"/>
               <w:left w:val="single" w:color="C5CDD3" w:sz="4"/>
@@ -3444,7 +3920,7 @@
         </w:trPr>
         <w:tc>
           <w:tcPr>
-            <w:tcW w:type="dxa" w:w="3300"/>
+            <w:tcW w:type="dxa" w:w="2700"/>
             <w:tcBorders>
               <w:top w:val="single" w:color="C5CDD3" w:sz="4"/>
               <w:left w:val="single" w:color="C5CDD3" w:sz="4"/>
@@ -3475,7 +3951,7 @@
         </w:tc>
         <w:tc>
           <w:tcPr>
-            <w:tcW w:type="dxa" w:w="1500"/>
+            <w:tcW w:type="dxa" w:w="1250"/>
             <w:tcBorders>
               <w:top w:val="single" w:color="C5CDD3" w:sz="4"/>
               <w:left w:val="single" w:color="C5CDD3" w:sz="4"/>
@@ -3506,7 +3982,7 @@
         </w:tc>
         <w:tc>
           <w:tcPr>
-            <w:tcW w:type="dxa" w:w="1500"/>
+            <w:tcW w:type="dxa" w:w="1250"/>
             <w:tcBorders>
               <w:top w:val="single" w:color="C5CDD3" w:sz="4"/>
               <w:left w:val="single" w:color="C5CDD3" w:sz="4"/>
@@ -3537,7 +4013,69 @@
         </w:tc>
         <w:tc>
           <w:tcPr>
-            <w:tcW w:type="dxa" w:w="3780"/>
+            <w:tcW w:type="dxa" w:w="1250"/>
+            <w:tcBorders>
+              <w:top w:val="single" w:color="C5CDD3" w:sz="4"/>
+              <w:left w:val="single" w:color="C5CDD3" w:sz="4"/>
+              <w:bottom w:val="single" w:color="C5CDD3" w:sz="4"/>
+              <w:right w:val="single" w:color="C5CDD3" w:sz="4"/>
+            </w:tcBorders>
+            <w:tcMar>
+              <w:top w:type="dxa" w:w="70"/>
+              <w:left w:type="dxa" w:w="110"/>
+              <w:bottom w:type="dxa" w:w="50"/>
+              <w:right w:type="dxa" w:w="110"/>
+            </w:tcMar>
+            <w:vAlign w:val="top"/>
+          </w:tcPr>
+          <w:p>
+            <w:pPr>
+              <w:spacing w:after="40" w:line="264"/>
+            </w:pPr>
+            <w:r>
+              <w:rPr>
+                <w:rFonts w:ascii="Arial" w:cs="Arial" w:eastAsia="Arial" w:hAnsi="Arial"/>
+                <w:sz w:val="19"/>
+                <w:szCs w:val="19"/>
+              </w:rPr>
+              <w:t xml:space="preserve">0</w:t>
+            </w:r>
+          </w:p>
+        </w:tc>
+        <w:tc>
+          <w:tcPr>
+            <w:tcW w:type="dxa" w:w="1250"/>
+            <w:tcBorders>
+              <w:top w:val="single" w:color="C5CDD3" w:sz="4"/>
+              <w:left w:val="single" w:color="C5CDD3" w:sz="4"/>
+              <w:bottom w:val="single" w:color="C5CDD3" w:sz="4"/>
+              <w:right w:val="single" w:color="C5CDD3" w:sz="4"/>
+            </w:tcBorders>
+            <w:tcMar>
+              <w:top w:type="dxa" w:w="70"/>
+              <w:left w:type="dxa" w:w="110"/>
+              <w:bottom w:type="dxa" w:w="50"/>
+              <w:right w:type="dxa" w:w="110"/>
+            </w:tcMar>
+            <w:vAlign w:val="top"/>
+          </w:tcPr>
+          <w:p>
+            <w:pPr>
+              <w:spacing w:after="40" w:line="264"/>
+            </w:pPr>
+            <w:r>
+              <w:rPr>
+                <w:rFonts w:ascii="Arial" w:cs="Arial" w:eastAsia="Arial" w:hAnsi="Arial"/>
+                <w:sz w:val="19"/>
+                <w:szCs w:val="19"/>
+              </w:rPr>
+              <w:t xml:space="preserve">0</w:t>
+            </w:r>
+          </w:p>
+        </w:tc>
+        <w:tc>
+          <w:tcPr>
+            <w:tcW w:type="dxa" w:w="2380"/>
             <w:tcBorders>
               <w:top w:val="single" w:color="C5CDD3" w:sz="4"/>
               <w:left w:val="single" w:color="C5CDD3" w:sz="4"/>
@@ -3574,7 +4112,7 @@
         </w:trPr>
         <w:tc>
           <w:tcPr>
-            <w:tcW w:type="dxa" w:w="3300"/>
+            <w:tcW w:type="dxa" w:w="2700"/>
             <w:tcBorders>
               <w:top w:val="single" w:color="C5CDD3" w:sz="4"/>
               <w:left w:val="single" w:color="C5CDD3" w:sz="4"/>
@@ -3605,7 +4143,7 @@
         </w:tc>
         <w:tc>
           <w:tcPr>
-            <w:tcW w:type="dxa" w:w="1500"/>
+            <w:tcW w:type="dxa" w:w="1250"/>
             <w:tcBorders>
               <w:top w:val="single" w:color="C5CDD3" w:sz="4"/>
               <w:left w:val="single" w:color="C5CDD3" w:sz="4"/>
@@ -3636,7 +4174,7 @@
         </w:tc>
         <w:tc>
           <w:tcPr>
-            <w:tcW w:type="dxa" w:w="1500"/>
+            <w:tcW w:type="dxa" w:w="1250"/>
             <w:tcBorders>
               <w:top w:val="single" w:color="C5CDD3" w:sz="4"/>
               <w:left w:val="single" w:color="C5CDD3" w:sz="4"/>
@@ -3667,7 +4205,69 @@
         </w:tc>
         <w:tc>
           <w:tcPr>
-            <w:tcW w:type="dxa" w:w="3780"/>
+            <w:tcW w:type="dxa" w:w="1250"/>
+            <w:tcBorders>
+              <w:top w:val="single" w:color="C5CDD3" w:sz="4"/>
+              <w:left w:val="single" w:color="C5CDD3" w:sz="4"/>
+              <w:bottom w:val="single" w:color="C5CDD3" w:sz="4"/>
+              <w:right w:val="single" w:color="C5CDD3" w:sz="4"/>
+            </w:tcBorders>
+            <w:tcMar>
+              <w:top w:type="dxa" w:w="70"/>
+              <w:left w:type="dxa" w:w="110"/>
+              <w:bottom w:type="dxa" w:w="50"/>
+              <w:right w:type="dxa" w:w="110"/>
+            </w:tcMar>
+            <w:vAlign w:val="top"/>
+          </w:tcPr>
+          <w:p>
+            <w:pPr>
+              <w:spacing w:after="40" w:line="264"/>
+            </w:pPr>
+            <w:r>
+              <w:rPr>
+                <w:rFonts w:ascii="Arial" w:cs="Arial" w:eastAsia="Arial" w:hAnsi="Arial"/>
+                <w:sz w:val="19"/>
+                <w:szCs w:val="19"/>
+              </w:rPr>
+              <w:t xml:space="preserve">0 min</w:t>
+            </w:r>
+          </w:p>
+        </w:tc>
+        <w:tc>
+          <w:tcPr>
+            <w:tcW w:type="dxa" w:w="1250"/>
+            <w:tcBorders>
+              <w:top w:val="single" w:color="C5CDD3" w:sz="4"/>
+              <w:left w:val="single" w:color="C5CDD3" w:sz="4"/>
+              <w:bottom w:val="single" w:color="C5CDD3" w:sz="4"/>
+              <w:right w:val="single" w:color="C5CDD3" w:sz="4"/>
+            </w:tcBorders>
+            <w:tcMar>
+              <w:top w:type="dxa" w:w="70"/>
+              <w:left w:type="dxa" w:w="110"/>
+              <w:bottom w:type="dxa" w:w="50"/>
+              <w:right w:type="dxa" w:w="110"/>
+            </w:tcMar>
+            <w:vAlign w:val="top"/>
+          </w:tcPr>
+          <w:p>
+            <w:pPr>
+              <w:spacing w:after="40" w:line="264"/>
+            </w:pPr>
+            <w:r>
+              <w:rPr>
+                <w:rFonts w:ascii="Arial" w:cs="Arial" w:eastAsia="Arial" w:hAnsi="Arial"/>
+                <w:sz w:val="19"/>
+                <w:szCs w:val="19"/>
+              </w:rPr>
+              <w:t xml:space="preserve">0 min</w:t>
+            </w:r>
+          </w:p>
+        </w:tc>
+        <w:tc>
+          <w:tcPr>
+            <w:tcW w:type="dxa" w:w="2380"/>
             <w:tcBorders>
               <w:top w:val="single" w:color="C5CDD3" w:sz="4"/>
               <w:left w:val="single" w:color="C5CDD3" w:sz="4"/>
@@ -3704,7 +4304,7 @@
         </w:trPr>
         <w:tc>
           <w:tcPr>
-            <w:tcW w:type="dxa" w:w="3300"/>
+            <w:tcW w:type="dxa" w:w="2700"/>
             <w:tcBorders>
               <w:top w:val="single" w:color="C5CDD3" w:sz="4"/>
               <w:left w:val="single" w:color="C5CDD3" w:sz="4"/>
@@ -3735,94 +4335,156 @@
         </w:tc>
         <w:tc>
           <w:tcPr>
-            <w:tcW w:type="dxa" w:w="1500"/>
-            <w:tcBorders>
-              <w:top w:val="single" w:color="C5CDD3" w:sz="4"/>
-              <w:left w:val="single" w:color="C5CDD3" w:sz="4"/>
-              <w:bottom w:val="single" w:color="C5CDD3" w:sz="4"/>
-              <w:right w:val="single" w:color="C5CDD3" w:sz="4"/>
-            </w:tcBorders>
-            <w:tcMar>
-              <w:top w:type="dxa" w:w="70"/>
-              <w:left w:type="dxa" w:w="110"/>
-              <w:bottom w:type="dxa" w:w="50"/>
-              <w:right w:type="dxa" w:w="110"/>
-            </w:tcMar>
-            <w:vAlign w:val="top"/>
-          </w:tcPr>
-          <w:p>
-            <w:pPr>
-              <w:spacing w:after="40" w:line="264"/>
-            </w:pPr>
-            <w:r>
-              <w:rPr>
-                <w:rFonts w:ascii="Arial" w:cs="Arial" w:eastAsia="Arial" w:hAnsi="Arial"/>
-                <w:sz w:val="19"/>
-                <w:szCs w:val="19"/>
-              </w:rPr>
-              <w:t xml:space="preserve">51.7 %</w:t>
-            </w:r>
-          </w:p>
-        </w:tc>
-        <w:tc>
-          <w:tcPr>
-            <w:tcW w:type="dxa" w:w="1500"/>
-            <w:tcBorders>
-              <w:top w:val="single" w:color="C5CDD3" w:sz="4"/>
-              <w:left w:val="single" w:color="C5CDD3" w:sz="4"/>
-              <w:bottom w:val="single" w:color="C5CDD3" w:sz="4"/>
-              <w:right w:val="single" w:color="C5CDD3" w:sz="4"/>
-            </w:tcBorders>
-            <w:tcMar>
-              <w:top w:type="dxa" w:w="70"/>
-              <w:left w:type="dxa" w:w="110"/>
-              <w:bottom w:type="dxa" w:w="50"/>
-              <w:right w:type="dxa" w:w="110"/>
-            </w:tcMar>
-            <w:vAlign w:val="top"/>
-          </w:tcPr>
-          <w:p>
-            <w:pPr>
-              <w:spacing w:after="40" w:line="264"/>
-            </w:pPr>
-            <w:r>
-              <w:rPr>
-                <w:rFonts w:ascii="Arial" w:cs="Arial" w:eastAsia="Arial" w:hAnsi="Arial"/>
-                <w:sz w:val="19"/>
-                <w:szCs w:val="19"/>
-              </w:rPr>
-              <w:t xml:space="preserve">51.7 %</w:t>
-            </w:r>
-          </w:p>
-        </w:tc>
-        <w:tc>
-          <w:tcPr>
-            <w:tcW w:type="dxa" w:w="3780"/>
-            <w:tcBorders>
-              <w:top w:val="single" w:color="C5CDD3" w:sz="4"/>
-              <w:left w:val="single" w:color="C5CDD3" w:sz="4"/>
-              <w:bottom w:val="single" w:color="C5CDD3" w:sz="4"/>
-              <w:right w:val="single" w:color="C5CDD3" w:sz="4"/>
-            </w:tcBorders>
-            <w:tcMar>
-              <w:top w:type="dxa" w:w="70"/>
-              <w:left w:type="dxa" w:w="110"/>
-              <w:bottom w:type="dxa" w:w="50"/>
-              <w:right w:type="dxa" w:w="110"/>
-            </w:tcMar>
-            <w:vAlign w:val="top"/>
-          </w:tcPr>
-          <w:p>
-            <w:pPr>
-              <w:spacing w:after="40" w:line="264"/>
-            </w:pPr>
-            <w:r>
-              <w:rPr>
-                <w:rFonts w:ascii="Arial" w:cs="Arial" w:eastAsia="Arial" w:hAnsi="Arial"/>
-                <w:sz w:val="19"/>
-                <w:szCs w:val="19"/>
-              </w:rPr>
-              <w:t xml:space="preserve">Líneas y ramas cubiertas por las pruebas Jest del backend</w:t>
+            <w:tcW w:type="dxa" w:w="1250"/>
+            <w:tcBorders>
+              <w:top w:val="single" w:color="C5CDD3" w:sz="4"/>
+              <w:left w:val="single" w:color="C5CDD3" w:sz="4"/>
+              <w:bottom w:val="single" w:color="C5CDD3" w:sz="4"/>
+              <w:right w:val="single" w:color="C5CDD3" w:sz="4"/>
+            </w:tcBorders>
+            <w:tcMar>
+              <w:top w:type="dxa" w:w="70"/>
+              <w:left w:type="dxa" w:w="110"/>
+              <w:bottom w:type="dxa" w:w="50"/>
+              <w:right w:type="dxa" w:w="110"/>
+            </w:tcMar>
+            <w:vAlign w:val="top"/>
+          </w:tcPr>
+          <w:p>
+            <w:pPr>
+              <w:spacing w:after="40" w:line="264"/>
+            </w:pPr>
+            <w:r>
+              <w:rPr>
+                <w:rFonts w:ascii="Arial" w:cs="Arial" w:eastAsia="Arial" w:hAnsi="Arial"/>
+                <w:sz w:val="19"/>
+                <w:szCs w:val="19"/>
+              </w:rPr>
+              <w:t xml:space="preserve">51,7 %</w:t>
+            </w:r>
+          </w:p>
+        </w:tc>
+        <w:tc>
+          <w:tcPr>
+            <w:tcW w:type="dxa" w:w="1250"/>
+            <w:tcBorders>
+              <w:top w:val="single" w:color="C5CDD3" w:sz="4"/>
+              <w:left w:val="single" w:color="C5CDD3" w:sz="4"/>
+              <w:bottom w:val="single" w:color="C5CDD3" w:sz="4"/>
+              <w:right w:val="single" w:color="C5CDD3" w:sz="4"/>
+            </w:tcBorders>
+            <w:tcMar>
+              <w:top w:type="dxa" w:w="70"/>
+              <w:left w:type="dxa" w:w="110"/>
+              <w:bottom w:type="dxa" w:w="50"/>
+              <w:right w:type="dxa" w:w="110"/>
+            </w:tcMar>
+            <w:vAlign w:val="top"/>
+          </w:tcPr>
+          <w:p>
+            <w:pPr>
+              <w:spacing w:after="40" w:line="264"/>
+            </w:pPr>
+            <w:r>
+              <w:rPr>
+                <w:rFonts w:ascii="Arial" w:cs="Arial" w:eastAsia="Arial" w:hAnsi="Arial"/>
+                <w:sz w:val="19"/>
+                <w:szCs w:val="19"/>
+              </w:rPr>
+              <w:t xml:space="preserve">51,7 %</w:t>
+            </w:r>
+          </w:p>
+        </w:tc>
+        <w:tc>
+          <w:tcPr>
+            <w:tcW w:type="dxa" w:w="1250"/>
+            <w:tcBorders>
+              <w:top w:val="single" w:color="C5CDD3" w:sz="4"/>
+              <w:left w:val="single" w:color="C5CDD3" w:sz="4"/>
+              <w:bottom w:val="single" w:color="C5CDD3" w:sz="4"/>
+              <w:right w:val="single" w:color="C5CDD3" w:sz="4"/>
+            </w:tcBorders>
+            <w:tcMar>
+              <w:top w:type="dxa" w:w="70"/>
+              <w:left w:type="dxa" w:w="110"/>
+              <w:bottom w:type="dxa" w:w="50"/>
+              <w:right w:type="dxa" w:w="110"/>
+            </w:tcMar>
+            <w:vAlign w:val="top"/>
+          </w:tcPr>
+          <w:p>
+            <w:pPr>
+              <w:spacing w:after="40" w:line="264"/>
+            </w:pPr>
+            <w:r>
+              <w:rPr>
+                <w:rFonts w:ascii="Arial" w:cs="Arial" w:eastAsia="Arial" w:hAnsi="Arial"/>
+                <w:sz w:val="19"/>
+                <w:szCs w:val="19"/>
+              </w:rPr>
+              <w:t xml:space="preserve">51,6 %</w:t>
+            </w:r>
+          </w:p>
+        </w:tc>
+        <w:tc>
+          <w:tcPr>
+            <w:tcW w:type="dxa" w:w="1250"/>
+            <w:tcBorders>
+              <w:top w:val="single" w:color="C5CDD3" w:sz="4"/>
+              <w:left w:val="single" w:color="C5CDD3" w:sz="4"/>
+              <w:bottom w:val="single" w:color="C5CDD3" w:sz="4"/>
+              <w:right w:val="single" w:color="C5CDD3" w:sz="4"/>
+            </w:tcBorders>
+            <w:tcMar>
+              <w:top w:type="dxa" w:w="70"/>
+              <w:left w:type="dxa" w:w="110"/>
+              <w:bottom w:type="dxa" w:w="50"/>
+              <w:right w:type="dxa" w:w="110"/>
+            </w:tcMar>
+            <w:vAlign w:val="top"/>
+          </w:tcPr>
+          <w:p>
+            <w:pPr>
+              <w:spacing w:after="40" w:line="264"/>
+            </w:pPr>
+            <w:r>
+              <w:rPr>
+                <w:rFonts w:ascii="Arial" w:cs="Arial" w:eastAsia="Arial" w:hAnsi="Arial"/>
+                <w:sz w:val="19"/>
+                <w:szCs w:val="19"/>
+              </w:rPr>
+              <w:t xml:space="preserve">93,2 %</w:t>
+            </w:r>
+          </w:p>
+        </w:tc>
+        <w:tc>
+          <w:tcPr>
+            <w:tcW w:type="dxa" w:w="2380"/>
+            <w:tcBorders>
+              <w:top w:val="single" w:color="C5CDD3" w:sz="4"/>
+              <w:left w:val="single" w:color="C5CDD3" w:sz="4"/>
+              <w:bottom w:val="single" w:color="C5CDD3" w:sz="4"/>
+              <w:right w:val="single" w:color="C5CDD3" w:sz="4"/>
+            </w:tcBorders>
+            <w:tcMar>
+              <w:top w:type="dxa" w:w="70"/>
+              <w:left w:type="dxa" w:w="110"/>
+              <w:bottom w:type="dxa" w:w="50"/>
+              <w:right w:type="dxa" w:w="110"/>
+            </w:tcMar>
+            <w:vAlign w:val="top"/>
+          </w:tcPr>
+          <w:p>
+            <w:pPr>
+              <w:spacing w:after="40" w:line="264"/>
+            </w:pPr>
+            <w:r>
+              <w:rPr>
+                <w:rFonts w:ascii="Arial" w:cs="Arial" w:eastAsia="Arial" w:hAnsi="Arial"/>
+                <w:sz w:val="19"/>
+                <w:szCs w:val="19"/>
+              </w:rPr>
+              <w:t xml:space="preserve">Líneas y ramas cubiertas por las pruebas (Jest en el backend y, desde el análisis 4, Vitest en el frontend)</w:t>
             </w:r>
           </w:p>
         </w:tc>
@@ -3834,7 +4496,7 @@
         </w:trPr>
         <w:tc>
           <w:tcPr>
-            <w:tcW w:type="dxa" w:w="3300"/>
+            <w:tcW w:type="dxa" w:w="2700"/>
             <w:tcBorders>
               <w:top w:val="single" w:color="C5CDD3" w:sz="4"/>
               <w:left w:val="single" w:color="C5CDD3" w:sz="4"/>
@@ -3865,69 +4527,131 @@
         </w:tc>
         <w:tc>
           <w:tcPr>
-            <w:tcW w:type="dxa" w:w="1500"/>
-            <w:tcBorders>
-              <w:top w:val="single" w:color="C5CDD3" w:sz="4"/>
-              <w:left w:val="single" w:color="C5CDD3" w:sz="4"/>
-              <w:bottom w:val="single" w:color="C5CDD3" w:sz="4"/>
-              <w:right w:val="single" w:color="C5CDD3" w:sz="4"/>
-            </w:tcBorders>
-            <w:tcMar>
-              <w:top w:type="dxa" w:w="70"/>
-              <w:left w:type="dxa" w:w="110"/>
-              <w:bottom w:type="dxa" w:w="50"/>
-              <w:right w:type="dxa" w:w="110"/>
-            </w:tcMar>
-            <w:vAlign w:val="top"/>
-          </w:tcPr>
-          <w:p>
-            <w:pPr>
-              <w:spacing w:after="40" w:line="264"/>
-            </w:pPr>
-            <w:r>
-              <w:rPr>
-                <w:rFonts w:ascii="Arial" w:cs="Arial" w:eastAsia="Arial" w:hAnsi="Arial"/>
-                <w:sz w:val="19"/>
-                <w:szCs w:val="19"/>
-              </w:rPr>
-              <w:t xml:space="preserve">47.7 %</w:t>
-            </w:r>
-          </w:p>
-        </w:tc>
-        <w:tc>
-          <w:tcPr>
-            <w:tcW w:type="dxa" w:w="1500"/>
-            <w:tcBorders>
-              <w:top w:val="single" w:color="C5CDD3" w:sz="4"/>
-              <w:left w:val="single" w:color="C5CDD3" w:sz="4"/>
-              <w:bottom w:val="single" w:color="C5CDD3" w:sz="4"/>
-              <w:right w:val="single" w:color="C5CDD3" w:sz="4"/>
-            </w:tcBorders>
-            <w:tcMar>
-              <w:top w:type="dxa" w:w="70"/>
-              <w:left w:type="dxa" w:w="110"/>
-              <w:bottom w:type="dxa" w:w="50"/>
-              <w:right w:type="dxa" w:w="110"/>
-            </w:tcMar>
-            <w:vAlign w:val="top"/>
-          </w:tcPr>
-          <w:p>
-            <w:pPr>
-              <w:spacing w:after="40" w:line="264"/>
-            </w:pPr>
-            <w:r>
-              <w:rPr>
-                <w:rFonts w:ascii="Arial" w:cs="Arial" w:eastAsia="Arial" w:hAnsi="Arial"/>
-                <w:sz w:val="19"/>
-                <w:szCs w:val="19"/>
-              </w:rPr>
-              <w:t xml:space="preserve">47.8 %</w:t>
-            </w:r>
-          </w:p>
-        </w:tc>
-        <w:tc>
-          <w:tcPr>
-            <w:tcW w:type="dxa" w:w="3780"/>
+            <w:tcW w:type="dxa" w:w="1250"/>
+            <w:tcBorders>
+              <w:top w:val="single" w:color="C5CDD3" w:sz="4"/>
+              <w:left w:val="single" w:color="C5CDD3" w:sz="4"/>
+              <w:bottom w:val="single" w:color="C5CDD3" w:sz="4"/>
+              <w:right w:val="single" w:color="C5CDD3" w:sz="4"/>
+            </w:tcBorders>
+            <w:tcMar>
+              <w:top w:type="dxa" w:w="70"/>
+              <w:left w:type="dxa" w:w="110"/>
+              <w:bottom w:type="dxa" w:w="50"/>
+              <w:right w:type="dxa" w:w="110"/>
+            </w:tcMar>
+            <w:vAlign w:val="top"/>
+          </w:tcPr>
+          <w:p>
+            <w:pPr>
+              <w:spacing w:after="40" w:line="264"/>
+            </w:pPr>
+            <w:r>
+              <w:rPr>
+                <w:rFonts w:ascii="Arial" w:cs="Arial" w:eastAsia="Arial" w:hAnsi="Arial"/>
+                <w:sz w:val="19"/>
+                <w:szCs w:val="19"/>
+              </w:rPr>
+              <w:t xml:space="preserve">47,7 %</w:t>
+            </w:r>
+          </w:p>
+        </w:tc>
+        <w:tc>
+          <w:tcPr>
+            <w:tcW w:type="dxa" w:w="1250"/>
+            <w:tcBorders>
+              <w:top w:val="single" w:color="C5CDD3" w:sz="4"/>
+              <w:left w:val="single" w:color="C5CDD3" w:sz="4"/>
+              <w:bottom w:val="single" w:color="C5CDD3" w:sz="4"/>
+              <w:right w:val="single" w:color="C5CDD3" w:sz="4"/>
+            </w:tcBorders>
+            <w:tcMar>
+              <w:top w:type="dxa" w:w="70"/>
+              <w:left w:type="dxa" w:w="110"/>
+              <w:bottom w:type="dxa" w:w="50"/>
+              <w:right w:type="dxa" w:w="110"/>
+            </w:tcMar>
+            <w:vAlign w:val="top"/>
+          </w:tcPr>
+          <w:p>
+            <w:pPr>
+              <w:spacing w:after="40" w:line="264"/>
+            </w:pPr>
+            <w:r>
+              <w:rPr>
+                <w:rFonts w:ascii="Arial" w:cs="Arial" w:eastAsia="Arial" w:hAnsi="Arial"/>
+                <w:sz w:val="19"/>
+                <w:szCs w:val="19"/>
+              </w:rPr>
+              <w:t xml:space="preserve">47,8 %</w:t>
+            </w:r>
+          </w:p>
+        </w:tc>
+        <w:tc>
+          <w:tcPr>
+            <w:tcW w:type="dxa" w:w="1250"/>
+            <w:tcBorders>
+              <w:top w:val="single" w:color="C5CDD3" w:sz="4"/>
+              <w:left w:val="single" w:color="C5CDD3" w:sz="4"/>
+              <w:bottom w:val="single" w:color="C5CDD3" w:sz="4"/>
+              <w:right w:val="single" w:color="C5CDD3" w:sz="4"/>
+            </w:tcBorders>
+            <w:tcMar>
+              <w:top w:type="dxa" w:w="70"/>
+              <w:left w:type="dxa" w:w="110"/>
+              <w:bottom w:type="dxa" w:w="50"/>
+              <w:right w:type="dxa" w:w="110"/>
+            </w:tcMar>
+            <w:vAlign w:val="top"/>
+          </w:tcPr>
+          <w:p>
+            <w:pPr>
+              <w:spacing w:after="40" w:line="264"/>
+            </w:pPr>
+            <w:r>
+              <w:rPr>
+                <w:rFonts w:ascii="Arial" w:cs="Arial" w:eastAsia="Arial" w:hAnsi="Arial"/>
+                <w:sz w:val="19"/>
+                <w:szCs w:val="19"/>
+              </w:rPr>
+              <w:t xml:space="preserve">47,6 %</w:t>
+            </w:r>
+          </w:p>
+        </w:tc>
+        <w:tc>
+          <w:tcPr>
+            <w:tcW w:type="dxa" w:w="1250"/>
+            <w:tcBorders>
+              <w:top w:val="single" w:color="C5CDD3" w:sz="4"/>
+              <w:left w:val="single" w:color="C5CDD3" w:sz="4"/>
+              <w:bottom w:val="single" w:color="C5CDD3" w:sz="4"/>
+              <w:right w:val="single" w:color="C5CDD3" w:sz="4"/>
+            </w:tcBorders>
+            <w:tcMar>
+              <w:top w:type="dxa" w:w="70"/>
+              <w:left w:type="dxa" w:w="110"/>
+              <w:bottom w:type="dxa" w:w="50"/>
+              <w:right w:type="dxa" w:w="110"/>
+            </w:tcMar>
+            <w:vAlign w:val="top"/>
+          </w:tcPr>
+          <w:p>
+            <w:pPr>
+              <w:spacing w:after="40" w:line="264"/>
+            </w:pPr>
+            <w:r>
+              <w:rPr>
+                <w:rFonts w:ascii="Arial" w:cs="Arial" w:eastAsia="Arial" w:hAnsi="Arial"/>
+                <w:sz w:val="19"/>
+                <w:szCs w:val="19"/>
+              </w:rPr>
+              <w:t xml:space="preserve">95,0 %</w:t>
+            </w:r>
+          </w:p>
+        </w:tc>
+        <w:tc>
+          <w:tcPr>
+            <w:tcW w:type="dxa" w:w="2380"/>
             <w:tcBorders>
               <w:top w:val="single" w:color="C5CDD3" w:sz="4"/>
               <w:left w:val="single" w:color="C5CDD3" w:sz="4"/>
@@ -3964,125 +4688,187 @@
         </w:trPr>
         <w:tc>
           <w:tcPr>
-            <w:tcW w:type="dxa" w:w="3300"/>
-            <w:tcBorders>
-              <w:top w:val="single" w:color="C5CDD3" w:sz="4"/>
-              <w:left w:val="single" w:color="C5CDD3" w:sz="4"/>
-              <w:bottom w:val="single" w:color="C5CDD3" w:sz="4"/>
-              <w:right w:val="single" w:color="C5CDD3" w:sz="4"/>
-            </w:tcBorders>
-            <w:tcMar>
-              <w:top w:type="dxa" w:w="70"/>
-              <w:left w:type="dxa" w:w="110"/>
-              <w:bottom w:type="dxa" w:w="50"/>
-              <w:right w:type="dxa" w:w="110"/>
-            </w:tcMar>
-            <w:vAlign w:val="top"/>
-          </w:tcPr>
-          <w:p>
-            <w:pPr>
-              <w:spacing w:after="40" w:line="264"/>
-            </w:pPr>
-            <w:r>
-              <w:rPr>
-                <w:rFonts w:ascii="Arial" w:cs="Arial" w:eastAsia="Arial" w:hAnsi="Arial"/>
-                <w:sz w:val="19"/>
-                <w:szCs w:val="19"/>
-              </w:rPr>
-              <w:t xml:space="preserve">Duplicación</w:t>
-            </w:r>
-          </w:p>
-        </w:tc>
-        <w:tc>
-          <w:tcPr>
-            <w:tcW w:type="dxa" w:w="1500"/>
-            <w:tcBorders>
-              <w:top w:val="single" w:color="C5CDD3" w:sz="4"/>
-              <w:left w:val="single" w:color="C5CDD3" w:sz="4"/>
-              <w:bottom w:val="single" w:color="C5CDD3" w:sz="4"/>
-              <w:right w:val="single" w:color="C5CDD3" w:sz="4"/>
-            </w:tcBorders>
-            <w:tcMar>
-              <w:top w:type="dxa" w:w="70"/>
-              <w:left w:type="dxa" w:w="110"/>
-              <w:bottom w:type="dxa" w:w="50"/>
-              <w:right w:type="dxa" w:w="110"/>
-            </w:tcMar>
-            <w:vAlign w:val="top"/>
-          </w:tcPr>
-          <w:p>
-            <w:pPr>
-              <w:spacing w:after="40" w:line="264"/>
-            </w:pPr>
-            <w:r>
-              <w:rPr>
-                <w:rFonts w:ascii="Arial" w:cs="Arial" w:eastAsia="Arial" w:hAnsi="Arial"/>
-                <w:sz w:val="19"/>
-                <w:szCs w:val="19"/>
-              </w:rPr>
-              <w:t xml:space="preserve">0.0 %</w:t>
-            </w:r>
-          </w:p>
-        </w:tc>
-        <w:tc>
-          <w:tcPr>
-            <w:tcW w:type="dxa" w:w="1500"/>
-            <w:tcBorders>
-              <w:top w:val="single" w:color="C5CDD3" w:sz="4"/>
-              <w:left w:val="single" w:color="C5CDD3" w:sz="4"/>
-              <w:bottom w:val="single" w:color="C5CDD3" w:sz="4"/>
-              <w:right w:val="single" w:color="C5CDD3" w:sz="4"/>
-            </w:tcBorders>
-            <w:tcMar>
-              <w:top w:type="dxa" w:w="70"/>
-              <w:left w:type="dxa" w:w="110"/>
-              <w:bottom w:type="dxa" w:w="50"/>
-              <w:right w:type="dxa" w:w="110"/>
-            </w:tcMar>
-            <w:vAlign w:val="top"/>
-          </w:tcPr>
-          <w:p>
-            <w:pPr>
-              <w:spacing w:after="40" w:line="264"/>
-            </w:pPr>
-            <w:r>
-              <w:rPr>
-                <w:rFonts w:ascii="Arial" w:cs="Arial" w:eastAsia="Arial" w:hAnsi="Arial"/>
-                <w:sz w:val="19"/>
-                <w:szCs w:val="19"/>
-              </w:rPr>
-              <w:t xml:space="preserve">0.0 %</w:t>
-            </w:r>
-          </w:p>
-        </w:tc>
-        <w:tc>
-          <w:tcPr>
-            <w:tcW w:type="dxa" w:w="3780"/>
-            <w:tcBorders>
-              <w:top w:val="single" w:color="C5CDD3" w:sz="4"/>
-              <w:left w:val="single" w:color="C5CDD3" w:sz="4"/>
-              <w:bottom w:val="single" w:color="C5CDD3" w:sz="4"/>
-              <w:right w:val="single" w:color="C5CDD3" w:sz="4"/>
-            </w:tcBorders>
-            <w:tcMar>
-              <w:top w:type="dxa" w:w="70"/>
-              <w:left w:type="dxa" w:w="110"/>
-              <w:bottom w:type="dxa" w:w="50"/>
-              <w:right w:type="dxa" w:w="110"/>
-            </w:tcMar>
-            <w:vAlign w:val="top"/>
-          </w:tcPr>
-          <w:p>
-            <w:pPr>
-              <w:spacing w:after="40" w:line="264"/>
-            </w:pPr>
-            <w:r>
-              <w:rPr>
-                <w:rFonts w:ascii="Arial" w:cs="Arial" w:eastAsia="Arial" w:hAnsi="Arial"/>
-                <w:sz w:val="19"/>
-                <w:szCs w:val="19"/>
-              </w:rPr>
-              <w:t xml:space="preserve">Porcentaje de líneas duplicadas</w:t>
+            <w:tcW w:type="dxa" w:w="2700"/>
+            <w:tcBorders>
+              <w:top w:val="single" w:color="C5CDD3" w:sz="4"/>
+              <w:left w:val="single" w:color="C5CDD3" w:sz="4"/>
+              <w:bottom w:val="single" w:color="C5CDD3" w:sz="4"/>
+              <w:right w:val="single" w:color="C5CDD3" w:sz="4"/>
+            </w:tcBorders>
+            <w:tcMar>
+              <w:top w:type="dxa" w:w="70"/>
+              <w:left w:type="dxa" w:w="110"/>
+              <w:bottom w:type="dxa" w:w="50"/>
+              <w:right w:type="dxa" w:w="110"/>
+            </w:tcMar>
+            <w:vAlign w:val="top"/>
+          </w:tcPr>
+          <w:p>
+            <w:pPr>
+              <w:spacing w:after="40" w:line="264"/>
+            </w:pPr>
+            <w:r>
+              <w:rPr>
+                <w:rFonts w:ascii="Arial" w:cs="Arial" w:eastAsia="Arial" w:hAnsi="Arial"/>
+                <w:sz w:val="19"/>
+                <w:szCs w:val="19"/>
+              </w:rPr>
+              <w:t xml:space="preserve">Líneas por cubrir</w:t>
+            </w:r>
+          </w:p>
+        </w:tc>
+        <w:tc>
+          <w:tcPr>
+            <w:tcW w:type="dxa" w:w="1250"/>
+            <w:tcBorders>
+              <w:top w:val="single" w:color="C5CDD3" w:sz="4"/>
+              <w:left w:val="single" w:color="C5CDD3" w:sz="4"/>
+              <w:bottom w:val="single" w:color="C5CDD3" w:sz="4"/>
+              <w:right w:val="single" w:color="C5CDD3" w:sz="4"/>
+            </w:tcBorders>
+            <w:tcMar>
+              <w:top w:type="dxa" w:w="70"/>
+              <w:left w:type="dxa" w:w="110"/>
+              <w:bottom w:type="dxa" w:w="50"/>
+              <w:right w:type="dxa" w:w="110"/>
+            </w:tcMar>
+            <w:vAlign w:val="top"/>
+          </w:tcPr>
+          <w:p>
+            <w:pPr>
+              <w:spacing w:after="40" w:line="264"/>
+            </w:pPr>
+            <w:r>
+              <w:rPr>
+                <w:rFonts w:ascii="Arial" w:cs="Arial" w:eastAsia="Arial" w:hAnsi="Arial"/>
+                <w:sz w:val="19"/>
+                <w:szCs w:val="19"/>
+              </w:rPr>
+              <w:t xml:space="preserve">1.435</w:t>
+            </w:r>
+          </w:p>
+        </w:tc>
+        <w:tc>
+          <w:tcPr>
+            <w:tcW w:type="dxa" w:w="1250"/>
+            <w:tcBorders>
+              <w:top w:val="single" w:color="C5CDD3" w:sz="4"/>
+              <w:left w:val="single" w:color="C5CDD3" w:sz="4"/>
+              <w:bottom w:val="single" w:color="C5CDD3" w:sz="4"/>
+              <w:right w:val="single" w:color="C5CDD3" w:sz="4"/>
+            </w:tcBorders>
+            <w:tcMar>
+              <w:top w:type="dxa" w:w="70"/>
+              <w:left w:type="dxa" w:w="110"/>
+              <w:bottom w:type="dxa" w:w="50"/>
+              <w:right w:type="dxa" w:w="110"/>
+            </w:tcMar>
+            <w:vAlign w:val="top"/>
+          </w:tcPr>
+          <w:p>
+            <w:pPr>
+              <w:spacing w:after="40" w:line="264"/>
+            </w:pPr>
+            <w:r>
+              <w:rPr>
+                <w:rFonts w:ascii="Arial" w:cs="Arial" w:eastAsia="Arial" w:hAnsi="Arial"/>
+                <w:sz w:val="19"/>
+                <w:szCs w:val="19"/>
+              </w:rPr>
+              <w:t xml:space="preserve">1.436</w:t>
+            </w:r>
+          </w:p>
+        </w:tc>
+        <w:tc>
+          <w:tcPr>
+            <w:tcW w:type="dxa" w:w="1250"/>
+            <w:tcBorders>
+              <w:top w:val="single" w:color="C5CDD3" w:sz="4"/>
+              <w:left w:val="single" w:color="C5CDD3" w:sz="4"/>
+              <w:bottom w:val="single" w:color="C5CDD3" w:sz="4"/>
+              <w:right w:val="single" w:color="C5CDD3" w:sz="4"/>
+            </w:tcBorders>
+            <w:tcMar>
+              <w:top w:type="dxa" w:w="70"/>
+              <w:left w:type="dxa" w:w="110"/>
+              <w:bottom w:type="dxa" w:w="50"/>
+              <w:right w:type="dxa" w:w="110"/>
+            </w:tcMar>
+            <w:vAlign w:val="top"/>
+          </w:tcPr>
+          <w:p>
+            <w:pPr>
+              <w:spacing w:after="40" w:line="264"/>
+            </w:pPr>
+            <w:r>
+              <w:rPr>
+                <w:rFonts w:ascii="Arial" w:cs="Arial" w:eastAsia="Arial" w:hAnsi="Arial"/>
+                <w:sz w:val="19"/>
+                <w:szCs w:val="19"/>
+              </w:rPr>
+              <w:t xml:space="preserve">1.444</w:t>
+            </w:r>
+          </w:p>
+        </w:tc>
+        <w:tc>
+          <w:tcPr>
+            <w:tcW w:type="dxa" w:w="1250"/>
+            <w:tcBorders>
+              <w:top w:val="single" w:color="C5CDD3" w:sz="4"/>
+              <w:left w:val="single" w:color="C5CDD3" w:sz="4"/>
+              <w:bottom w:val="single" w:color="C5CDD3" w:sz="4"/>
+              <w:right w:val="single" w:color="C5CDD3" w:sz="4"/>
+            </w:tcBorders>
+            <w:tcMar>
+              <w:top w:type="dxa" w:w="70"/>
+              <w:left w:type="dxa" w:w="110"/>
+              <w:bottom w:type="dxa" w:w="50"/>
+              <w:right w:type="dxa" w:w="110"/>
+            </w:tcMar>
+            <w:vAlign w:val="top"/>
+          </w:tcPr>
+          <w:p>
+            <w:pPr>
+              <w:spacing w:after="40" w:line="264"/>
+            </w:pPr>
+            <w:r>
+              <w:rPr>
+                <w:rFonts w:ascii="Arial" w:cs="Arial" w:eastAsia="Arial" w:hAnsi="Arial"/>
+                <w:sz w:val="19"/>
+                <w:szCs w:val="19"/>
+              </w:rPr>
+              <w:t xml:space="preserve">2.901</w:t>
+            </w:r>
+          </w:p>
+        </w:tc>
+        <w:tc>
+          <w:tcPr>
+            <w:tcW w:type="dxa" w:w="2380"/>
+            <w:tcBorders>
+              <w:top w:val="single" w:color="C5CDD3" w:sz="4"/>
+              <w:left w:val="single" w:color="C5CDD3" w:sz="4"/>
+              <w:bottom w:val="single" w:color="C5CDD3" w:sz="4"/>
+              <w:right w:val="single" w:color="C5CDD3" w:sz="4"/>
+            </w:tcBorders>
+            <w:tcMar>
+              <w:top w:type="dxa" w:w="70"/>
+              <w:left w:type="dxa" w:w="110"/>
+              <w:bottom w:type="dxa" w:w="50"/>
+              <w:right w:type="dxa" w:w="110"/>
+            </w:tcMar>
+            <w:vAlign w:val="top"/>
+          </w:tcPr>
+          <w:p>
+            <w:pPr>
+              <w:spacing w:after="40" w:line="264"/>
+            </w:pPr>
+            <w:r>
+              <w:rPr>
+                <w:rFonts w:ascii="Arial" w:cs="Arial" w:eastAsia="Arial" w:hAnsi="Arial"/>
+                <w:sz w:val="19"/>
+                <w:szCs w:val="19"/>
+              </w:rPr>
+              <w:t xml:space="preserve">Líneas ejecutables que las pruebas deberían recorrer</w:t>
             </w:r>
           </w:p>
         </w:tc>
@@ -4094,125 +4880,187 @@
         </w:trPr>
         <w:tc>
           <w:tcPr>
-            <w:tcW w:type="dxa" w:w="3300"/>
-            <w:tcBorders>
-              <w:top w:val="single" w:color="C5CDD3" w:sz="4"/>
-              <w:left w:val="single" w:color="C5CDD3" w:sz="4"/>
-              <w:bottom w:val="single" w:color="C5CDD3" w:sz="4"/>
-              <w:right w:val="single" w:color="C5CDD3" w:sz="4"/>
-            </w:tcBorders>
-            <w:tcMar>
-              <w:top w:type="dxa" w:w="70"/>
-              <w:left w:type="dxa" w:w="110"/>
-              <w:bottom w:type="dxa" w:w="50"/>
-              <w:right w:type="dxa" w:w="110"/>
-            </w:tcMar>
-            <w:vAlign w:val="top"/>
-          </w:tcPr>
-          <w:p>
-            <w:pPr>
-              <w:spacing w:after="40" w:line="264"/>
-            </w:pPr>
-            <w:r>
-              <w:rPr>
-                <w:rFonts w:ascii="Arial" w:cs="Arial" w:eastAsia="Arial" w:hAnsi="Arial"/>
-                <w:sz w:val="19"/>
-                <w:szCs w:val="19"/>
-              </w:rPr>
-              <w:t xml:space="preserve">Calificación de confiabilidad</w:t>
-            </w:r>
-          </w:p>
-        </w:tc>
-        <w:tc>
-          <w:tcPr>
-            <w:tcW w:type="dxa" w:w="1500"/>
-            <w:tcBorders>
-              <w:top w:val="single" w:color="C5CDD3" w:sz="4"/>
-              <w:left w:val="single" w:color="C5CDD3" w:sz="4"/>
-              <w:bottom w:val="single" w:color="C5CDD3" w:sz="4"/>
-              <w:right w:val="single" w:color="C5CDD3" w:sz="4"/>
-            </w:tcBorders>
-            <w:tcMar>
-              <w:top w:type="dxa" w:w="70"/>
-              <w:left w:type="dxa" w:w="110"/>
-              <w:bottom w:type="dxa" w:w="50"/>
-              <w:right w:type="dxa" w:w="110"/>
-            </w:tcMar>
-            <w:vAlign w:val="top"/>
-          </w:tcPr>
-          <w:p>
-            <w:pPr>
-              <w:spacing w:after="40" w:line="264"/>
-            </w:pPr>
-            <w:r>
-              <w:rPr>
-                <w:rFonts w:ascii="Arial" w:cs="Arial" w:eastAsia="Arial" w:hAnsi="Arial"/>
-                <w:sz w:val="19"/>
-                <w:szCs w:val="19"/>
-              </w:rPr>
-              <w:t xml:space="preserve">C</w:t>
-            </w:r>
-          </w:p>
-        </w:tc>
-        <w:tc>
-          <w:tcPr>
-            <w:tcW w:type="dxa" w:w="1500"/>
-            <w:tcBorders>
-              <w:top w:val="single" w:color="C5CDD3" w:sz="4"/>
-              <w:left w:val="single" w:color="C5CDD3" w:sz="4"/>
-              <w:bottom w:val="single" w:color="C5CDD3" w:sz="4"/>
-              <w:right w:val="single" w:color="C5CDD3" w:sz="4"/>
-            </w:tcBorders>
-            <w:tcMar>
-              <w:top w:type="dxa" w:w="70"/>
-              <w:left w:type="dxa" w:w="110"/>
-              <w:bottom w:type="dxa" w:w="50"/>
-              <w:right w:type="dxa" w:w="110"/>
-            </w:tcMar>
-            <w:vAlign w:val="top"/>
-          </w:tcPr>
-          <w:p>
-            <w:pPr>
-              <w:spacing w:after="40" w:line="264"/>
-            </w:pPr>
-            <w:r>
-              <w:rPr>
-                <w:rFonts w:ascii="Arial" w:cs="Arial" w:eastAsia="Arial" w:hAnsi="Arial"/>
-                <w:sz w:val="19"/>
-                <w:szCs w:val="19"/>
-              </w:rPr>
-              <w:t xml:space="preserve">A</w:t>
-            </w:r>
-          </w:p>
-        </w:tc>
-        <w:tc>
-          <w:tcPr>
-            <w:tcW w:type="dxa" w:w="3780"/>
-            <w:tcBorders>
-              <w:top w:val="single" w:color="C5CDD3" w:sz="4"/>
-              <w:left w:val="single" w:color="C5CDD3" w:sz="4"/>
-              <w:bottom w:val="single" w:color="C5CDD3" w:sz="4"/>
-              <w:right w:val="single" w:color="C5CDD3" w:sz="4"/>
-            </w:tcBorders>
-            <w:tcMar>
-              <w:top w:type="dxa" w:w="70"/>
-              <w:left w:type="dxa" w:w="110"/>
-              <w:bottom w:type="dxa" w:w="50"/>
-              <w:right w:type="dxa" w:w="110"/>
-            </w:tcMar>
-            <w:vAlign w:val="top"/>
-          </w:tcPr>
-          <w:p>
-            <w:pPr>
-              <w:spacing w:after="40" w:line="264"/>
-            </w:pPr>
-            <w:r>
-              <w:rPr>
-                <w:rFonts w:ascii="Arial" w:cs="Arial" w:eastAsia="Arial" w:hAnsi="Arial"/>
-                <w:sz w:val="19"/>
-                <w:szCs w:val="19"/>
-              </w:rPr>
-              <w:t xml:space="preserve">A = sin bugs</w:t>
+            <w:tcW w:type="dxa" w:w="2700"/>
+            <w:tcBorders>
+              <w:top w:val="single" w:color="C5CDD3" w:sz="4"/>
+              <w:left w:val="single" w:color="C5CDD3" w:sz="4"/>
+              <w:bottom w:val="single" w:color="C5CDD3" w:sz="4"/>
+              <w:right w:val="single" w:color="C5CDD3" w:sz="4"/>
+            </w:tcBorders>
+            <w:tcMar>
+              <w:top w:type="dxa" w:w="70"/>
+              <w:left w:type="dxa" w:w="110"/>
+              <w:bottom w:type="dxa" w:w="50"/>
+              <w:right w:type="dxa" w:w="110"/>
+            </w:tcMar>
+            <w:vAlign w:val="top"/>
+          </w:tcPr>
+          <w:p>
+            <w:pPr>
+              <w:spacing w:after="40" w:line="264"/>
+            </w:pPr>
+            <w:r>
+              <w:rPr>
+                <w:rFonts w:ascii="Arial" w:cs="Arial" w:eastAsia="Arial" w:hAnsi="Arial"/>
+                <w:sz w:val="19"/>
+                <w:szCs w:val="19"/>
+              </w:rPr>
+              <w:t xml:space="preserve">Líneas sin cubrir</w:t>
+            </w:r>
+          </w:p>
+        </w:tc>
+        <w:tc>
+          <w:tcPr>
+            <w:tcW w:type="dxa" w:w="1250"/>
+            <w:tcBorders>
+              <w:top w:val="single" w:color="C5CDD3" w:sz="4"/>
+              <w:left w:val="single" w:color="C5CDD3" w:sz="4"/>
+              <w:bottom w:val="single" w:color="C5CDD3" w:sz="4"/>
+              <w:right w:val="single" w:color="C5CDD3" w:sz="4"/>
+            </w:tcBorders>
+            <w:tcMar>
+              <w:top w:type="dxa" w:w="70"/>
+              <w:left w:type="dxa" w:w="110"/>
+              <w:bottom w:type="dxa" w:w="50"/>
+              <w:right w:type="dxa" w:w="110"/>
+            </w:tcMar>
+            <w:vAlign w:val="top"/>
+          </w:tcPr>
+          <w:p>
+            <w:pPr>
+              <w:spacing w:after="40" w:line="264"/>
+            </w:pPr>
+            <w:r>
+              <w:rPr>
+                <w:rFonts w:ascii="Arial" w:cs="Arial" w:eastAsia="Arial" w:hAnsi="Arial"/>
+                <w:sz w:val="19"/>
+                <w:szCs w:val="19"/>
+              </w:rPr>
+              <w:t xml:space="preserve">750</w:t>
+            </w:r>
+          </w:p>
+        </w:tc>
+        <w:tc>
+          <w:tcPr>
+            <w:tcW w:type="dxa" w:w="1250"/>
+            <w:tcBorders>
+              <w:top w:val="single" w:color="C5CDD3" w:sz="4"/>
+              <w:left w:val="single" w:color="C5CDD3" w:sz="4"/>
+              <w:bottom w:val="single" w:color="C5CDD3" w:sz="4"/>
+              <w:right w:val="single" w:color="C5CDD3" w:sz="4"/>
+            </w:tcBorders>
+            <w:tcMar>
+              <w:top w:type="dxa" w:w="70"/>
+              <w:left w:type="dxa" w:w="110"/>
+              <w:bottom w:type="dxa" w:w="50"/>
+              <w:right w:type="dxa" w:w="110"/>
+            </w:tcMar>
+            <w:vAlign w:val="top"/>
+          </w:tcPr>
+          <w:p>
+            <w:pPr>
+              <w:spacing w:after="40" w:line="264"/>
+            </w:pPr>
+            <w:r>
+              <w:rPr>
+                <w:rFonts w:ascii="Arial" w:cs="Arial" w:eastAsia="Arial" w:hAnsi="Arial"/>
+                <w:sz w:val="19"/>
+                <w:szCs w:val="19"/>
+              </w:rPr>
+              <w:t xml:space="preserve">750</w:t>
+            </w:r>
+          </w:p>
+        </w:tc>
+        <w:tc>
+          <w:tcPr>
+            <w:tcW w:type="dxa" w:w="1250"/>
+            <w:tcBorders>
+              <w:top w:val="single" w:color="C5CDD3" w:sz="4"/>
+              <w:left w:val="single" w:color="C5CDD3" w:sz="4"/>
+              <w:bottom w:val="single" w:color="C5CDD3" w:sz="4"/>
+              <w:right w:val="single" w:color="C5CDD3" w:sz="4"/>
+            </w:tcBorders>
+            <w:tcMar>
+              <w:top w:type="dxa" w:w="70"/>
+              <w:left w:type="dxa" w:w="110"/>
+              <w:bottom w:type="dxa" w:w="50"/>
+              <w:right w:type="dxa" w:w="110"/>
+            </w:tcMar>
+            <w:vAlign w:val="top"/>
+          </w:tcPr>
+          <w:p>
+            <w:pPr>
+              <w:spacing w:after="40" w:line="264"/>
+            </w:pPr>
+            <w:r>
+              <w:rPr>
+                <w:rFonts w:ascii="Arial" w:cs="Arial" w:eastAsia="Arial" w:hAnsi="Arial"/>
+                <w:sz w:val="19"/>
+                <w:szCs w:val="19"/>
+              </w:rPr>
+              <w:t xml:space="preserve">757</w:t>
+            </w:r>
+          </w:p>
+        </w:tc>
+        <w:tc>
+          <w:tcPr>
+            <w:tcW w:type="dxa" w:w="1250"/>
+            <w:tcBorders>
+              <w:top w:val="single" w:color="C5CDD3" w:sz="4"/>
+              <w:left w:val="single" w:color="C5CDD3" w:sz="4"/>
+              <w:bottom w:val="single" w:color="C5CDD3" w:sz="4"/>
+              <w:right w:val="single" w:color="C5CDD3" w:sz="4"/>
+            </w:tcBorders>
+            <w:tcMar>
+              <w:top w:type="dxa" w:w="70"/>
+              <w:left w:type="dxa" w:w="110"/>
+              <w:bottom w:type="dxa" w:w="50"/>
+              <w:right w:type="dxa" w:w="110"/>
+            </w:tcMar>
+            <w:vAlign w:val="top"/>
+          </w:tcPr>
+          <w:p>
+            <w:pPr>
+              <w:spacing w:after="40" w:line="264"/>
+            </w:pPr>
+            <w:r>
+              <w:rPr>
+                <w:rFonts w:ascii="Arial" w:cs="Arial" w:eastAsia="Arial" w:hAnsi="Arial"/>
+                <w:sz w:val="19"/>
+                <w:szCs w:val="19"/>
+              </w:rPr>
+              <w:t xml:space="preserve">146</w:t>
+            </w:r>
+          </w:p>
+        </w:tc>
+        <w:tc>
+          <w:tcPr>
+            <w:tcW w:type="dxa" w:w="2380"/>
+            <w:tcBorders>
+              <w:top w:val="single" w:color="C5CDD3" w:sz="4"/>
+              <w:left w:val="single" w:color="C5CDD3" w:sz="4"/>
+              <w:bottom w:val="single" w:color="C5CDD3" w:sz="4"/>
+              <w:right w:val="single" w:color="C5CDD3" w:sz="4"/>
+            </w:tcBorders>
+            <w:tcMar>
+              <w:top w:type="dxa" w:w="70"/>
+              <w:left w:type="dxa" w:w="110"/>
+              <w:bottom w:type="dxa" w:w="50"/>
+              <w:right w:type="dxa" w:w="110"/>
+            </w:tcMar>
+            <w:vAlign w:val="top"/>
+          </w:tcPr>
+          <w:p>
+            <w:pPr>
+              <w:spacing w:after="40" w:line="264"/>
+            </w:pPr>
+            <w:r>
+              <w:rPr>
+                <w:rFonts w:ascii="Arial" w:cs="Arial" w:eastAsia="Arial" w:hAnsi="Arial"/>
+                <w:sz w:val="19"/>
+                <w:szCs w:val="19"/>
+              </w:rPr>
+              <w:t xml:space="preserve">Líneas que ninguna prueba ejecuta</w:t>
             </w:r>
           </w:p>
         </w:tc>
@@ -4224,125 +5072,187 @@
         </w:trPr>
         <w:tc>
           <w:tcPr>
-            <w:tcW w:type="dxa" w:w="3300"/>
-            <w:tcBorders>
-              <w:top w:val="single" w:color="C5CDD3" w:sz="4"/>
-              <w:left w:val="single" w:color="C5CDD3" w:sz="4"/>
-              <w:bottom w:val="single" w:color="C5CDD3" w:sz="4"/>
-              <w:right w:val="single" w:color="C5CDD3" w:sz="4"/>
-            </w:tcBorders>
-            <w:tcMar>
-              <w:top w:type="dxa" w:w="70"/>
-              <w:left w:type="dxa" w:w="110"/>
-              <w:bottom w:type="dxa" w:w="50"/>
-              <w:right w:type="dxa" w:w="110"/>
-            </w:tcMar>
-            <w:vAlign w:val="top"/>
-          </w:tcPr>
-          <w:p>
-            <w:pPr>
-              <w:spacing w:after="40" w:line="264"/>
-            </w:pPr>
-            <w:r>
-              <w:rPr>
-                <w:rFonts w:ascii="Arial" w:cs="Arial" w:eastAsia="Arial" w:hAnsi="Arial"/>
-                <w:sz w:val="19"/>
-                <w:szCs w:val="19"/>
-              </w:rPr>
-              <w:t xml:space="preserve">Calificación de seguridad</w:t>
-            </w:r>
-          </w:p>
-        </w:tc>
-        <w:tc>
-          <w:tcPr>
-            <w:tcW w:type="dxa" w:w="1500"/>
-            <w:tcBorders>
-              <w:top w:val="single" w:color="C5CDD3" w:sz="4"/>
-              <w:left w:val="single" w:color="C5CDD3" w:sz="4"/>
-              <w:bottom w:val="single" w:color="C5CDD3" w:sz="4"/>
-              <w:right w:val="single" w:color="C5CDD3" w:sz="4"/>
-            </w:tcBorders>
-            <w:tcMar>
-              <w:top w:type="dxa" w:w="70"/>
-              <w:left w:type="dxa" w:w="110"/>
-              <w:bottom w:type="dxa" w:w="50"/>
-              <w:right w:type="dxa" w:w="110"/>
-            </w:tcMar>
-            <w:vAlign w:val="top"/>
-          </w:tcPr>
-          <w:p>
-            <w:pPr>
-              <w:spacing w:after="40" w:line="264"/>
-            </w:pPr>
-            <w:r>
-              <w:rPr>
-                <w:rFonts w:ascii="Arial" w:cs="Arial" w:eastAsia="Arial" w:hAnsi="Arial"/>
-                <w:sz w:val="19"/>
-                <w:szCs w:val="19"/>
-              </w:rPr>
-              <w:t xml:space="preserve">B</w:t>
-            </w:r>
-          </w:p>
-        </w:tc>
-        <w:tc>
-          <w:tcPr>
-            <w:tcW w:type="dxa" w:w="1500"/>
-            <w:tcBorders>
-              <w:top w:val="single" w:color="C5CDD3" w:sz="4"/>
-              <w:left w:val="single" w:color="C5CDD3" w:sz="4"/>
-              <w:bottom w:val="single" w:color="C5CDD3" w:sz="4"/>
-              <w:right w:val="single" w:color="C5CDD3" w:sz="4"/>
-            </w:tcBorders>
-            <w:tcMar>
-              <w:top w:type="dxa" w:w="70"/>
-              <w:left w:type="dxa" w:w="110"/>
-              <w:bottom w:type="dxa" w:w="50"/>
-              <w:right w:type="dxa" w:w="110"/>
-            </w:tcMar>
-            <w:vAlign w:val="top"/>
-          </w:tcPr>
-          <w:p>
-            <w:pPr>
-              <w:spacing w:after="40" w:line="264"/>
-            </w:pPr>
-            <w:r>
-              <w:rPr>
-                <w:rFonts w:ascii="Arial" w:cs="Arial" w:eastAsia="Arial" w:hAnsi="Arial"/>
-                <w:sz w:val="19"/>
-                <w:szCs w:val="19"/>
-              </w:rPr>
-              <w:t xml:space="preserve">A</w:t>
-            </w:r>
-          </w:p>
-        </w:tc>
-        <w:tc>
-          <w:tcPr>
-            <w:tcW w:type="dxa" w:w="3780"/>
-            <w:tcBorders>
-              <w:top w:val="single" w:color="C5CDD3" w:sz="4"/>
-              <w:left w:val="single" w:color="C5CDD3" w:sz="4"/>
-              <w:bottom w:val="single" w:color="C5CDD3" w:sz="4"/>
-              <w:right w:val="single" w:color="C5CDD3" w:sz="4"/>
-            </w:tcBorders>
-            <w:tcMar>
-              <w:top w:type="dxa" w:w="70"/>
-              <w:left w:type="dxa" w:w="110"/>
-              <w:bottom w:type="dxa" w:w="50"/>
-              <w:right w:type="dxa" w:w="110"/>
-            </w:tcMar>
-            <w:vAlign w:val="top"/>
-          </w:tcPr>
-          <w:p>
-            <w:pPr>
-              <w:spacing w:after="40" w:line="264"/>
-            </w:pPr>
-            <w:r>
-              <w:rPr>
-                <w:rFonts w:ascii="Arial" w:cs="Arial" w:eastAsia="Arial" w:hAnsi="Arial"/>
-                <w:sz w:val="19"/>
-                <w:szCs w:val="19"/>
-              </w:rPr>
-              <w:t xml:space="preserve">A = sin vulnerabilidades</w:t>
+            <w:tcW w:type="dxa" w:w="2700"/>
+            <w:tcBorders>
+              <w:top w:val="single" w:color="C5CDD3" w:sz="4"/>
+              <w:left w:val="single" w:color="C5CDD3" w:sz="4"/>
+              <w:bottom w:val="single" w:color="C5CDD3" w:sz="4"/>
+              <w:right w:val="single" w:color="C5CDD3" w:sz="4"/>
+            </w:tcBorders>
+            <w:tcMar>
+              <w:top w:type="dxa" w:w="70"/>
+              <w:left w:type="dxa" w:w="110"/>
+              <w:bottom w:type="dxa" w:w="50"/>
+              <w:right w:type="dxa" w:w="110"/>
+            </w:tcMar>
+            <w:vAlign w:val="top"/>
+          </w:tcPr>
+          <w:p>
+            <w:pPr>
+              <w:spacing w:after="40" w:line="264"/>
+            </w:pPr>
+            <w:r>
+              <w:rPr>
+                <w:rFonts w:ascii="Arial" w:cs="Arial" w:eastAsia="Arial" w:hAnsi="Arial"/>
+                <w:sz w:val="19"/>
+                <w:szCs w:val="19"/>
+              </w:rPr>
+              <w:t xml:space="preserve">Duplicación</w:t>
+            </w:r>
+          </w:p>
+        </w:tc>
+        <w:tc>
+          <w:tcPr>
+            <w:tcW w:type="dxa" w:w="1250"/>
+            <w:tcBorders>
+              <w:top w:val="single" w:color="C5CDD3" w:sz="4"/>
+              <w:left w:val="single" w:color="C5CDD3" w:sz="4"/>
+              <w:bottom w:val="single" w:color="C5CDD3" w:sz="4"/>
+              <w:right w:val="single" w:color="C5CDD3" w:sz="4"/>
+            </w:tcBorders>
+            <w:tcMar>
+              <w:top w:type="dxa" w:w="70"/>
+              <w:left w:type="dxa" w:w="110"/>
+              <w:bottom w:type="dxa" w:w="50"/>
+              <w:right w:type="dxa" w:w="110"/>
+            </w:tcMar>
+            <w:vAlign w:val="top"/>
+          </w:tcPr>
+          <w:p>
+            <w:pPr>
+              <w:spacing w:after="40" w:line="264"/>
+            </w:pPr>
+            <w:r>
+              <w:rPr>
+                <w:rFonts w:ascii="Arial" w:cs="Arial" w:eastAsia="Arial" w:hAnsi="Arial"/>
+                <w:sz w:val="19"/>
+                <w:szCs w:val="19"/>
+              </w:rPr>
+              <w:t xml:space="preserve">0,0 %</w:t>
+            </w:r>
+          </w:p>
+        </w:tc>
+        <w:tc>
+          <w:tcPr>
+            <w:tcW w:type="dxa" w:w="1250"/>
+            <w:tcBorders>
+              <w:top w:val="single" w:color="C5CDD3" w:sz="4"/>
+              <w:left w:val="single" w:color="C5CDD3" w:sz="4"/>
+              <w:bottom w:val="single" w:color="C5CDD3" w:sz="4"/>
+              <w:right w:val="single" w:color="C5CDD3" w:sz="4"/>
+            </w:tcBorders>
+            <w:tcMar>
+              <w:top w:type="dxa" w:w="70"/>
+              <w:left w:type="dxa" w:w="110"/>
+              <w:bottom w:type="dxa" w:w="50"/>
+              <w:right w:type="dxa" w:w="110"/>
+            </w:tcMar>
+            <w:vAlign w:val="top"/>
+          </w:tcPr>
+          <w:p>
+            <w:pPr>
+              <w:spacing w:after="40" w:line="264"/>
+            </w:pPr>
+            <w:r>
+              <w:rPr>
+                <w:rFonts w:ascii="Arial" w:cs="Arial" w:eastAsia="Arial" w:hAnsi="Arial"/>
+                <w:sz w:val="19"/>
+                <w:szCs w:val="19"/>
+              </w:rPr>
+              <w:t xml:space="preserve">0,0 %</w:t>
+            </w:r>
+          </w:p>
+        </w:tc>
+        <w:tc>
+          <w:tcPr>
+            <w:tcW w:type="dxa" w:w="1250"/>
+            <w:tcBorders>
+              <w:top w:val="single" w:color="C5CDD3" w:sz="4"/>
+              <w:left w:val="single" w:color="C5CDD3" w:sz="4"/>
+              <w:bottom w:val="single" w:color="C5CDD3" w:sz="4"/>
+              <w:right w:val="single" w:color="C5CDD3" w:sz="4"/>
+            </w:tcBorders>
+            <w:tcMar>
+              <w:top w:type="dxa" w:w="70"/>
+              <w:left w:type="dxa" w:w="110"/>
+              <w:bottom w:type="dxa" w:w="50"/>
+              <w:right w:type="dxa" w:w="110"/>
+            </w:tcMar>
+            <w:vAlign w:val="top"/>
+          </w:tcPr>
+          <w:p>
+            <w:pPr>
+              <w:spacing w:after="40" w:line="264"/>
+            </w:pPr>
+            <w:r>
+              <w:rPr>
+                <w:rFonts w:ascii="Arial" w:cs="Arial" w:eastAsia="Arial" w:hAnsi="Arial"/>
+                <w:sz w:val="19"/>
+                <w:szCs w:val="19"/>
+              </w:rPr>
+              <w:t xml:space="preserve">0,0 %</w:t>
+            </w:r>
+          </w:p>
+        </w:tc>
+        <w:tc>
+          <w:tcPr>
+            <w:tcW w:type="dxa" w:w="1250"/>
+            <w:tcBorders>
+              <w:top w:val="single" w:color="C5CDD3" w:sz="4"/>
+              <w:left w:val="single" w:color="C5CDD3" w:sz="4"/>
+              <w:bottom w:val="single" w:color="C5CDD3" w:sz="4"/>
+              <w:right w:val="single" w:color="C5CDD3" w:sz="4"/>
+            </w:tcBorders>
+            <w:tcMar>
+              <w:top w:type="dxa" w:w="70"/>
+              <w:left w:type="dxa" w:w="110"/>
+              <w:bottom w:type="dxa" w:w="50"/>
+              <w:right w:type="dxa" w:w="110"/>
+            </w:tcMar>
+            <w:vAlign w:val="top"/>
+          </w:tcPr>
+          <w:p>
+            <w:pPr>
+              <w:spacing w:after="40" w:line="264"/>
+            </w:pPr>
+            <w:r>
+              <w:rPr>
+                <w:rFonts w:ascii="Arial" w:cs="Arial" w:eastAsia="Arial" w:hAnsi="Arial"/>
+                <w:sz w:val="19"/>
+                <w:szCs w:val="19"/>
+              </w:rPr>
+              <w:t xml:space="preserve">0,0 %</w:t>
+            </w:r>
+          </w:p>
+        </w:tc>
+        <w:tc>
+          <w:tcPr>
+            <w:tcW w:type="dxa" w:w="2380"/>
+            <w:tcBorders>
+              <w:top w:val="single" w:color="C5CDD3" w:sz="4"/>
+              <w:left w:val="single" w:color="C5CDD3" w:sz="4"/>
+              <w:bottom w:val="single" w:color="C5CDD3" w:sz="4"/>
+              <w:right w:val="single" w:color="C5CDD3" w:sz="4"/>
+            </w:tcBorders>
+            <w:tcMar>
+              <w:top w:type="dxa" w:w="70"/>
+              <w:left w:type="dxa" w:w="110"/>
+              <w:bottom w:type="dxa" w:w="50"/>
+              <w:right w:type="dxa" w:w="110"/>
+            </w:tcMar>
+            <w:vAlign w:val="top"/>
+          </w:tcPr>
+          <w:p>
+            <w:pPr>
+              <w:spacing w:after="40" w:line="264"/>
+            </w:pPr>
+            <w:r>
+              <w:rPr>
+                <w:rFonts w:ascii="Arial" w:cs="Arial" w:eastAsia="Arial" w:hAnsi="Arial"/>
+                <w:sz w:val="19"/>
+                <w:szCs w:val="19"/>
+              </w:rPr>
+              <w:t xml:space="preserve">Porcentaje de líneas duplicadas</w:t>
             </w:r>
           </w:p>
         </w:tc>
@@ -4354,38 +5264,69 @@
         </w:trPr>
         <w:tc>
           <w:tcPr>
-            <w:tcW w:type="dxa" w:w="3300"/>
-            <w:tcBorders>
-              <w:top w:val="single" w:color="C5CDD3" w:sz="4"/>
-              <w:left w:val="single" w:color="C5CDD3" w:sz="4"/>
-              <w:bottom w:val="single" w:color="C5CDD3" w:sz="4"/>
-              <w:right w:val="single" w:color="C5CDD3" w:sz="4"/>
-            </w:tcBorders>
-            <w:tcMar>
-              <w:top w:type="dxa" w:w="70"/>
-              <w:left w:type="dxa" w:w="110"/>
-              <w:bottom w:type="dxa" w:w="50"/>
-              <w:right w:type="dxa" w:w="110"/>
-            </w:tcMar>
-            <w:vAlign w:val="top"/>
-          </w:tcPr>
-          <w:p>
-            <w:pPr>
-              <w:spacing w:after="40" w:line="264"/>
-            </w:pPr>
-            <w:r>
-              <w:rPr>
-                <w:rFonts w:ascii="Arial" w:cs="Arial" w:eastAsia="Arial" w:hAnsi="Arial"/>
-                <w:sz w:val="19"/>
-                <w:szCs w:val="19"/>
-              </w:rPr>
-              <w:t xml:space="preserve">Calificación de mantenibilidad</w:t>
-            </w:r>
-          </w:p>
-        </w:tc>
-        <w:tc>
-          <w:tcPr>
-            <w:tcW w:type="dxa" w:w="1500"/>
+            <w:tcW w:type="dxa" w:w="2700"/>
+            <w:tcBorders>
+              <w:top w:val="single" w:color="C5CDD3" w:sz="4"/>
+              <w:left w:val="single" w:color="C5CDD3" w:sz="4"/>
+              <w:bottom w:val="single" w:color="C5CDD3" w:sz="4"/>
+              <w:right w:val="single" w:color="C5CDD3" w:sz="4"/>
+            </w:tcBorders>
+            <w:tcMar>
+              <w:top w:type="dxa" w:w="70"/>
+              <w:left w:type="dxa" w:w="110"/>
+              <w:bottom w:type="dxa" w:w="50"/>
+              <w:right w:type="dxa" w:w="110"/>
+            </w:tcMar>
+            <w:vAlign w:val="top"/>
+          </w:tcPr>
+          <w:p>
+            <w:pPr>
+              <w:spacing w:after="40" w:line="264"/>
+            </w:pPr>
+            <w:r>
+              <w:rPr>
+                <w:rFonts w:ascii="Arial" w:cs="Arial" w:eastAsia="Arial" w:hAnsi="Arial"/>
+                <w:sz w:val="19"/>
+                <w:szCs w:val="19"/>
+              </w:rPr>
+              <w:t xml:space="preserve">Calificación de confiabilidad</w:t>
+            </w:r>
+          </w:p>
+        </w:tc>
+        <w:tc>
+          <w:tcPr>
+            <w:tcW w:type="dxa" w:w="1250"/>
+            <w:tcBorders>
+              <w:top w:val="single" w:color="C5CDD3" w:sz="4"/>
+              <w:left w:val="single" w:color="C5CDD3" w:sz="4"/>
+              <w:bottom w:val="single" w:color="C5CDD3" w:sz="4"/>
+              <w:right w:val="single" w:color="C5CDD3" w:sz="4"/>
+            </w:tcBorders>
+            <w:tcMar>
+              <w:top w:type="dxa" w:w="70"/>
+              <w:left w:type="dxa" w:w="110"/>
+              <w:bottom w:type="dxa" w:w="50"/>
+              <w:right w:type="dxa" w:w="110"/>
+            </w:tcMar>
+            <w:vAlign w:val="top"/>
+          </w:tcPr>
+          <w:p>
+            <w:pPr>
+              <w:spacing w:after="40" w:line="264"/>
+            </w:pPr>
+            <w:r>
+              <w:rPr>
+                <w:rFonts w:ascii="Arial" w:cs="Arial" w:eastAsia="Arial" w:hAnsi="Arial"/>
+                <w:sz w:val="19"/>
+                <w:szCs w:val="19"/>
+              </w:rPr>
+              <w:t xml:space="preserve">C</w:t>
+            </w:r>
+          </w:p>
+        </w:tc>
+        <w:tc>
+          <w:tcPr>
+            <w:tcW w:type="dxa" w:w="1250"/>
             <w:tcBorders>
               <w:top w:val="single" w:color="C5CDD3" w:sz="4"/>
               <w:left w:val="single" w:color="C5CDD3" w:sz="4"/>
@@ -4416,7 +5357,7 @@
         </w:tc>
         <w:tc>
           <w:tcPr>
-            <w:tcW w:type="dxa" w:w="1500"/>
+            <w:tcW w:type="dxa" w:w="1250"/>
             <w:tcBorders>
               <w:top w:val="single" w:color="C5CDD3" w:sz="4"/>
               <w:left w:val="single" w:color="C5CDD3" w:sz="4"/>
@@ -4447,32 +5388,63 @@
         </w:tc>
         <w:tc>
           <w:tcPr>
-            <w:tcW w:type="dxa" w:w="3780"/>
-            <w:tcBorders>
-              <w:top w:val="single" w:color="C5CDD3" w:sz="4"/>
-              <w:left w:val="single" w:color="C5CDD3" w:sz="4"/>
-              <w:bottom w:val="single" w:color="C5CDD3" w:sz="4"/>
-              <w:right w:val="single" w:color="C5CDD3" w:sz="4"/>
-            </w:tcBorders>
-            <w:tcMar>
-              <w:top w:type="dxa" w:w="70"/>
-              <w:left w:type="dxa" w:w="110"/>
-              <w:bottom w:type="dxa" w:w="50"/>
-              <w:right w:type="dxa" w:w="110"/>
-            </w:tcMar>
-            <w:vAlign w:val="top"/>
-          </w:tcPr>
-          <w:p>
-            <w:pPr>
-              <w:spacing w:after="40" w:line="264"/>
-            </w:pPr>
-            <w:r>
-              <w:rPr>
-                <w:rFonts w:ascii="Arial" w:cs="Arial" w:eastAsia="Arial" w:hAnsi="Arial"/>
-                <w:sz w:val="19"/>
-                <w:szCs w:val="19"/>
-              </w:rPr>
-              <w:t xml:space="preserve">A = deuda técnica ≤ 5 % del esfuerzo de desarrollo</w:t>
+            <w:tcW w:type="dxa" w:w="1250"/>
+            <w:tcBorders>
+              <w:top w:val="single" w:color="C5CDD3" w:sz="4"/>
+              <w:left w:val="single" w:color="C5CDD3" w:sz="4"/>
+              <w:bottom w:val="single" w:color="C5CDD3" w:sz="4"/>
+              <w:right w:val="single" w:color="C5CDD3" w:sz="4"/>
+            </w:tcBorders>
+            <w:tcMar>
+              <w:top w:type="dxa" w:w="70"/>
+              <w:left w:type="dxa" w:w="110"/>
+              <w:bottom w:type="dxa" w:w="50"/>
+              <w:right w:type="dxa" w:w="110"/>
+            </w:tcMar>
+            <w:vAlign w:val="top"/>
+          </w:tcPr>
+          <w:p>
+            <w:pPr>
+              <w:spacing w:after="40" w:line="264"/>
+            </w:pPr>
+            <w:r>
+              <w:rPr>
+                <w:rFonts w:ascii="Arial" w:cs="Arial" w:eastAsia="Arial" w:hAnsi="Arial"/>
+                <w:sz w:val="19"/>
+                <w:szCs w:val="19"/>
+              </w:rPr>
+              <w:t xml:space="preserve">A</w:t>
+            </w:r>
+          </w:p>
+        </w:tc>
+        <w:tc>
+          <w:tcPr>
+            <w:tcW w:type="dxa" w:w="2380"/>
+            <w:tcBorders>
+              <w:top w:val="single" w:color="C5CDD3" w:sz="4"/>
+              <w:left w:val="single" w:color="C5CDD3" w:sz="4"/>
+              <w:bottom w:val="single" w:color="C5CDD3" w:sz="4"/>
+              <w:right w:val="single" w:color="C5CDD3" w:sz="4"/>
+            </w:tcBorders>
+            <w:tcMar>
+              <w:top w:type="dxa" w:w="70"/>
+              <w:left w:type="dxa" w:w="110"/>
+              <w:bottom w:type="dxa" w:w="50"/>
+              <w:right w:type="dxa" w:w="110"/>
+            </w:tcMar>
+            <w:vAlign w:val="top"/>
+          </w:tcPr>
+          <w:p>
+            <w:pPr>
+              <w:spacing w:after="40" w:line="264"/>
+            </w:pPr>
+            <w:r>
+              <w:rPr>
+                <w:rFonts w:ascii="Arial" w:cs="Arial" w:eastAsia="Arial" w:hAnsi="Arial"/>
+                <w:sz w:val="19"/>
+                <w:szCs w:val="19"/>
+              </w:rPr>
+              <w:t xml:space="preserve">A = sin bugs</w:t>
             </w:r>
           </w:p>
         </w:tc>
@@ -4484,7 +5456,391 @@
         </w:trPr>
         <w:tc>
           <w:tcPr>
-            <w:tcW w:type="dxa" w:w="3300"/>
+            <w:tcW w:type="dxa" w:w="2700"/>
+            <w:tcBorders>
+              <w:top w:val="single" w:color="C5CDD3" w:sz="4"/>
+              <w:left w:val="single" w:color="C5CDD3" w:sz="4"/>
+              <w:bottom w:val="single" w:color="C5CDD3" w:sz="4"/>
+              <w:right w:val="single" w:color="C5CDD3" w:sz="4"/>
+            </w:tcBorders>
+            <w:tcMar>
+              <w:top w:type="dxa" w:w="70"/>
+              <w:left w:type="dxa" w:w="110"/>
+              <w:bottom w:type="dxa" w:w="50"/>
+              <w:right w:type="dxa" w:w="110"/>
+            </w:tcMar>
+            <w:vAlign w:val="top"/>
+          </w:tcPr>
+          <w:p>
+            <w:pPr>
+              <w:spacing w:after="40" w:line="264"/>
+            </w:pPr>
+            <w:r>
+              <w:rPr>
+                <w:rFonts w:ascii="Arial" w:cs="Arial" w:eastAsia="Arial" w:hAnsi="Arial"/>
+                <w:sz w:val="19"/>
+                <w:szCs w:val="19"/>
+              </w:rPr>
+              <w:t xml:space="preserve">Calificación de seguridad</w:t>
+            </w:r>
+          </w:p>
+        </w:tc>
+        <w:tc>
+          <w:tcPr>
+            <w:tcW w:type="dxa" w:w="1250"/>
+            <w:tcBorders>
+              <w:top w:val="single" w:color="C5CDD3" w:sz="4"/>
+              <w:left w:val="single" w:color="C5CDD3" w:sz="4"/>
+              <w:bottom w:val="single" w:color="C5CDD3" w:sz="4"/>
+              <w:right w:val="single" w:color="C5CDD3" w:sz="4"/>
+            </w:tcBorders>
+            <w:tcMar>
+              <w:top w:type="dxa" w:w="70"/>
+              <w:left w:type="dxa" w:w="110"/>
+              <w:bottom w:type="dxa" w:w="50"/>
+              <w:right w:type="dxa" w:w="110"/>
+            </w:tcMar>
+            <w:vAlign w:val="top"/>
+          </w:tcPr>
+          <w:p>
+            <w:pPr>
+              <w:spacing w:after="40" w:line="264"/>
+            </w:pPr>
+            <w:r>
+              <w:rPr>
+                <w:rFonts w:ascii="Arial" w:cs="Arial" w:eastAsia="Arial" w:hAnsi="Arial"/>
+                <w:sz w:val="19"/>
+                <w:szCs w:val="19"/>
+              </w:rPr>
+              <w:t xml:space="preserve">B</w:t>
+            </w:r>
+          </w:p>
+        </w:tc>
+        <w:tc>
+          <w:tcPr>
+            <w:tcW w:type="dxa" w:w="1250"/>
+            <w:tcBorders>
+              <w:top w:val="single" w:color="C5CDD3" w:sz="4"/>
+              <w:left w:val="single" w:color="C5CDD3" w:sz="4"/>
+              <w:bottom w:val="single" w:color="C5CDD3" w:sz="4"/>
+              <w:right w:val="single" w:color="C5CDD3" w:sz="4"/>
+            </w:tcBorders>
+            <w:tcMar>
+              <w:top w:type="dxa" w:w="70"/>
+              <w:left w:type="dxa" w:w="110"/>
+              <w:bottom w:type="dxa" w:w="50"/>
+              <w:right w:type="dxa" w:w="110"/>
+            </w:tcMar>
+            <w:vAlign w:val="top"/>
+          </w:tcPr>
+          <w:p>
+            <w:pPr>
+              <w:spacing w:after="40" w:line="264"/>
+            </w:pPr>
+            <w:r>
+              <w:rPr>
+                <w:rFonts w:ascii="Arial" w:cs="Arial" w:eastAsia="Arial" w:hAnsi="Arial"/>
+                <w:sz w:val="19"/>
+                <w:szCs w:val="19"/>
+              </w:rPr>
+              <w:t xml:space="preserve">A</w:t>
+            </w:r>
+          </w:p>
+        </w:tc>
+        <w:tc>
+          <w:tcPr>
+            <w:tcW w:type="dxa" w:w="1250"/>
+            <w:tcBorders>
+              <w:top w:val="single" w:color="C5CDD3" w:sz="4"/>
+              <w:left w:val="single" w:color="C5CDD3" w:sz="4"/>
+              <w:bottom w:val="single" w:color="C5CDD3" w:sz="4"/>
+              <w:right w:val="single" w:color="C5CDD3" w:sz="4"/>
+            </w:tcBorders>
+            <w:tcMar>
+              <w:top w:type="dxa" w:w="70"/>
+              <w:left w:type="dxa" w:w="110"/>
+              <w:bottom w:type="dxa" w:w="50"/>
+              <w:right w:type="dxa" w:w="110"/>
+            </w:tcMar>
+            <w:vAlign w:val="top"/>
+          </w:tcPr>
+          <w:p>
+            <w:pPr>
+              <w:spacing w:after="40" w:line="264"/>
+            </w:pPr>
+            <w:r>
+              <w:rPr>
+                <w:rFonts w:ascii="Arial" w:cs="Arial" w:eastAsia="Arial" w:hAnsi="Arial"/>
+                <w:sz w:val="19"/>
+                <w:szCs w:val="19"/>
+              </w:rPr>
+              <w:t xml:space="preserve">A</w:t>
+            </w:r>
+          </w:p>
+        </w:tc>
+        <w:tc>
+          <w:tcPr>
+            <w:tcW w:type="dxa" w:w="1250"/>
+            <w:tcBorders>
+              <w:top w:val="single" w:color="C5CDD3" w:sz="4"/>
+              <w:left w:val="single" w:color="C5CDD3" w:sz="4"/>
+              <w:bottom w:val="single" w:color="C5CDD3" w:sz="4"/>
+              <w:right w:val="single" w:color="C5CDD3" w:sz="4"/>
+            </w:tcBorders>
+            <w:tcMar>
+              <w:top w:type="dxa" w:w="70"/>
+              <w:left w:type="dxa" w:w="110"/>
+              <w:bottom w:type="dxa" w:w="50"/>
+              <w:right w:type="dxa" w:w="110"/>
+            </w:tcMar>
+            <w:vAlign w:val="top"/>
+          </w:tcPr>
+          <w:p>
+            <w:pPr>
+              <w:spacing w:after="40" w:line="264"/>
+            </w:pPr>
+            <w:r>
+              <w:rPr>
+                <w:rFonts w:ascii="Arial" w:cs="Arial" w:eastAsia="Arial" w:hAnsi="Arial"/>
+                <w:sz w:val="19"/>
+                <w:szCs w:val="19"/>
+              </w:rPr>
+              <w:t xml:space="preserve">A</w:t>
+            </w:r>
+          </w:p>
+        </w:tc>
+        <w:tc>
+          <w:tcPr>
+            <w:tcW w:type="dxa" w:w="2380"/>
+            <w:tcBorders>
+              <w:top w:val="single" w:color="C5CDD3" w:sz="4"/>
+              <w:left w:val="single" w:color="C5CDD3" w:sz="4"/>
+              <w:bottom w:val="single" w:color="C5CDD3" w:sz="4"/>
+              <w:right w:val="single" w:color="C5CDD3" w:sz="4"/>
+            </w:tcBorders>
+            <w:tcMar>
+              <w:top w:type="dxa" w:w="70"/>
+              <w:left w:type="dxa" w:w="110"/>
+              <w:bottom w:type="dxa" w:w="50"/>
+              <w:right w:type="dxa" w:w="110"/>
+            </w:tcMar>
+            <w:vAlign w:val="top"/>
+          </w:tcPr>
+          <w:p>
+            <w:pPr>
+              <w:spacing w:after="40" w:line="264"/>
+            </w:pPr>
+            <w:r>
+              <w:rPr>
+                <w:rFonts w:ascii="Arial" w:cs="Arial" w:eastAsia="Arial" w:hAnsi="Arial"/>
+                <w:sz w:val="19"/>
+                <w:szCs w:val="19"/>
+              </w:rPr>
+              <w:t xml:space="preserve">A = sin vulnerabilidades</w:t>
+            </w:r>
+          </w:p>
+        </w:tc>
+      </w:tr>
+      <w:tr>
+        <w:trPr>
+          <w:cantSplit/>
+          <w:tblHeader w:val="off"/>
+        </w:trPr>
+        <w:tc>
+          <w:tcPr>
+            <w:tcW w:type="dxa" w:w="2700"/>
+            <w:tcBorders>
+              <w:top w:val="single" w:color="C5CDD3" w:sz="4"/>
+              <w:left w:val="single" w:color="C5CDD3" w:sz="4"/>
+              <w:bottom w:val="single" w:color="C5CDD3" w:sz="4"/>
+              <w:right w:val="single" w:color="C5CDD3" w:sz="4"/>
+            </w:tcBorders>
+            <w:tcMar>
+              <w:top w:type="dxa" w:w="70"/>
+              <w:left w:type="dxa" w:w="110"/>
+              <w:bottom w:type="dxa" w:w="50"/>
+              <w:right w:type="dxa" w:w="110"/>
+            </w:tcMar>
+            <w:vAlign w:val="top"/>
+          </w:tcPr>
+          <w:p>
+            <w:pPr>
+              <w:spacing w:after="40" w:line="264"/>
+            </w:pPr>
+            <w:r>
+              <w:rPr>
+                <w:rFonts w:ascii="Arial" w:cs="Arial" w:eastAsia="Arial" w:hAnsi="Arial"/>
+                <w:sz w:val="19"/>
+                <w:szCs w:val="19"/>
+              </w:rPr>
+              <w:t xml:space="preserve">Calificación de mantenibilidad</w:t>
+            </w:r>
+          </w:p>
+        </w:tc>
+        <w:tc>
+          <w:tcPr>
+            <w:tcW w:type="dxa" w:w="1250"/>
+            <w:tcBorders>
+              <w:top w:val="single" w:color="C5CDD3" w:sz="4"/>
+              <w:left w:val="single" w:color="C5CDD3" w:sz="4"/>
+              <w:bottom w:val="single" w:color="C5CDD3" w:sz="4"/>
+              <w:right w:val="single" w:color="C5CDD3" w:sz="4"/>
+            </w:tcBorders>
+            <w:tcMar>
+              <w:top w:type="dxa" w:w="70"/>
+              <w:left w:type="dxa" w:w="110"/>
+              <w:bottom w:type="dxa" w:w="50"/>
+              <w:right w:type="dxa" w:w="110"/>
+            </w:tcMar>
+            <w:vAlign w:val="top"/>
+          </w:tcPr>
+          <w:p>
+            <w:pPr>
+              <w:spacing w:after="40" w:line="264"/>
+            </w:pPr>
+            <w:r>
+              <w:rPr>
+                <w:rFonts w:ascii="Arial" w:cs="Arial" w:eastAsia="Arial" w:hAnsi="Arial"/>
+                <w:sz w:val="19"/>
+                <w:szCs w:val="19"/>
+              </w:rPr>
+              <w:t xml:space="preserve">A</w:t>
+            </w:r>
+          </w:p>
+        </w:tc>
+        <w:tc>
+          <w:tcPr>
+            <w:tcW w:type="dxa" w:w="1250"/>
+            <w:tcBorders>
+              <w:top w:val="single" w:color="C5CDD3" w:sz="4"/>
+              <w:left w:val="single" w:color="C5CDD3" w:sz="4"/>
+              <w:bottom w:val="single" w:color="C5CDD3" w:sz="4"/>
+              <w:right w:val="single" w:color="C5CDD3" w:sz="4"/>
+            </w:tcBorders>
+            <w:tcMar>
+              <w:top w:type="dxa" w:w="70"/>
+              <w:left w:type="dxa" w:w="110"/>
+              <w:bottom w:type="dxa" w:w="50"/>
+              <w:right w:type="dxa" w:w="110"/>
+            </w:tcMar>
+            <w:vAlign w:val="top"/>
+          </w:tcPr>
+          <w:p>
+            <w:pPr>
+              <w:spacing w:after="40" w:line="264"/>
+            </w:pPr>
+            <w:r>
+              <w:rPr>
+                <w:rFonts w:ascii="Arial" w:cs="Arial" w:eastAsia="Arial" w:hAnsi="Arial"/>
+                <w:sz w:val="19"/>
+                <w:szCs w:val="19"/>
+              </w:rPr>
+              <w:t xml:space="preserve">A</w:t>
+            </w:r>
+          </w:p>
+        </w:tc>
+        <w:tc>
+          <w:tcPr>
+            <w:tcW w:type="dxa" w:w="1250"/>
+            <w:tcBorders>
+              <w:top w:val="single" w:color="C5CDD3" w:sz="4"/>
+              <w:left w:val="single" w:color="C5CDD3" w:sz="4"/>
+              <w:bottom w:val="single" w:color="C5CDD3" w:sz="4"/>
+              <w:right w:val="single" w:color="C5CDD3" w:sz="4"/>
+            </w:tcBorders>
+            <w:tcMar>
+              <w:top w:type="dxa" w:w="70"/>
+              <w:left w:type="dxa" w:w="110"/>
+              <w:bottom w:type="dxa" w:w="50"/>
+              <w:right w:type="dxa" w:w="110"/>
+            </w:tcMar>
+            <w:vAlign w:val="top"/>
+          </w:tcPr>
+          <w:p>
+            <w:pPr>
+              <w:spacing w:after="40" w:line="264"/>
+            </w:pPr>
+            <w:r>
+              <w:rPr>
+                <w:rFonts w:ascii="Arial" w:cs="Arial" w:eastAsia="Arial" w:hAnsi="Arial"/>
+                <w:sz w:val="19"/>
+                <w:szCs w:val="19"/>
+              </w:rPr>
+              <w:t xml:space="preserve">A</w:t>
+            </w:r>
+          </w:p>
+        </w:tc>
+        <w:tc>
+          <w:tcPr>
+            <w:tcW w:type="dxa" w:w="1250"/>
+            <w:tcBorders>
+              <w:top w:val="single" w:color="C5CDD3" w:sz="4"/>
+              <w:left w:val="single" w:color="C5CDD3" w:sz="4"/>
+              <w:bottom w:val="single" w:color="C5CDD3" w:sz="4"/>
+              <w:right w:val="single" w:color="C5CDD3" w:sz="4"/>
+            </w:tcBorders>
+            <w:tcMar>
+              <w:top w:type="dxa" w:w="70"/>
+              <w:left w:type="dxa" w:w="110"/>
+              <w:bottom w:type="dxa" w:w="50"/>
+              <w:right w:type="dxa" w:w="110"/>
+            </w:tcMar>
+            <w:vAlign w:val="top"/>
+          </w:tcPr>
+          <w:p>
+            <w:pPr>
+              <w:spacing w:after="40" w:line="264"/>
+            </w:pPr>
+            <w:r>
+              <w:rPr>
+                <w:rFonts w:ascii="Arial" w:cs="Arial" w:eastAsia="Arial" w:hAnsi="Arial"/>
+                <w:sz w:val="19"/>
+                <w:szCs w:val="19"/>
+              </w:rPr>
+              <w:t xml:space="preserve">A</w:t>
+            </w:r>
+          </w:p>
+        </w:tc>
+        <w:tc>
+          <w:tcPr>
+            <w:tcW w:type="dxa" w:w="2380"/>
+            <w:tcBorders>
+              <w:top w:val="single" w:color="C5CDD3" w:sz="4"/>
+              <w:left w:val="single" w:color="C5CDD3" w:sz="4"/>
+              <w:bottom w:val="single" w:color="C5CDD3" w:sz="4"/>
+              <w:right w:val="single" w:color="C5CDD3" w:sz="4"/>
+            </w:tcBorders>
+            <w:tcMar>
+              <w:top w:type="dxa" w:w="70"/>
+              <w:left w:type="dxa" w:w="110"/>
+              <w:bottom w:type="dxa" w:w="50"/>
+              <w:right w:type="dxa" w:w="110"/>
+            </w:tcMar>
+            <w:vAlign w:val="top"/>
+          </w:tcPr>
+          <w:p>
+            <w:pPr>
+              <w:spacing w:after="40" w:line="264"/>
+            </w:pPr>
+            <w:r>
+              <w:rPr>
+                <w:rFonts w:ascii="Arial" w:cs="Arial" w:eastAsia="Arial" w:hAnsi="Arial"/>
+                <w:sz w:val="19"/>
+                <w:szCs w:val="19"/>
+              </w:rPr>
+              <w:t xml:space="preserve">A = deuda técnica ≤ 5 % del esfuerzo de desarrollo</w:t>
+            </w:r>
+          </w:p>
+        </w:tc>
+      </w:tr>
+      <w:tr>
+        <w:trPr>
+          <w:cantSplit/>
+          <w:tblHeader w:val="off"/>
+        </w:trPr>
+        <w:tc>
+          <w:tcPr>
+            <w:tcW w:type="dxa" w:w="2700"/>
             <w:tcBorders>
               <w:top w:val="single" w:color="C5CDD3" w:sz="4"/>
               <w:left w:val="single" w:color="C5CDD3" w:sz="4"/>
@@ -4515,7 +5871,7 @@
         </w:tc>
         <w:tc>
           <w:tcPr>
-            <w:tcW w:type="dxa" w:w="1500"/>
+            <w:tcW w:type="dxa" w:w="1250"/>
             <w:tcBorders>
               <w:top w:val="single" w:color="C5CDD3" w:sz="4"/>
               <w:left w:val="single" w:color="C5CDD3" w:sz="4"/>
@@ -4546,7 +5902,7 @@
         </w:tc>
         <w:tc>
           <w:tcPr>
-            <w:tcW w:type="dxa" w:w="1500"/>
+            <w:tcW w:type="dxa" w:w="1250"/>
             <w:tcBorders>
               <w:top w:val="single" w:color="C5CDD3" w:sz="4"/>
               <w:left w:val="single" w:color="C5CDD3" w:sz="4"/>
@@ -4577,7 +5933,69 @@
         </w:tc>
         <w:tc>
           <w:tcPr>
-            <w:tcW w:type="dxa" w:w="3780"/>
+            <w:tcW w:type="dxa" w:w="1250"/>
+            <w:tcBorders>
+              <w:top w:val="single" w:color="C5CDD3" w:sz="4"/>
+              <w:left w:val="single" w:color="C5CDD3" w:sz="4"/>
+              <w:bottom w:val="single" w:color="C5CDD3" w:sz="4"/>
+              <w:right w:val="single" w:color="C5CDD3" w:sz="4"/>
+            </w:tcBorders>
+            <w:tcMar>
+              <w:top w:type="dxa" w:w="70"/>
+              <w:left w:type="dxa" w:w="110"/>
+              <w:bottom w:type="dxa" w:w="50"/>
+              <w:right w:type="dxa" w:w="110"/>
+            </w:tcMar>
+            <w:vAlign w:val="top"/>
+          </w:tcPr>
+          <w:p>
+            <w:pPr>
+              <w:spacing w:after="40" w:line="264"/>
+            </w:pPr>
+            <w:r>
+              <w:rPr>
+                <w:rFonts w:ascii="Arial" w:cs="Arial" w:eastAsia="Arial" w:hAnsi="Arial"/>
+                <w:sz w:val="19"/>
+                <w:szCs w:val="19"/>
+              </w:rPr>
+              <w:t xml:space="preserve">720</w:t>
+            </w:r>
+          </w:p>
+        </w:tc>
+        <w:tc>
+          <w:tcPr>
+            <w:tcW w:type="dxa" w:w="1250"/>
+            <w:tcBorders>
+              <w:top w:val="single" w:color="C5CDD3" w:sz="4"/>
+              <w:left w:val="single" w:color="C5CDD3" w:sz="4"/>
+              <w:bottom w:val="single" w:color="C5CDD3" w:sz="4"/>
+              <w:right w:val="single" w:color="C5CDD3" w:sz="4"/>
+            </w:tcBorders>
+            <w:tcMar>
+              <w:top w:type="dxa" w:w="70"/>
+              <w:left w:type="dxa" w:w="110"/>
+              <w:bottom w:type="dxa" w:w="50"/>
+              <w:right w:type="dxa" w:w="110"/>
+            </w:tcMar>
+            <w:vAlign w:val="top"/>
+          </w:tcPr>
+          <w:p>
+            <w:pPr>
+              <w:spacing w:after="40" w:line="264"/>
+            </w:pPr>
+            <w:r>
+              <w:rPr>
+                <w:rFonts w:ascii="Arial" w:cs="Arial" w:eastAsia="Arial" w:hAnsi="Arial"/>
+                <w:sz w:val="19"/>
+                <w:szCs w:val="19"/>
+              </w:rPr>
+              <w:t xml:space="preserve">720</w:t>
+            </w:r>
+          </w:p>
+        </w:tc>
+        <w:tc>
+          <w:tcPr>
+            <w:tcW w:type="dxa" w:w="2380"/>
             <w:tcBorders>
               <w:top w:val="single" w:color="C5CDD3" w:sz="4"/>
               <w:left w:val="single" w:color="C5CDD3" w:sz="4"/>
@@ -4638,23 +6056,6 @@
         <w:t xml:space="preserve">3.3 Hallazgos (issues) abiertos</w:t>
       </w:r>
     </w:p>
-    <w:p>
-      <w:pPr>
-        <w:pStyle w:val="Heading3"/>
-        <w:spacing w:after="80" w:before="200"/>
-      </w:pPr>
-      <w:r>
-        <w:rPr>
-          <w:rFonts w:ascii="Arial" w:cs="Arial" w:eastAsia="Arial" w:hAnsi="Arial"/>
-          <w:b/>
-          <w:bCs/>
-          <w:color w:val="2F3B45"/>
-          <w:sz w:val="21"/>
-          <w:szCs w:val="21"/>
-        </w:rPr>
-        <w:t xml:space="preserve">Análisis 1 (línea base)</w:t>
-      </w:r>
-    </w:p>
     <w:tbl>
       <w:tblPr>
         <w:tblW w:type="dxa" w:w="10080"/>
@@ -4668,12 +6069,12 @@
         </w:tblBorders>
       </w:tblPr>
       <w:tblGrid>
-        <w:gridCol w:w="2600"/>
-        <w:gridCol w:w="1500"/>
-        <w:gridCol w:w="1500"/>
-        <w:gridCol w:w="1500"/>
-        <w:gridCol w:w="1500"/>
-        <w:gridCol w:w="1480"/>
+        <w:gridCol w:w="3480"/>
+        <w:gridCol w:w="1320"/>
+        <w:gridCol w:w="1320"/>
+        <w:gridCol w:w="1320"/>
+        <w:gridCol w:w="1320"/>
+        <w:gridCol w:w="1320"/>
       </w:tblGrid>
       <w:tr>
         <w:trPr>
@@ -4682,7 +6083,7 @@
         </w:trPr>
         <w:tc>
           <w:tcPr>
-            <w:tcW w:type="dxa" w:w="2600"/>
+            <w:tcW w:type="dxa" w:w="3480"/>
             <w:tcBorders>
               <w:top w:val="single" w:color="C5CDD3" w:sz="4"/>
               <w:left w:val="single" w:color="C5CDD3" w:sz="4"/>
@@ -4711,13 +6112,13 @@
                 <w:sz w:val="19"/>
                 <w:szCs w:val="19"/>
               </w:rPr>
-              <w:t xml:space="preserve">Tipo / severidad</w:t>
-            </w:r>
-          </w:p>
-        </w:tc>
-        <w:tc>
-          <w:tcPr>
-            <w:tcW w:type="dxa" w:w="1500"/>
+              <w:t xml:space="preserve">Análisis</w:t>
+            </w:r>
+          </w:p>
+        </w:tc>
+        <w:tc>
+          <w:tcPr>
+            <w:tcW w:type="dxa" w:w="1320"/>
             <w:tcBorders>
               <w:top w:val="single" w:color="C5CDD3" w:sz="4"/>
               <w:left w:val="single" w:color="C5CDD3" w:sz="4"/>
@@ -4752,7 +6153,7 @@
         </w:tc>
         <w:tc>
           <w:tcPr>
-            <w:tcW w:type="dxa" w:w="1500"/>
+            <w:tcW w:type="dxa" w:w="1320"/>
             <w:tcBorders>
               <w:top w:val="single" w:color="C5CDD3" w:sz="4"/>
               <w:left w:val="single" w:color="C5CDD3" w:sz="4"/>
@@ -4787,7 +6188,7 @@
         </w:tc>
         <w:tc>
           <w:tcPr>
-            <w:tcW w:type="dxa" w:w="1500"/>
+            <w:tcW w:type="dxa" w:w="1320"/>
             <w:tcBorders>
               <w:top w:val="single" w:color="C5CDD3" w:sz="4"/>
               <w:left w:val="single" w:color="C5CDD3" w:sz="4"/>
@@ -4822,7 +6223,7 @@
         </w:tc>
         <w:tc>
           <w:tcPr>
-            <w:tcW w:type="dxa" w:w="1500"/>
+            <w:tcW w:type="dxa" w:w="1320"/>
             <w:tcBorders>
               <w:top w:val="single" w:color="C5CDD3" w:sz="4"/>
               <w:left w:val="single" w:color="C5CDD3" w:sz="4"/>
@@ -4857,7 +6258,7 @@
         </w:tc>
         <w:tc>
           <w:tcPr>
-            <w:tcW w:type="dxa" w:w="1480"/>
+            <w:tcW w:type="dxa" w:w="1320"/>
             <w:tcBorders>
               <w:top w:val="single" w:color="C5CDD3" w:sz="4"/>
               <w:left w:val="single" w:color="C5CDD3" w:sz="4"/>
@@ -4898,38 +6299,38 @@
         </w:trPr>
         <w:tc>
           <w:tcPr>
-            <w:tcW w:type="dxa" w:w="2600"/>
-            <w:tcBorders>
-              <w:top w:val="single" w:color="C5CDD3" w:sz="4"/>
-              <w:left w:val="single" w:color="C5CDD3" w:sz="4"/>
-              <w:bottom w:val="single" w:color="C5CDD3" w:sz="4"/>
-              <w:right w:val="single" w:color="C5CDD3" w:sz="4"/>
-            </w:tcBorders>
-            <w:tcMar>
-              <w:top w:type="dxa" w:w="70"/>
-              <w:left w:type="dxa" w:w="110"/>
-              <w:bottom w:type="dxa" w:w="50"/>
-              <w:right w:type="dxa" w:w="110"/>
-            </w:tcMar>
-            <w:vAlign w:val="top"/>
-          </w:tcPr>
-          <w:p>
-            <w:pPr>
-              <w:spacing w:after="40" w:line="264"/>
-            </w:pPr>
-            <w:r>
-              <w:rPr>
-                <w:rFonts w:ascii="Arial" w:cs="Arial" w:eastAsia="Arial" w:hAnsi="Arial"/>
-                <w:sz w:val="19"/>
-                <w:szCs w:val="19"/>
-              </w:rPr>
-              <w:t xml:space="preserve">Total de hallazgos abiertos</w:t>
-            </w:r>
-          </w:p>
-        </w:tc>
-        <w:tc>
-          <w:tcPr>
-            <w:tcW w:type="dxa" w:w="1500"/>
+            <w:tcW w:type="dxa" w:w="3480"/>
+            <w:tcBorders>
+              <w:top w:val="single" w:color="C5CDD3" w:sz="4"/>
+              <w:left w:val="single" w:color="C5CDD3" w:sz="4"/>
+              <w:bottom w:val="single" w:color="C5CDD3" w:sz="4"/>
+              <w:right w:val="single" w:color="C5CDD3" w:sz="4"/>
+            </w:tcBorders>
+            <w:tcMar>
+              <w:top w:type="dxa" w:w="70"/>
+              <w:left w:type="dxa" w:w="110"/>
+              <w:bottom w:type="dxa" w:w="50"/>
+              <w:right w:type="dxa" w:w="110"/>
+            </w:tcMar>
+            <w:vAlign w:val="top"/>
+          </w:tcPr>
+          <w:p>
+            <w:pPr>
+              <w:spacing w:after="40" w:line="264"/>
+            </w:pPr>
+            <w:r>
+              <w:rPr>
+                <w:rFonts w:ascii="Arial" w:cs="Arial" w:eastAsia="Arial" w:hAnsi="Arial"/>
+                <w:sz w:val="19"/>
+                <w:szCs w:val="19"/>
+              </w:rPr>
+              <w:t xml:space="preserve">Análisis 1 (línea base)</w:t>
+            </w:r>
+          </w:p>
+        </w:tc>
+        <w:tc>
+          <w:tcPr>
+            <w:tcW w:type="dxa" w:w="1320"/>
             <w:tcBorders>
               <w:top w:val="single" w:color="C5CDD3" w:sz="4"/>
               <w:left w:val="single" w:color="C5CDD3" w:sz="4"/>
@@ -4961,7 +6362,7 @@
         </w:tc>
         <w:tc>
           <w:tcPr>
-            <w:tcW w:type="dxa" w:w="1500"/>
+            <w:tcW w:type="dxa" w:w="1320"/>
             <w:tcBorders>
               <w:top w:val="single" w:color="C5CDD3" w:sz="4"/>
               <w:left w:val="single" w:color="C5CDD3" w:sz="4"/>
@@ -4993,7 +6394,7 @@
         </w:tc>
         <w:tc>
           <w:tcPr>
-            <w:tcW w:type="dxa" w:w="1500"/>
+            <w:tcW w:type="dxa" w:w="1320"/>
             <w:tcBorders>
               <w:top w:val="single" w:color="C5CDD3" w:sz="4"/>
               <w:left w:val="single" w:color="C5CDD3" w:sz="4"/>
@@ -5025,7 +6426,7 @@
         </w:tc>
         <w:tc>
           <w:tcPr>
-            <w:tcW w:type="dxa" w:w="1500"/>
+            <w:tcW w:type="dxa" w:w="1320"/>
             <w:tcBorders>
               <w:top w:val="single" w:color="C5CDD3" w:sz="4"/>
               <w:left w:val="single" w:color="C5CDD3" w:sz="4"/>
@@ -5057,7 +6458,7 @@
         </w:tc>
         <w:tc>
           <w:tcPr>
-            <w:tcW w:type="dxa" w:w="1480"/>
+            <w:tcW w:type="dxa" w:w="1320"/>
             <w:tcBorders>
               <w:top w:val="single" w:color="C5CDD3" w:sz="4"/>
               <w:left w:val="single" w:color="C5CDD3" w:sz="4"/>
@@ -5084,260 +6485,6 @@
                 <w:szCs w:val="19"/>
               </w:rPr>
               <w:t xml:space="preserve">0</w:t>
-            </w:r>
-          </w:p>
-        </w:tc>
-      </w:tr>
-    </w:tbl>
-    <w:p>
-      <w:pPr>
-        <w:pStyle w:val="Heading3"/>
-        <w:spacing w:after="80" w:before="200"/>
-      </w:pPr>
-      <w:r>
-        <w:rPr>
-          <w:rFonts w:ascii="Arial" w:cs="Arial" w:eastAsia="Arial" w:hAnsi="Arial"/>
-          <w:b/>
-          <w:bCs/>
-          <w:color w:val="2F3B45"/>
-          <w:sz w:val="21"/>
-          <w:szCs w:val="21"/>
-        </w:rPr>
-        <w:t xml:space="preserve">Análisis 2 (final)</w:t>
-      </w:r>
-    </w:p>
-    <w:tbl>
-      <w:tblPr>
-        <w:tblW w:type="dxa" w:w="10080"/>
-        <w:tblBorders>
-          <w:top w:val="single" w:color="auto" w:sz="4"/>
-          <w:left w:val="single" w:color="auto" w:sz="4"/>
-          <w:bottom w:val="single" w:color="auto" w:sz="4"/>
-          <w:right w:val="single" w:color="auto" w:sz="4"/>
-          <w:insideH w:val="single" w:color="auto" w:sz="4"/>
-          <w:insideV w:val="single" w:color="auto" w:sz="4"/>
-        </w:tblBorders>
-      </w:tblPr>
-      <w:tblGrid>
-        <w:gridCol w:w="2600"/>
-        <w:gridCol w:w="1500"/>
-        <w:gridCol w:w="1500"/>
-        <w:gridCol w:w="1500"/>
-        <w:gridCol w:w="1500"/>
-        <w:gridCol w:w="1480"/>
-      </w:tblGrid>
-      <w:tr>
-        <w:trPr>
-          <w:cantSplit/>
-          <w:tblHeader/>
-        </w:trPr>
-        <w:tc>
-          <w:tcPr>
-            <w:tcW w:type="dxa" w:w="2600"/>
-            <w:tcBorders>
-              <w:top w:val="single" w:color="C5CDD3" w:sz="4"/>
-              <w:left w:val="single" w:color="C5CDD3" w:sz="4"/>
-              <w:bottom w:val="single" w:color="C5CDD3" w:sz="4"/>
-              <w:right w:val="single" w:color="C5CDD3" w:sz="4"/>
-            </w:tcBorders>
-            <w:shd w:fill="0A3D2A" w:color="auto" w:val="clear"/>
-            <w:tcMar>
-              <w:top w:type="dxa" w:w="70"/>
-              <w:left w:type="dxa" w:w="110"/>
-              <w:bottom w:type="dxa" w:w="50"/>
-              <w:right w:type="dxa" w:w="110"/>
-            </w:tcMar>
-            <w:vAlign w:val="top"/>
-          </w:tcPr>
-          <w:p>
-            <w:pPr>
-              <w:spacing w:after="40" w:line="264"/>
-            </w:pPr>
-            <w:r>
-              <w:rPr>
-                <w:rFonts w:ascii="Arial" w:cs="Arial" w:eastAsia="Arial" w:hAnsi="Arial"/>
-                <w:b/>
-                <w:bCs/>
-                <w:color w:val="FFFFFF"/>
-                <w:sz w:val="19"/>
-                <w:szCs w:val="19"/>
-              </w:rPr>
-              <w:t xml:space="preserve">Tipo / severidad</w:t>
-            </w:r>
-          </w:p>
-        </w:tc>
-        <w:tc>
-          <w:tcPr>
-            <w:tcW w:type="dxa" w:w="1500"/>
-            <w:tcBorders>
-              <w:top w:val="single" w:color="C5CDD3" w:sz="4"/>
-              <w:left w:val="single" w:color="C5CDD3" w:sz="4"/>
-              <w:bottom w:val="single" w:color="C5CDD3" w:sz="4"/>
-              <w:right w:val="single" w:color="C5CDD3" w:sz="4"/>
-            </w:tcBorders>
-            <w:shd w:fill="0A3D2A" w:color="auto" w:val="clear"/>
-            <w:tcMar>
-              <w:top w:type="dxa" w:w="70"/>
-              <w:left w:type="dxa" w:w="110"/>
-              <w:bottom w:type="dxa" w:w="50"/>
-              <w:right w:type="dxa" w:w="110"/>
-            </w:tcMar>
-            <w:vAlign w:val="top"/>
-          </w:tcPr>
-          <w:p>
-            <w:pPr>
-              <w:spacing w:after="40" w:line="264"/>
-            </w:pPr>
-            <w:r>
-              <w:rPr>
-                <w:rFonts w:ascii="Arial" w:cs="Arial" w:eastAsia="Arial" w:hAnsi="Arial"/>
-                <w:b/>
-                <w:bCs/>
-                <w:color w:val="FFFFFF"/>
-                <w:sz w:val="19"/>
-                <w:szCs w:val="19"/>
-              </w:rPr>
-              <w:t xml:space="preserve">Bloqueante</w:t>
-            </w:r>
-          </w:p>
-        </w:tc>
-        <w:tc>
-          <w:tcPr>
-            <w:tcW w:type="dxa" w:w="1500"/>
-            <w:tcBorders>
-              <w:top w:val="single" w:color="C5CDD3" w:sz="4"/>
-              <w:left w:val="single" w:color="C5CDD3" w:sz="4"/>
-              <w:bottom w:val="single" w:color="C5CDD3" w:sz="4"/>
-              <w:right w:val="single" w:color="C5CDD3" w:sz="4"/>
-            </w:tcBorders>
-            <w:shd w:fill="0A3D2A" w:color="auto" w:val="clear"/>
-            <w:tcMar>
-              <w:top w:type="dxa" w:w="70"/>
-              <w:left w:type="dxa" w:w="110"/>
-              <w:bottom w:type="dxa" w:w="50"/>
-              <w:right w:type="dxa" w:w="110"/>
-            </w:tcMar>
-            <w:vAlign w:val="top"/>
-          </w:tcPr>
-          <w:p>
-            <w:pPr>
-              <w:spacing w:after="40" w:line="264"/>
-            </w:pPr>
-            <w:r>
-              <w:rPr>
-                <w:rFonts w:ascii="Arial" w:cs="Arial" w:eastAsia="Arial" w:hAnsi="Arial"/>
-                <w:b/>
-                <w:bCs/>
-                <w:color w:val="FFFFFF"/>
-                <w:sz w:val="19"/>
-                <w:szCs w:val="19"/>
-              </w:rPr>
-              <w:t xml:space="preserve">Crítica</w:t>
-            </w:r>
-          </w:p>
-        </w:tc>
-        <w:tc>
-          <w:tcPr>
-            <w:tcW w:type="dxa" w:w="1500"/>
-            <w:tcBorders>
-              <w:top w:val="single" w:color="C5CDD3" w:sz="4"/>
-              <w:left w:val="single" w:color="C5CDD3" w:sz="4"/>
-              <w:bottom w:val="single" w:color="C5CDD3" w:sz="4"/>
-              <w:right w:val="single" w:color="C5CDD3" w:sz="4"/>
-            </w:tcBorders>
-            <w:shd w:fill="0A3D2A" w:color="auto" w:val="clear"/>
-            <w:tcMar>
-              <w:top w:type="dxa" w:w="70"/>
-              <w:left w:type="dxa" w:w="110"/>
-              <w:bottom w:type="dxa" w:w="50"/>
-              <w:right w:type="dxa" w:w="110"/>
-            </w:tcMar>
-            <w:vAlign w:val="top"/>
-          </w:tcPr>
-          <w:p>
-            <w:pPr>
-              <w:spacing w:after="40" w:line="264"/>
-            </w:pPr>
-            <w:r>
-              <w:rPr>
-                <w:rFonts w:ascii="Arial" w:cs="Arial" w:eastAsia="Arial" w:hAnsi="Arial"/>
-                <w:b/>
-                <w:bCs/>
-                <w:color w:val="FFFFFF"/>
-                <w:sz w:val="19"/>
-                <w:szCs w:val="19"/>
-              </w:rPr>
-              <w:t xml:space="preserve">Mayor</w:t>
-            </w:r>
-          </w:p>
-        </w:tc>
-        <w:tc>
-          <w:tcPr>
-            <w:tcW w:type="dxa" w:w="1500"/>
-            <w:tcBorders>
-              <w:top w:val="single" w:color="C5CDD3" w:sz="4"/>
-              <w:left w:val="single" w:color="C5CDD3" w:sz="4"/>
-              <w:bottom w:val="single" w:color="C5CDD3" w:sz="4"/>
-              <w:right w:val="single" w:color="C5CDD3" w:sz="4"/>
-            </w:tcBorders>
-            <w:shd w:fill="0A3D2A" w:color="auto" w:val="clear"/>
-            <w:tcMar>
-              <w:top w:type="dxa" w:w="70"/>
-              <w:left w:type="dxa" w:w="110"/>
-              <w:bottom w:type="dxa" w:w="50"/>
-              <w:right w:type="dxa" w:w="110"/>
-            </w:tcMar>
-            <w:vAlign w:val="top"/>
-          </w:tcPr>
-          <w:p>
-            <w:pPr>
-              <w:spacing w:after="40" w:line="264"/>
-            </w:pPr>
-            <w:r>
-              <w:rPr>
-                <w:rFonts w:ascii="Arial" w:cs="Arial" w:eastAsia="Arial" w:hAnsi="Arial"/>
-                <w:b/>
-                <w:bCs/>
-                <w:color w:val="FFFFFF"/>
-                <w:sz w:val="19"/>
-                <w:szCs w:val="19"/>
-              </w:rPr>
-              <w:t xml:space="preserve">Menor</w:t>
-            </w:r>
-          </w:p>
-        </w:tc>
-        <w:tc>
-          <w:tcPr>
-            <w:tcW w:type="dxa" w:w="1480"/>
-            <w:tcBorders>
-              <w:top w:val="single" w:color="C5CDD3" w:sz="4"/>
-              <w:left w:val="single" w:color="C5CDD3" w:sz="4"/>
-              <w:bottom w:val="single" w:color="C5CDD3" w:sz="4"/>
-              <w:right w:val="single" w:color="C5CDD3" w:sz="4"/>
-            </w:tcBorders>
-            <w:shd w:fill="0A3D2A" w:color="auto" w:val="clear"/>
-            <w:tcMar>
-              <w:top w:type="dxa" w:w="70"/>
-              <w:left w:type="dxa" w:w="110"/>
-              <w:bottom w:type="dxa" w:w="50"/>
-              <w:right w:type="dxa" w:w="110"/>
-            </w:tcMar>
-            <w:vAlign w:val="top"/>
-          </w:tcPr>
-          <w:p>
-            <w:pPr>
-              <w:spacing w:after="40" w:line="264"/>
-            </w:pPr>
-            <w:r>
-              <w:rPr>
-                <w:rFonts w:ascii="Arial" w:cs="Arial" w:eastAsia="Arial" w:hAnsi="Arial"/>
-                <w:b/>
-                <w:bCs/>
-                <w:color w:val="FFFFFF"/>
-                <w:sz w:val="19"/>
-                <w:szCs w:val="19"/>
-              </w:rPr>
-              <w:t xml:space="preserve">Info</w:t>
             </w:r>
           </w:p>
         </w:tc>
@@ -5349,38 +6496,38 @@
         </w:trPr>
         <w:tc>
           <w:tcPr>
-            <w:tcW w:type="dxa" w:w="2600"/>
-            <w:tcBorders>
-              <w:top w:val="single" w:color="C5CDD3" w:sz="4"/>
-              <w:left w:val="single" w:color="C5CDD3" w:sz="4"/>
-              <w:bottom w:val="single" w:color="C5CDD3" w:sz="4"/>
-              <w:right w:val="single" w:color="C5CDD3" w:sz="4"/>
-            </w:tcBorders>
-            <w:tcMar>
-              <w:top w:type="dxa" w:w="70"/>
-              <w:left w:type="dxa" w:w="110"/>
-              <w:bottom w:type="dxa" w:w="50"/>
-              <w:right w:type="dxa" w:w="110"/>
-            </w:tcMar>
-            <w:vAlign w:val="top"/>
-          </w:tcPr>
-          <w:p>
-            <w:pPr>
-              <w:spacing w:after="40" w:line="264"/>
-            </w:pPr>
-            <w:r>
-              <w:rPr>
-                <w:rFonts w:ascii="Arial" w:cs="Arial" w:eastAsia="Arial" w:hAnsi="Arial"/>
-                <w:sz w:val="19"/>
-                <w:szCs w:val="19"/>
-              </w:rPr>
-              <w:t xml:space="preserve">Total de hallazgos abiertos</w:t>
-            </w:r>
-          </w:p>
-        </w:tc>
-        <w:tc>
-          <w:tcPr>
-            <w:tcW w:type="dxa" w:w="1500"/>
+            <w:tcW w:type="dxa" w:w="3480"/>
+            <w:tcBorders>
+              <w:top w:val="single" w:color="C5CDD3" w:sz="4"/>
+              <w:left w:val="single" w:color="C5CDD3" w:sz="4"/>
+              <w:bottom w:val="single" w:color="C5CDD3" w:sz="4"/>
+              <w:right w:val="single" w:color="C5CDD3" w:sz="4"/>
+            </w:tcBorders>
+            <w:tcMar>
+              <w:top w:type="dxa" w:w="70"/>
+              <w:left w:type="dxa" w:w="110"/>
+              <w:bottom w:type="dxa" w:w="50"/>
+              <w:right w:type="dxa" w:w="110"/>
+            </w:tcMar>
+            <w:vAlign w:val="top"/>
+          </w:tcPr>
+          <w:p>
+            <w:pPr>
+              <w:spacing w:after="40" w:line="264"/>
+            </w:pPr>
+            <w:r>
+              <w:rPr>
+                <w:rFonts w:ascii="Arial" w:cs="Arial" w:eastAsia="Arial" w:hAnsi="Arial"/>
+                <w:sz w:val="19"/>
+                <w:szCs w:val="19"/>
+              </w:rPr>
+              <w:t xml:space="preserve">Análisis 2 (hallazgos corregidos)</w:t>
+            </w:r>
+          </w:p>
+        </w:tc>
+        <w:tc>
+          <w:tcPr>
+            <w:tcW w:type="dxa" w:w="1320"/>
             <w:tcBorders>
               <w:top w:val="single" w:color="C5CDD3" w:sz="4"/>
               <w:left w:val="single" w:color="C5CDD3" w:sz="4"/>
@@ -5412,7 +6559,7 @@
         </w:tc>
         <w:tc>
           <w:tcPr>
-            <w:tcW w:type="dxa" w:w="1500"/>
+            <w:tcW w:type="dxa" w:w="1320"/>
             <w:tcBorders>
               <w:top w:val="single" w:color="C5CDD3" w:sz="4"/>
               <w:left w:val="single" w:color="C5CDD3" w:sz="4"/>
@@ -5444,7 +6591,7 @@
         </w:tc>
         <w:tc>
           <w:tcPr>
-            <w:tcW w:type="dxa" w:w="1500"/>
+            <w:tcW w:type="dxa" w:w="1320"/>
             <w:tcBorders>
               <w:top w:val="single" w:color="C5CDD3" w:sz="4"/>
               <w:left w:val="single" w:color="C5CDD3" w:sz="4"/>
@@ -5476,7 +6623,7 @@
         </w:tc>
         <w:tc>
           <w:tcPr>
-            <w:tcW w:type="dxa" w:w="1500"/>
+            <w:tcW w:type="dxa" w:w="1320"/>
             <w:tcBorders>
               <w:top w:val="single" w:color="C5CDD3" w:sz="4"/>
               <w:left w:val="single" w:color="C5CDD3" w:sz="4"/>
@@ -5508,7 +6655,401 @@
         </w:tc>
         <w:tc>
           <w:tcPr>
-            <w:tcW w:type="dxa" w:w="1480"/>
+            <w:tcW w:type="dxa" w:w="1320"/>
+            <w:tcBorders>
+              <w:top w:val="single" w:color="C5CDD3" w:sz="4"/>
+              <w:left w:val="single" w:color="C5CDD3" w:sz="4"/>
+              <w:bottom w:val="single" w:color="C5CDD3" w:sz="4"/>
+              <w:right w:val="single" w:color="C5CDD3" w:sz="4"/>
+            </w:tcBorders>
+            <w:tcMar>
+              <w:top w:type="dxa" w:w="70"/>
+              <w:left w:type="dxa" w:w="110"/>
+              <w:bottom w:type="dxa" w:w="50"/>
+              <w:right w:type="dxa" w:w="110"/>
+            </w:tcMar>
+            <w:vAlign w:val="top"/>
+          </w:tcPr>
+          <w:p>
+            <w:pPr>
+              <w:spacing w:after="40" w:line="264"/>
+              <w:jc w:val="center"/>
+            </w:pPr>
+            <w:r>
+              <w:rPr>
+                <w:rFonts w:ascii="Arial" w:cs="Arial" w:eastAsia="Arial" w:hAnsi="Arial"/>
+                <w:sz w:val="19"/>
+                <w:szCs w:val="19"/>
+              </w:rPr>
+              <w:t xml:space="preserve">0</w:t>
+            </w:r>
+          </w:p>
+        </w:tc>
+      </w:tr>
+      <w:tr>
+        <w:trPr>
+          <w:cantSplit/>
+          <w:tblHeader w:val="off"/>
+        </w:trPr>
+        <w:tc>
+          <w:tcPr>
+            <w:tcW w:type="dxa" w:w="3480"/>
+            <w:tcBorders>
+              <w:top w:val="single" w:color="C5CDD3" w:sz="4"/>
+              <w:left w:val="single" w:color="C5CDD3" w:sz="4"/>
+              <w:bottom w:val="single" w:color="C5CDD3" w:sz="4"/>
+              <w:right w:val="single" w:color="C5CDD3" w:sz="4"/>
+            </w:tcBorders>
+            <w:tcMar>
+              <w:top w:type="dxa" w:w="70"/>
+              <w:left w:type="dxa" w:w="110"/>
+              <w:bottom w:type="dxa" w:w="50"/>
+              <w:right w:type="dxa" w:w="110"/>
+            </w:tcMar>
+            <w:vAlign w:val="top"/>
+          </w:tcPr>
+          <w:p>
+            <w:pPr>
+              <w:spacing w:after="40" w:line="264"/>
+            </w:pPr>
+            <w:r>
+              <w:rPr>
+                <w:rFonts w:ascii="Arial" w:cs="Arial" w:eastAsia="Arial" w:hAnsi="Arial"/>
+                <w:sz w:val="19"/>
+                <w:szCs w:val="19"/>
+              </w:rPr>
+              <w:t xml:space="preserve">Análisis 3 (frontend sin pruebas)</w:t>
+            </w:r>
+          </w:p>
+        </w:tc>
+        <w:tc>
+          <w:tcPr>
+            <w:tcW w:type="dxa" w:w="1320"/>
+            <w:tcBorders>
+              <w:top w:val="single" w:color="C5CDD3" w:sz="4"/>
+              <w:left w:val="single" w:color="C5CDD3" w:sz="4"/>
+              <w:bottom w:val="single" w:color="C5CDD3" w:sz="4"/>
+              <w:right w:val="single" w:color="C5CDD3" w:sz="4"/>
+            </w:tcBorders>
+            <w:tcMar>
+              <w:top w:type="dxa" w:w="70"/>
+              <w:left w:type="dxa" w:w="110"/>
+              <w:bottom w:type="dxa" w:w="50"/>
+              <w:right w:type="dxa" w:w="110"/>
+            </w:tcMar>
+            <w:vAlign w:val="top"/>
+          </w:tcPr>
+          <w:p>
+            <w:pPr>
+              <w:spacing w:after="40" w:line="264"/>
+              <w:jc w:val="center"/>
+            </w:pPr>
+            <w:r>
+              <w:rPr>
+                <w:rFonts w:ascii="Arial" w:cs="Arial" w:eastAsia="Arial" w:hAnsi="Arial"/>
+                <w:sz w:val="19"/>
+                <w:szCs w:val="19"/>
+              </w:rPr>
+              <w:t xml:space="preserve">0</w:t>
+            </w:r>
+          </w:p>
+        </w:tc>
+        <w:tc>
+          <w:tcPr>
+            <w:tcW w:type="dxa" w:w="1320"/>
+            <w:tcBorders>
+              <w:top w:val="single" w:color="C5CDD3" w:sz="4"/>
+              <w:left w:val="single" w:color="C5CDD3" w:sz="4"/>
+              <w:bottom w:val="single" w:color="C5CDD3" w:sz="4"/>
+              <w:right w:val="single" w:color="C5CDD3" w:sz="4"/>
+            </w:tcBorders>
+            <w:tcMar>
+              <w:top w:type="dxa" w:w="70"/>
+              <w:left w:type="dxa" w:w="110"/>
+              <w:bottom w:type="dxa" w:w="50"/>
+              <w:right w:type="dxa" w:w="110"/>
+            </w:tcMar>
+            <w:vAlign w:val="top"/>
+          </w:tcPr>
+          <w:p>
+            <w:pPr>
+              <w:spacing w:after="40" w:line="264"/>
+              <w:jc w:val="center"/>
+            </w:pPr>
+            <w:r>
+              <w:rPr>
+                <w:rFonts w:ascii="Arial" w:cs="Arial" w:eastAsia="Arial" w:hAnsi="Arial"/>
+                <w:sz w:val="19"/>
+                <w:szCs w:val="19"/>
+              </w:rPr>
+              <w:t xml:space="preserve">0</w:t>
+            </w:r>
+          </w:p>
+        </w:tc>
+        <w:tc>
+          <w:tcPr>
+            <w:tcW w:type="dxa" w:w="1320"/>
+            <w:tcBorders>
+              <w:top w:val="single" w:color="C5CDD3" w:sz="4"/>
+              <w:left w:val="single" w:color="C5CDD3" w:sz="4"/>
+              <w:bottom w:val="single" w:color="C5CDD3" w:sz="4"/>
+              <w:right w:val="single" w:color="C5CDD3" w:sz="4"/>
+            </w:tcBorders>
+            <w:tcMar>
+              <w:top w:type="dxa" w:w="70"/>
+              <w:left w:type="dxa" w:w="110"/>
+              <w:bottom w:type="dxa" w:w="50"/>
+              <w:right w:type="dxa" w:w="110"/>
+            </w:tcMar>
+            <w:vAlign w:val="top"/>
+          </w:tcPr>
+          <w:p>
+            <w:pPr>
+              <w:spacing w:after="40" w:line="264"/>
+              <w:jc w:val="center"/>
+            </w:pPr>
+            <w:r>
+              <w:rPr>
+                <w:rFonts w:ascii="Arial" w:cs="Arial" w:eastAsia="Arial" w:hAnsi="Arial"/>
+                <w:sz w:val="19"/>
+                <w:szCs w:val="19"/>
+              </w:rPr>
+              <w:t xml:space="preserve">0</w:t>
+            </w:r>
+          </w:p>
+        </w:tc>
+        <w:tc>
+          <w:tcPr>
+            <w:tcW w:type="dxa" w:w="1320"/>
+            <w:tcBorders>
+              <w:top w:val="single" w:color="C5CDD3" w:sz="4"/>
+              <w:left w:val="single" w:color="C5CDD3" w:sz="4"/>
+              <w:bottom w:val="single" w:color="C5CDD3" w:sz="4"/>
+              <w:right w:val="single" w:color="C5CDD3" w:sz="4"/>
+            </w:tcBorders>
+            <w:tcMar>
+              <w:top w:type="dxa" w:w="70"/>
+              <w:left w:type="dxa" w:w="110"/>
+              <w:bottom w:type="dxa" w:w="50"/>
+              <w:right w:type="dxa" w:w="110"/>
+            </w:tcMar>
+            <w:vAlign w:val="top"/>
+          </w:tcPr>
+          <w:p>
+            <w:pPr>
+              <w:spacing w:after="40" w:line="264"/>
+              <w:jc w:val="center"/>
+            </w:pPr>
+            <w:r>
+              <w:rPr>
+                <w:rFonts w:ascii="Arial" w:cs="Arial" w:eastAsia="Arial" w:hAnsi="Arial"/>
+                <w:sz w:val="19"/>
+                <w:szCs w:val="19"/>
+              </w:rPr>
+              <w:t xml:space="preserve">0</w:t>
+            </w:r>
+          </w:p>
+        </w:tc>
+        <w:tc>
+          <w:tcPr>
+            <w:tcW w:type="dxa" w:w="1320"/>
+            <w:tcBorders>
+              <w:top w:val="single" w:color="C5CDD3" w:sz="4"/>
+              <w:left w:val="single" w:color="C5CDD3" w:sz="4"/>
+              <w:bottom w:val="single" w:color="C5CDD3" w:sz="4"/>
+              <w:right w:val="single" w:color="C5CDD3" w:sz="4"/>
+            </w:tcBorders>
+            <w:tcMar>
+              <w:top w:type="dxa" w:w="70"/>
+              <w:left w:type="dxa" w:w="110"/>
+              <w:bottom w:type="dxa" w:w="50"/>
+              <w:right w:type="dxa" w:w="110"/>
+            </w:tcMar>
+            <w:vAlign w:val="top"/>
+          </w:tcPr>
+          <w:p>
+            <w:pPr>
+              <w:spacing w:after="40" w:line="264"/>
+              <w:jc w:val="center"/>
+            </w:pPr>
+            <w:r>
+              <w:rPr>
+                <w:rFonts w:ascii="Arial" w:cs="Arial" w:eastAsia="Arial" w:hAnsi="Arial"/>
+                <w:sz w:val="19"/>
+                <w:szCs w:val="19"/>
+              </w:rPr>
+              <w:t xml:space="preserve">0</w:t>
+            </w:r>
+          </w:p>
+        </w:tc>
+      </w:tr>
+      <w:tr>
+        <w:trPr>
+          <w:cantSplit/>
+          <w:tblHeader w:val="off"/>
+        </w:trPr>
+        <w:tc>
+          <w:tcPr>
+            <w:tcW w:type="dxa" w:w="3480"/>
+            <w:tcBorders>
+              <w:top w:val="single" w:color="C5CDD3" w:sz="4"/>
+              <w:left w:val="single" w:color="C5CDD3" w:sz="4"/>
+              <w:bottom w:val="single" w:color="C5CDD3" w:sz="4"/>
+              <w:right w:val="single" w:color="C5CDD3" w:sz="4"/>
+            </w:tcBorders>
+            <w:tcMar>
+              <w:top w:type="dxa" w:w="70"/>
+              <w:left w:type="dxa" w:w="110"/>
+              <w:bottom w:type="dxa" w:w="50"/>
+              <w:right w:type="dxa" w:w="110"/>
+            </w:tcMar>
+            <w:vAlign w:val="top"/>
+          </w:tcPr>
+          <w:p>
+            <w:pPr>
+              <w:spacing w:after="40" w:line="264"/>
+            </w:pPr>
+            <w:r>
+              <w:rPr>
+                <w:rFonts w:ascii="Arial" w:cs="Arial" w:eastAsia="Arial" w:hAnsi="Arial"/>
+                <w:sz w:val="19"/>
+                <w:szCs w:val="19"/>
+              </w:rPr>
+              <w:t xml:space="preserve">Análisis 4 (final)</w:t>
+            </w:r>
+          </w:p>
+        </w:tc>
+        <w:tc>
+          <w:tcPr>
+            <w:tcW w:type="dxa" w:w="1320"/>
+            <w:tcBorders>
+              <w:top w:val="single" w:color="C5CDD3" w:sz="4"/>
+              <w:left w:val="single" w:color="C5CDD3" w:sz="4"/>
+              <w:bottom w:val="single" w:color="C5CDD3" w:sz="4"/>
+              <w:right w:val="single" w:color="C5CDD3" w:sz="4"/>
+            </w:tcBorders>
+            <w:tcMar>
+              <w:top w:type="dxa" w:w="70"/>
+              <w:left w:type="dxa" w:w="110"/>
+              <w:bottom w:type="dxa" w:w="50"/>
+              <w:right w:type="dxa" w:w="110"/>
+            </w:tcMar>
+            <w:vAlign w:val="top"/>
+          </w:tcPr>
+          <w:p>
+            <w:pPr>
+              <w:spacing w:after="40" w:line="264"/>
+              <w:jc w:val="center"/>
+            </w:pPr>
+            <w:r>
+              <w:rPr>
+                <w:rFonts w:ascii="Arial" w:cs="Arial" w:eastAsia="Arial" w:hAnsi="Arial"/>
+                <w:sz w:val="19"/>
+                <w:szCs w:val="19"/>
+              </w:rPr>
+              <w:t xml:space="preserve">0</w:t>
+            </w:r>
+          </w:p>
+        </w:tc>
+        <w:tc>
+          <w:tcPr>
+            <w:tcW w:type="dxa" w:w="1320"/>
+            <w:tcBorders>
+              <w:top w:val="single" w:color="C5CDD3" w:sz="4"/>
+              <w:left w:val="single" w:color="C5CDD3" w:sz="4"/>
+              <w:bottom w:val="single" w:color="C5CDD3" w:sz="4"/>
+              <w:right w:val="single" w:color="C5CDD3" w:sz="4"/>
+            </w:tcBorders>
+            <w:tcMar>
+              <w:top w:type="dxa" w:w="70"/>
+              <w:left w:type="dxa" w:w="110"/>
+              <w:bottom w:type="dxa" w:w="50"/>
+              <w:right w:type="dxa" w:w="110"/>
+            </w:tcMar>
+            <w:vAlign w:val="top"/>
+          </w:tcPr>
+          <w:p>
+            <w:pPr>
+              <w:spacing w:after="40" w:line="264"/>
+              <w:jc w:val="center"/>
+            </w:pPr>
+            <w:r>
+              <w:rPr>
+                <w:rFonts w:ascii="Arial" w:cs="Arial" w:eastAsia="Arial" w:hAnsi="Arial"/>
+                <w:sz w:val="19"/>
+                <w:szCs w:val="19"/>
+              </w:rPr>
+              <w:t xml:space="preserve">0</w:t>
+            </w:r>
+          </w:p>
+        </w:tc>
+        <w:tc>
+          <w:tcPr>
+            <w:tcW w:type="dxa" w:w="1320"/>
+            <w:tcBorders>
+              <w:top w:val="single" w:color="C5CDD3" w:sz="4"/>
+              <w:left w:val="single" w:color="C5CDD3" w:sz="4"/>
+              <w:bottom w:val="single" w:color="C5CDD3" w:sz="4"/>
+              <w:right w:val="single" w:color="C5CDD3" w:sz="4"/>
+            </w:tcBorders>
+            <w:tcMar>
+              <w:top w:type="dxa" w:w="70"/>
+              <w:left w:type="dxa" w:w="110"/>
+              <w:bottom w:type="dxa" w:w="50"/>
+              <w:right w:type="dxa" w:w="110"/>
+            </w:tcMar>
+            <w:vAlign w:val="top"/>
+          </w:tcPr>
+          <w:p>
+            <w:pPr>
+              <w:spacing w:after="40" w:line="264"/>
+              <w:jc w:val="center"/>
+            </w:pPr>
+            <w:r>
+              <w:rPr>
+                <w:rFonts w:ascii="Arial" w:cs="Arial" w:eastAsia="Arial" w:hAnsi="Arial"/>
+                <w:sz w:val="19"/>
+                <w:szCs w:val="19"/>
+              </w:rPr>
+              <w:t xml:space="preserve">0</w:t>
+            </w:r>
+          </w:p>
+        </w:tc>
+        <w:tc>
+          <w:tcPr>
+            <w:tcW w:type="dxa" w:w="1320"/>
+            <w:tcBorders>
+              <w:top w:val="single" w:color="C5CDD3" w:sz="4"/>
+              <w:left w:val="single" w:color="C5CDD3" w:sz="4"/>
+              <w:bottom w:val="single" w:color="C5CDD3" w:sz="4"/>
+              <w:right w:val="single" w:color="C5CDD3" w:sz="4"/>
+            </w:tcBorders>
+            <w:tcMar>
+              <w:top w:type="dxa" w:w="70"/>
+              <w:left w:type="dxa" w:w="110"/>
+              <w:bottom w:type="dxa" w:w="50"/>
+              <w:right w:type="dxa" w:w="110"/>
+            </w:tcMar>
+            <w:vAlign w:val="top"/>
+          </w:tcPr>
+          <w:p>
+            <w:pPr>
+              <w:spacing w:after="40" w:line="264"/>
+              <w:jc w:val="center"/>
+            </w:pPr>
+            <w:r>
+              <w:rPr>
+                <w:rFonts w:ascii="Arial" w:cs="Arial" w:eastAsia="Arial" w:hAnsi="Arial"/>
+                <w:sz w:val="19"/>
+                <w:szCs w:val="19"/>
+              </w:rPr>
+              <w:t xml:space="preserve">0</w:t>
+            </w:r>
+          </w:p>
+        </w:tc>
+        <w:tc>
+          <w:tcPr>
+            <w:tcW w:type="dxa" w:w="1320"/>
             <w:tcBorders>
               <w:top w:val="single" w:color="C5CDD3" w:sz="4"/>
               <w:left w:val="single" w:color="C5CDD3" w:sz="4"/>
@@ -8460,7 +10001,37 @@
           <w:sz w:val="19"/>
           <w:szCs w:val="19"/>
         </w:rPr>
-        <w:t xml:space="preserve">Detalle del análisis 2 (final): SonarQube no reportó hallazgos abiertos.</w:t>
+        <w:t xml:space="preserve">Detalle del análisis 2 (hallazgos corregidos): SonarQube no reportó hallazgos abiertos.</w:t>
+      </w:r>
+    </w:p>
+    <w:p>
+      <w:pPr>
+        <w:spacing w:after="100" w:before="0" w:line="276"/>
+      </w:pPr>
+      <w:r>
+        <w:rPr>
+          <w:rFonts w:ascii="Arial" w:cs="Arial" w:eastAsia="Arial" w:hAnsi="Arial"/>
+          <w:b/>
+          <w:bCs/>
+          <w:sz w:val="19"/>
+          <w:szCs w:val="19"/>
+        </w:rPr>
+        <w:t xml:space="preserve">Análisis 3 (frontend sin pruebas): SonarQube no reportó hallazgos abiertos.</w:t>
+      </w:r>
+    </w:p>
+    <w:p>
+      <w:pPr>
+        <w:spacing w:after="100" w:before="0" w:line="276"/>
+      </w:pPr>
+      <w:r>
+        <w:rPr>
+          <w:rFonts w:ascii="Arial" w:cs="Arial" w:eastAsia="Arial" w:hAnsi="Arial"/>
+          <w:b/>
+          <w:bCs/>
+          <w:sz w:val="19"/>
+          <w:szCs w:val="19"/>
+        </w:rPr>
+        <w:t xml:space="preserve">Análisis 4 (final): SonarQube no reportó hallazgos abiertos.</w:t>
       </w:r>
     </w:p>
     <w:p>
@@ -8520,7 +10091,7 @@
           <w:sz w:val="19"/>
           <w:szCs w:val="19"/>
         </w:rPr>
-        <w:t xml:space="preserve">Se listan los archivos con más líneas de código, con la cobertura de pruebas, los code smells y la duplicación de cada uno. Los archivos del frontend no tienen pruebas unitarias; su calidad se valida con las pruebas E2E del documento 04.</w:t>
+        <w:t xml:space="preserve">Se listan los archivos con más líneas de código, con la cobertura de pruebas, los code smells y la duplicación de cada uno. Los archivos del frontend se cubren con las pruebas de Vitest (desde el análisis 4) y, además, con las pruebas E2E del documento 04.</w:t>
       </w:r>
     </w:p>
     <w:tbl>
@@ -8787,7 +10358,7 @@
                 <w:sz w:val="19"/>
                 <w:szCs w:val="19"/>
               </w:rPr>
-              <w:t xml:space="preserve">680</w:t>
+              <w:t xml:space="preserve">696</w:t>
             </w:r>
           </w:p>
         </w:tc>
@@ -8819,7 +10390,7 @@
                 <w:sz w:val="19"/>
                 <w:szCs w:val="19"/>
               </w:rPr>
-              <w:t xml:space="preserve">0.0 %</w:t>
+              <w:t xml:space="preserve">95,5 %</w:t>
             </w:r>
           </w:p>
         </w:tc>
@@ -8984,7 +10555,7 @@
                 <w:sz w:val="19"/>
                 <w:szCs w:val="19"/>
               </w:rPr>
-              <w:t xml:space="preserve">0.0 %</w:t>
+              <w:t xml:space="preserve">98,7 %</w:t>
             </w:r>
           </w:p>
         </w:tc>
@@ -9149,7 +10720,7 @@
                 <w:sz w:val="19"/>
                 <w:szCs w:val="19"/>
               </w:rPr>
-              <w:t xml:space="preserve">0.0 %</w:t>
+              <w:t xml:space="preserve">99,2 %</w:t>
             </w:r>
           </w:p>
         </w:tc>
@@ -9314,7 +10885,7 @@
                 <w:sz w:val="19"/>
                 <w:szCs w:val="19"/>
               </w:rPr>
-              <w:t xml:space="preserve">91.2 %</w:t>
+              <w:t xml:space="preserve">92,0 %</w:t>
             </w:r>
           </w:p>
         </w:tc>
@@ -9479,7 +11050,7 @@
                 <w:sz w:val="19"/>
                 <w:szCs w:val="19"/>
               </w:rPr>
-              <w:t xml:space="preserve">89.8 %</w:t>
+              <w:t xml:space="preserve">92,4 %</w:t>
             </w:r>
           </w:p>
         </w:tc>
@@ -9580,7 +11151,7 @@
                 <w:sz w:val="19"/>
                 <w:szCs w:val="19"/>
               </w:rPr>
-              <w:t xml:space="preserve">backend/src/services/reservaService.js</w:t>
+              <w:t xml:space="preserve">backend/src/repositories/reservaRepository.js</w:t>
             </w:r>
           </w:p>
         </w:tc>
@@ -9644,7 +11215,7 @@
                 <w:sz w:val="19"/>
                 <w:szCs w:val="19"/>
               </w:rPr>
-              <w:t xml:space="preserve">95.7 %</w:t>
+              <w:t xml:space="preserve">86,0 %</w:t>
             </w:r>
           </w:p>
         </w:tc>
@@ -9745,7 +11316,7 @@
                 <w:sz w:val="19"/>
                 <w:szCs w:val="19"/>
               </w:rPr>
-              <w:t xml:space="preserve">backend/src/repositories/reservaRepository.js</w:t>
+              <w:t xml:space="preserve">backend/src/services/reservaService.js</w:t>
             </w:r>
           </w:p>
         </w:tc>
@@ -9777,7 +11348,7 @@
                 <w:sz w:val="19"/>
                 <w:szCs w:val="19"/>
               </w:rPr>
-              <w:t xml:space="preserve">123</w:t>
+              <w:t xml:space="preserve">124</w:t>
             </w:r>
           </w:p>
         </w:tc>
@@ -9809,7 +11380,7 @@
                 <w:sz w:val="19"/>
                 <w:szCs w:val="19"/>
               </w:rPr>
-              <w:t xml:space="preserve">86.0 %</w:t>
+              <w:t xml:space="preserve">95,7 %</w:t>
             </w:r>
           </w:p>
         </w:tc>
@@ -9974,7 +11545,7 @@
                 <w:sz w:val="19"/>
                 <w:szCs w:val="19"/>
               </w:rPr>
-              <w:t xml:space="preserve">0.0 %</w:t>
+              <w:t xml:space="preserve">100,0 %</w:t>
             </w:r>
           </w:p>
         </w:tc>
@@ -10139,7 +11710,7 @@
                 <w:sz w:val="19"/>
                 <w:szCs w:val="19"/>
               </w:rPr>
-              <w:t xml:space="preserve">0.0 %</w:t>
+              <w:t xml:space="preserve">93,3 %</w:t>
             </w:r>
           </w:p>
         </w:tc>
@@ -10304,7 +11875,7 @@
                 <w:sz w:val="19"/>
                 <w:szCs w:val="19"/>
               </w:rPr>
-              <w:t xml:space="preserve">0.0 %</w:t>
+              <w:t xml:space="preserve">100,0 %</w:t>
             </w:r>
           </w:p>
         </w:tc>
@@ -10469,7 +12040,7 @@
                 <w:sz w:val="19"/>
                 <w:szCs w:val="19"/>
               </w:rPr>
-              <w:t xml:space="preserve">24.7 %</w:t>
+              <w:t xml:space="preserve">24,7 %</w:t>
             </w:r>
           </w:p>
         </w:tc>
@@ -10634,7 +12205,7 @@
                 <w:sz w:val="19"/>
                 <w:szCs w:val="19"/>
               </w:rPr>
-              <w:t xml:space="preserve">0.0 %</w:t>
+              <w:t xml:space="preserve">100,0 %</w:t>
             </w:r>
           </w:p>
         </w:tc>
@@ -10799,7 +12370,7 @@
                 <w:sz w:val="19"/>
                 <w:szCs w:val="19"/>
               </w:rPr>
-              <w:t xml:space="preserve">0.0 %</w:t>
+              <w:t xml:space="preserve">100,0 %</w:t>
             </w:r>
           </w:p>
         </w:tc>
@@ -10964,7 +12535,7 @@
                 <w:sz w:val="19"/>
                 <w:szCs w:val="19"/>
               </w:rPr>
-              <w:t xml:space="preserve">0.0 %</w:t>
+              <w:t xml:space="preserve">100,0 %</w:t>
             </w:r>
           </w:p>
         </w:tc>
@@ -11129,7 +12700,7 @@
                 <w:sz w:val="19"/>
                 <w:szCs w:val="19"/>
               </w:rPr>
-              <w:t xml:space="preserve">0.0 %</w:t>
+              <w:t xml:space="preserve">100,0 %</w:t>
             </w:r>
           </w:p>
         </w:tc>
@@ -11294,7 +12865,7 @@
                 <w:sz w:val="19"/>
                 <w:szCs w:val="19"/>
               </w:rPr>
-              <w:t xml:space="preserve">0.0 %</w:t>
+              <w:t xml:space="preserve">99,2 %</w:t>
             </w:r>
           </w:p>
         </w:tc>
@@ -11459,7 +13030,7 @@
                 <w:sz w:val="19"/>
                 <w:szCs w:val="19"/>
               </w:rPr>
-              <w:t xml:space="preserve">39.1 %</w:t>
+              <w:t xml:space="preserve">39,1 %</w:t>
             </w:r>
           </w:p>
         </w:tc>
@@ -11624,7 +13195,7 @@
                 <w:sz w:val="19"/>
                 <w:szCs w:val="19"/>
               </w:rPr>
-              <w:t xml:space="preserve">88.2 %</w:t>
+              <w:t xml:space="preserve">88,2 %</w:t>
             </w:r>
           </w:p>
         </w:tc>
@@ -11789,7 +13360,7 @@
                 <w:sz w:val="19"/>
                 <w:szCs w:val="19"/>
               </w:rPr>
-              <w:t xml:space="preserve">0.0 %</w:t>
+              <w:t xml:space="preserve">100,0 %</w:t>
             </w:r>
           </w:p>
         </w:tc>
@@ -11922,7 +13493,7 @@
                 <w:sz w:val="19"/>
                 <w:szCs w:val="19"/>
               </w:rPr>
-              <w:t xml:space="preserve">60</w:t>
+              <w:t xml:space="preserve">63</w:t>
             </w:r>
           </w:p>
         </w:tc>
@@ -11954,7 +13525,7 @@
                 <w:sz w:val="19"/>
                 <w:szCs w:val="19"/>
               </w:rPr>
-              <w:t xml:space="preserve">73.3 %</w:t>
+              <w:t xml:space="preserve">74,2 %</w:t>
             </w:r>
           </w:p>
         </w:tc>
@@ -12119,7 +13690,7 @@
                 <w:sz w:val="19"/>
                 <w:szCs w:val="19"/>
               </w:rPr>
-              <w:t xml:space="preserve">0.0 %</w:t>
+              <w:t xml:space="preserve">100,0 %</w:t>
             </w:r>
           </w:p>
         </w:tc>
@@ -12284,7 +13855,7 @@
                 <w:sz w:val="19"/>
                 <w:szCs w:val="19"/>
               </w:rPr>
-              <w:t xml:space="preserve">0.0 %</w:t>
+              <w:t xml:space="preserve">100,0 %</w:t>
             </w:r>
           </w:p>
         </w:tc>
@@ -12449,7 +14020,7 @@
                 <w:sz w:val="19"/>
                 <w:szCs w:val="19"/>
               </w:rPr>
-              <w:t xml:space="preserve">0.0 %</w:t>
+              <w:t xml:space="preserve">100,0 %</w:t>
             </w:r>
           </w:p>
         </w:tc>
@@ -12614,7 +14185,7 @@
                 <w:sz w:val="19"/>
                 <w:szCs w:val="19"/>
               </w:rPr>
-              <w:t xml:space="preserve">83.3 %</w:t>
+              <w:t xml:space="preserve">83,3 %</w:t>
             </w:r>
           </w:p>
         </w:tc>
@@ -12779,7 +14350,7 @@
                 <w:sz w:val="19"/>
                 <w:szCs w:val="19"/>
               </w:rPr>
-              <w:t xml:space="preserve">0.0 %</w:t>
+              <w:t xml:space="preserve">100,0 %</w:t>
             </w:r>
           </w:p>
         </w:tc>
@@ -12944,7 +14515,7 @@
                 <w:sz w:val="19"/>
                 <w:szCs w:val="19"/>
               </w:rPr>
-              <w:t xml:space="preserve">13.3 %</w:t>
+              <w:t xml:space="preserve">13,3 %</w:t>
             </w:r>
           </w:p>
         </w:tc>
@@ -13109,7 +14680,7 @@
                 <w:sz w:val="19"/>
                 <w:szCs w:val="19"/>
               </w:rPr>
-              <w:t xml:space="preserve">100.0 %</w:t>
+              <w:t xml:space="preserve">100,0 %</w:t>
             </w:r>
           </w:p>
         </w:tc>
@@ -13274,7 +14845,7 @@
                 <w:sz w:val="19"/>
                 <w:szCs w:val="19"/>
               </w:rPr>
-              <w:t xml:space="preserve">91.3 %</w:t>
+              <w:t xml:space="preserve">91,3 %</w:t>
             </w:r>
           </w:p>
         </w:tc>
@@ -13439,7 +15010,7 @@
                 <w:sz w:val="19"/>
                 <w:szCs w:val="19"/>
               </w:rPr>
-              <w:t xml:space="preserve">100.0 %</w:t>
+              <w:t xml:space="preserve">100,0 %</w:t>
             </w:r>
           </w:p>
         </w:tc>
@@ -13604,7 +15175,7 @@
                 <w:sz w:val="19"/>
                 <w:szCs w:val="19"/>
               </w:rPr>
-              <w:t xml:space="preserve">92.0 %</w:t>
+              <w:t xml:space="preserve">92,0 %</w:t>
             </w:r>
           </w:p>
         </w:tc>
@@ -13769,7 +15340,7 @@
                 <w:sz w:val="19"/>
                 <w:szCs w:val="19"/>
               </w:rPr>
-              <w:t xml:space="preserve">88.9 %</w:t>
+              <w:t xml:space="preserve">88,9 %</w:t>
             </w:r>
           </w:p>
         </w:tc>
@@ -13934,7 +15505,7 @@
                 <w:sz w:val="19"/>
                 <w:szCs w:val="19"/>
               </w:rPr>
-              <w:t xml:space="preserve">0.0 %</w:t>
+              <w:t xml:space="preserve">100,0 %</w:t>
             </w:r>
           </w:p>
         </w:tc>
@@ -14099,7 +15670,7 @@
                 <w:sz w:val="19"/>
                 <w:szCs w:val="19"/>
               </w:rPr>
-              <w:t xml:space="preserve">29.4 %</w:t>
+              <w:t xml:space="preserve">29,4 %</w:t>
             </w:r>
           </w:p>
         </w:tc>
@@ -14264,7 +15835,7 @@
                 <w:sz w:val="19"/>
                 <w:szCs w:val="19"/>
               </w:rPr>
-              <w:t xml:space="preserve">86.2 %</w:t>
+              <w:t xml:space="preserve">86,2 %</w:t>
             </w:r>
           </w:p>
         </w:tc>
@@ -14429,7 +16000,7 @@
                 <w:sz w:val="19"/>
                 <w:szCs w:val="19"/>
               </w:rPr>
-              <w:t xml:space="preserve">81.8 %</w:t>
+              <w:t xml:space="preserve">81,8 %</w:t>
             </w:r>
           </w:p>
         </w:tc>
@@ -14594,7 +16165,7 @@
                 <w:sz w:val="19"/>
                 <w:szCs w:val="19"/>
               </w:rPr>
-              <w:t xml:space="preserve">88.9 %</w:t>
+              <w:t xml:space="preserve">88,9 %</w:t>
             </w:r>
           </w:p>
         </w:tc>
@@ -14759,7 +16330,7 @@
                 <w:sz w:val="19"/>
                 <w:szCs w:val="19"/>
               </w:rPr>
-              <w:t xml:space="preserve">0.0 %</w:t>
+              <w:t xml:space="preserve">100,0 %</w:t>
             </w:r>
           </w:p>
         </w:tc>
@@ -14924,7 +16495,7 @@
                 <w:sz w:val="19"/>
                 <w:szCs w:val="19"/>
               </w:rPr>
-              <w:t xml:space="preserve">89.3 %</w:t>
+              <w:t xml:space="preserve">89,3 %</w:t>
             </w:r>
           </w:p>
         </w:tc>
@@ -15089,7 +16660,7 @@
                 <w:sz w:val="19"/>
                 <w:szCs w:val="19"/>
               </w:rPr>
-              <w:t xml:space="preserve">100.0 %</w:t>
+              <w:t xml:space="preserve">100,0 %</w:t>
             </w:r>
           </w:p>
         </w:tc>
@@ -15254,7 +16825,7 @@
                 <w:sz w:val="19"/>
                 <w:szCs w:val="19"/>
               </w:rPr>
-              <w:t xml:space="preserve">0.0 %</w:t>
+              <w:t xml:space="preserve">97,4 %</w:t>
             </w:r>
           </w:p>
         </w:tc>
@@ -15419,7 +16990,7 @@
                 <w:sz w:val="19"/>
                 <w:szCs w:val="19"/>
               </w:rPr>
-              <w:t xml:space="preserve">100.0 %</w:t>
+              <w:t xml:space="preserve">100,0 %</w:t>
             </w:r>
           </w:p>
         </w:tc>
@@ -15584,7 +17155,7 @@
                 <w:sz w:val="19"/>
                 <w:szCs w:val="19"/>
               </w:rPr>
-              <w:t xml:space="preserve">0.0 %</w:t>
+              <w:t xml:space="preserve">100,0 %</w:t>
             </w:r>
           </w:p>
         </w:tc>
@@ -15749,7 +17320,7 @@
                 <w:sz w:val="19"/>
                 <w:szCs w:val="19"/>
               </w:rPr>
-              <w:t xml:space="preserve">93.1 %</w:t>
+              <w:t xml:space="preserve">93,1 %</w:t>
             </w:r>
           </w:p>
         </w:tc>
@@ -15914,7 +17485,7 @@
                 <w:sz w:val="19"/>
                 <w:szCs w:val="19"/>
               </w:rPr>
-              <w:t xml:space="preserve">68.6 %</w:t>
+              <w:t xml:space="preserve">68,6 %</w:t>
             </w:r>
           </w:p>
         </w:tc>
@@ -16079,7 +17650,7 @@
                 <w:sz w:val="19"/>
                 <w:szCs w:val="19"/>
               </w:rPr>
-              <w:t xml:space="preserve">91.3 %</w:t>
+              <w:t xml:space="preserve">91,3 %</w:t>
             </w:r>
           </w:p>
         </w:tc>
@@ -16149,6 +17720,1915 @@
         </w:tc>
       </w:tr>
     </w:tbl>
+    <w:p>
+      <w:pPr>
+        <w:pStyle w:val="Heading2"/>
+        <w:spacing w:after="120" w:before="280"/>
+      </w:pPr>
+      <w:r>
+        <w:rPr>
+          <w:rFonts w:ascii="Arial" w:cs="Arial" w:eastAsia="Arial" w:hAnsi="Arial"/>
+          <w:b/>
+          <w:bCs/>
+          <w:color w:val="0A3D2A"/>
+          <w:sz w:val="25"/>
+          <w:szCs w:val="25"/>
+        </w:rPr>
+        <w:t xml:space="preserve">3.7 Cobertura de pruebas: evolución y estado final</w:t>
+      </w:r>
+    </w:p>
+    <w:p>
+      <w:pPr>
+        <w:spacing w:after="100" w:before="0" w:line="276"/>
+      </w:pPr>
+      <w:r>
+        <w:rPr>
+          <w:rFonts w:ascii="Arial" w:cs="Arial" w:eastAsia="Arial" w:hAnsi="Arial"/>
+          <w:sz w:val="19"/>
+          <w:szCs w:val="19"/>
+        </w:rPr>
+        <w:t xml:space="preserve">Cobertura del análisis 4 (final), por área. La cobertura de líneas cuenta solo líneas; la combinada suma también las ramas de decisión, que es la cifra que reporta SonarQube como cobertura total.</w:t>
+      </w:r>
+    </w:p>
+    <w:tbl>
+      <w:tblPr>
+        <w:tblW w:type="dxa" w:w="10080"/>
+        <w:tblBorders>
+          <w:top w:val="single" w:color="auto" w:sz="4"/>
+          <w:left w:val="single" w:color="auto" w:sz="4"/>
+          <w:bottom w:val="single" w:color="auto" w:sz="4"/>
+          <w:right w:val="single" w:color="auto" w:sz="4"/>
+          <w:insideH w:val="single" w:color="auto" w:sz="4"/>
+          <w:insideV w:val="single" w:color="auto" w:sz="4"/>
+        </w:tblBorders>
+      </w:tblPr>
+      <w:tblGrid>
+        <w:gridCol w:w="2300"/>
+        <w:gridCol w:w="1100"/>
+        <w:gridCol w:w="1550"/>
+        <w:gridCol w:w="1550"/>
+        <w:gridCol w:w="1790"/>
+        <w:gridCol w:w="1790"/>
+      </w:tblGrid>
+      <w:tr>
+        <w:trPr>
+          <w:cantSplit/>
+          <w:tblHeader/>
+        </w:trPr>
+        <w:tc>
+          <w:tcPr>
+            <w:tcW w:type="dxa" w:w="2300"/>
+            <w:tcBorders>
+              <w:top w:val="single" w:color="C5CDD3" w:sz="4"/>
+              <w:left w:val="single" w:color="C5CDD3" w:sz="4"/>
+              <w:bottom w:val="single" w:color="C5CDD3" w:sz="4"/>
+              <w:right w:val="single" w:color="C5CDD3" w:sz="4"/>
+            </w:tcBorders>
+            <w:shd w:fill="0A3D2A" w:color="auto" w:val="clear"/>
+            <w:tcMar>
+              <w:top w:type="dxa" w:w="70"/>
+              <w:left w:type="dxa" w:w="110"/>
+              <w:bottom w:type="dxa" w:w="50"/>
+              <w:right w:type="dxa" w:w="110"/>
+            </w:tcMar>
+            <w:vAlign w:val="top"/>
+          </w:tcPr>
+          <w:p>
+            <w:pPr>
+              <w:spacing w:after="40" w:line="264"/>
+            </w:pPr>
+            <w:r>
+              <w:rPr>
+                <w:rFonts w:ascii="Arial" w:cs="Arial" w:eastAsia="Arial" w:hAnsi="Arial"/>
+                <w:b/>
+                <w:bCs/>
+                <w:color w:val="FFFFFF"/>
+                <w:sz w:val="19"/>
+                <w:szCs w:val="19"/>
+              </w:rPr>
+              <w:t xml:space="preserve">Área</w:t>
+            </w:r>
+          </w:p>
+        </w:tc>
+        <w:tc>
+          <w:tcPr>
+            <w:tcW w:type="dxa" w:w="1100"/>
+            <w:tcBorders>
+              <w:top w:val="single" w:color="C5CDD3" w:sz="4"/>
+              <w:left w:val="single" w:color="C5CDD3" w:sz="4"/>
+              <w:bottom w:val="single" w:color="C5CDD3" w:sz="4"/>
+              <w:right w:val="single" w:color="C5CDD3" w:sz="4"/>
+            </w:tcBorders>
+            <w:shd w:fill="0A3D2A" w:color="auto" w:val="clear"/>
+            <w:tcMar>
+              <w:top w:type="dxa" w:w="70"/>
+              <w:left w:type="dxa" w:w="110"/>
+              <w:bottom w:type="dxa" w:w="50"/>
+              <w:right w:type="dxa" w:w="110"/>
+            </w:tcMar>
+            <w:vAlign w:val="top"/>
+          </w:tcPr>
+          <w:p>
+            <w:pPr>
+              <w:spacing w:after="40" w:line="264"/>
+            </w:pPr>
+            <w:r>
+              <w:rPr>
+                <w:rFonts w:ascii="Arial" w:cs="Arial" w:eastAsia="Arial" w:hAnsi="Arial"/>
+                <w:b/>
+                <w:bCs/>
+                <w:color w:val="FFFFFF"/>
+                <w:sz w:val="19"/>
+                <w:szCs w:val="19"/>
+              </w:rPr>
+              <w:t xml:space="preserve">Archivos</w:t>
+            </w:r>
+          </w:p>
+        </w:tc>
+        <w:tc>
+          <w:tcPr>
+            <w:tcW w:type="dxa" w:w="1550"/>
+            <w:tcBorders>
+              <w:top w:val="single" w:color="C5CDD3" w:sz="4"/>
+              <w:left w:val="single" w:color="C5CDD3" w:sz="4"/>
+              <w:bottom w:val="single" w:color="C5CDD3" w:sz="4"/>
+              <w:right w:val="single" w:color="C5CDD3" w:sz="4"/>
+            </w:tcBorders>
+            <w:shd w:fill="0A3D2A" w:color="auto" w:val="clear"/>
+            <w:tcMar>
+              <w:top w:type="dxa" w:w="70"/>
+              <w:left w:type="dxa" w:w="110"/>
+              <w:bottom w:type="dxa" w:w="50"/>
+              <w:right w:type="dxa" w:w="110"/>
+            </w:tcMar>
+            <w:vAlign w:val="top"/>
+          </w:tcPr>
+          <w:p>
+            <w:pPr>
+              <w:spacing w:after="40" w:line="264"/>
+            </w:pPr>
+            <w:r>
+              <w:rPr>
+                <w:rFonts w:ascii="Arial" w:cs="Arial" w:eastAsia="Arial" w:hAnsi="Arial"/>
+                <w:b/>
+                <w:bCs/>
+                <w:color w:val="FFFFFF"/>
+                <w:sz w:val="19"/>
+                <w:szCs w:val="19"/>
+              </w:rPr>
+              <w:t xml:space="preserve">Líneas por cubrir</w:t>
+            </w:r>
+          </w:p>
+        </w:tc>
+        <w:tc>
+          <w:tcPr>
+            <w:tcW w:type="dxa" w:w="1550"/>
+            <w:tcBorders>
+              <w:top w:val="single" w:color="C5CDD3" w:sz="4"/>
+              <w:left w:val="single" w:color="C5CDD3" w:sz="4"/>
+              <w:bottom w:val="single" w:color="C5CDD3" w:sz="4"/>
+              <w:right w:val="single" w:color="C5CDD3" w:sz="4"/>
+            </w:tcBorders>
+            <w:shd w:fill="0A3D2A" w:color="auto" w:val="clear"/>
+            <w:tcMar>
+              <w:top w:type="dxa" w:w="70"/>
+              <w:left w:type="dxa" w:w="110"/>
+              <w:bottom w:type="dxa" w:w="50"/>
+              <w:right w:type="dxa" w:w="110"/>
+            </w:tcMar>
+            <w:vAlign w:val="top"/>
+          </w:tcPr>
+          <w:p>
+            <w:pPr>
+              <w:spacing w:after="40" w:line="264"/>
+            </w:pPr>
+            <w:r>
+              <w:rPr>
+                <w:rFonts w:ascii="Arial" w:cs="Arial" w:eastAsia="Arial" w:hAnsi="Arial"/>
+                <w:b/>
+                <w:bCs/>
+                <w:color w:val="FFFFFF"/>
+                <w:sz w:val="19"/>
+                <w:szCs w:val="19"/>
+              </w:rPr>
+              <w:t xml:space="preserve">Líneas sin cubrir</w:t>
+            </w:r>
+          </w:p>
+        </w:tc>
+        <w:tc>
+          <w:tcPr>
+            <w:tcW w:type="dxa" w:w="1790"/>
+            <w:tcBorders>
+              <w:top w:val="single" w:color="C5CDD3" w:sz="4"/>
+              <w:left w:val="single" w:color="C5CDD3" w:sz="4"/>
+              <w:bottom w:val="single" w:color="C5CDD3" w:sz="4"/>
+              <w:right w:val="single" w:color="C5CDD3" w:sz="4"/>
+            </w:tcBorders>
+            <w:shd w:fill="0A3D2A" w:color="auto" w:val="clear"/>
+            <w:tcMar>
+              <w:top w:type="dxa" w:w="70"/>
+              <w:left w:type="dxa" w:w="110"/>
+              <w:bottom w:type="dxa" w:w="50"/>
+              <w:right w:type="dxa" w:w="110"/>
+            </w:tcMar>
+            <w:vAlign w:val="top"/>
+          </w:tcPr>
+          <w:p>
+            <w:pPr>
+              <w:spacing w:after="40" w:line="264"/>
+            </w:pPr>
+            <w:r>
+              <w:rPr>
+                <w:rFonts w:ascii="Arial" w:cs="Arial" w:eastAsia="Arial" w:hAnsi="Arial"/>
+                <w:b/>
+                <w:bCs/>
+                <w:color w:val="FFFFFF"/>
+                <w:sz w:val="19"/>
+                <w:szCs w:val="19"/>
+              </w:rPr>
+              <w:t xml:space="preserve">Cobertura de líneas</w:t>
+            </w:r>
+          </w:p>
+        </w:tc>
+        <w:tc>
+          <w:tcPr>
+            <w:tcW w:type="dxa" w:w="1790"/>
+            <w:tcBorders>
+              <w:top w:val="single" w:color="C5CDD3" w:sz="4"/>
+              <w:left w:val="single" w:color="C5CDD3" w:sz="4"/>
+              <w:bottom w:val="single" w:color="C5CDD3" w:sz="4"/>
+              <w:right w:val="single" w:color="C5CDD3" w:sz="4"/>
+            </w:tcBorders>
+            <w:shd w:fill="0A3D2A" w:color="auto" w:val="clear"/>
+            <w:tcMar>
+              <w:top w:type="dxa" w:w="70"/>
+              <w:left w:type="dxa" w:w="110"/>
+              <w:bottom w:type="dxa" w:w="50"/>
+              <w:right w:type="dxa" w:w="110"/>
+            </w:tcMar>
+            <w:vAlign w:val="top"/>
+          </w:tcPr>
+          <w:p>
+            <w:pPr>
+              <w:spacing w:after="40" w:line="264"/>
+            </w:pPr>
+            <w:r>
+              <w:rPr>
+                <w:rFonts w:ascii="Arial" w:cs="Arial" w:eastAsia="Arial" w:hAnsi="Arial"/>
+                <w:b/>
+                <w:bCs/>
+                <w:color w:val="FFFFFF"/>
+                <w:sz w:val="19"/>
+                <w:szCs w:val="19"/>
+              </w:rPr>
+              <w:t xml:space="preserve">Cobertura combinada</w:t>
+            </w:r>
+          </w:p>
+        </w:tc>
+      </w:tr>
+      <w:tr>
+        <w:trPr>
+          <w:cantSplit/>
+          <w:tblHeader w:val="off"/>
+        </w:trPr>
+        <w:tc>
+          <w:tcPr>
+            <w:tcW w:type="dxa" w:w="2300"/>
+            <w:tcBorders>
+              <w:top w:val="single" w:color="C5CDD3" w:sz="4"/>
+              <w:left w:val="single" w:color="C5CDD3" w:sz="4"/>
+              <w:bottom w:val="single" w:color="C5CDD3" w:sz="4"/>
+              <w:right w:val="single" w:color="C5CDD3" w:sz="4"/>
+            </w:tcBorders>
+            <w:tcMar>
+              <w:top w:type="dxa" w:w="70"/>
+              <w:left w:type="dxa" w:w="110"/>
+              <w:bottom w:type="dxa" w:w="50"/>
+              <w:right w:type="dxa" w:w="110"/>
+            </w:tcMar>
+            <w:vAlign w:val="top"/>
+          </w:tcPr>
+          <w:p>
+            <w:pPr>
+              <w:spacing w:after="40" w:line="264"/>
+            </w:pPr>
+            <w:r>
+              <w:rPr>
+                <w:rFonts w:ascii="Arial" w:cs="Arial" w:eastAsia="Arial" w:hAnsi="Arial"/>
+                <w:sz w:val="19"/>
+                <w:szCs w:val="19"/>
+              </w:rPr>
+              <w:t xml:space="preserve">Backend (Jest)</w:t>
+            </w:r>
+          </w:p>
+        </w:tc>
+        <w:tc>
+          <w:tcPr>
+            <w:tcW w:type="dxa" w:w="1100"/>
+            <w:tcBorders>
+              <w:top w:val="single" w:color="C5CDD3" w:sz="4"/>
+              <w:left w:val="single" w:color="C5CDD3" w:sz="4"/>
+              <w:bottom w:val="single" w:color="C5CDD3" w:sz="4"/>
+              <w:right w:val="single" w:color="C5CDD3" w:sz="4"/>
+            </w:tcBorders>
+            <w:tcMar>
+              <w:top w:type="dxa" w:w="70"/>
+              <w:left w:type="dxa" w:w="110"/>
+              <w:bottom w:type="dxa" w:w="50"/>
+              <w:right w:type="dxa" w:w="110"/>
+            </w:tcMar>
+            <w:vAlign w:val="top"/>
+          </w:tcPr>
+          <w:p>
+            <w:pPr>
+              <w:spacing w:after="40" w:line="264"/>
+              <w:jc w:val="right"/>
+            </w:pPr>
+            <w:r>
+              <w:rPr>
+                <w:rFonts w:ascii="Arial" w:cs="Arial" w:eastAsia="Arial" w:hAnsi="Arial"/>
+                <w:sz w:val="19"/>
+                <w:szCs w:val="19"/>
+              </w:rPr>
+              <w:t xml:space="preserve">51</w:t>
+            </w:r>
+          </w:p>
+        </w:tc>
+        <w:tc>
+          <w:tcPr>
+            <w:tcW w:type="dxa" w:w="1550"/>
+            <w:tcBorders>
+              <w:top w:val="single" w:color="C5CDD3" w:sz="4"/>
+              <w:left w:val="single" w:color="C5CDD3" w:sz="4"/>
+              <w:bottom w:val="single" w:color="C5CDD3" w:sz="4"/>
+              <w:right w:val="single" w:color="C5CDD3" w:sz="4"/>
+            </w:tcBorders>
+            <w:tcMar>
+              <w:top w:type="dxa" w:w="70"/>
+              <w:left w:type="dxa" w:w="110"/>
+              <w:bottom w:type="dxa" w:w="50"/>
+              <w:right w:type="dxa" w:w="110"/>
+            </w:tcMar>
+            <w:vAlign w:val="top"/>
+          </w:tcPr>
+          <w:p>
+            <w:pPr>
+              <w:spacing w:after="40" w:line="264"/>
+              <w:jc w:val="right"/>
+            </w:pPr>
+            <w:r>
+              <w:rPr>
+                <w:rFonts w:ascii="Arial" w:cs="Arial" w:eastAsia="Arial" w:hAnsi="Arial"/>
+                <w:sz w:val="19"/>
+                <w:szCs w:val="19"/>
+              </w:rPr>
+              <w:t xml:space="preserve">882</w:t>
+            </w:r>
+          </w:p>
+        </w:tc>
+        <w:tc>
+          <w:tcPr>
+            <w:tcW w:type="dxa" w:w="1550"/>
+            <w:tcBorders>
+              <w:top w:val="single" w:color="C5CDD3" w:sz="4"/>
+              <w:left w:val="single" w:color="C5CDD3" w:sz="4"/>
+              <w:bottom w:val="single" w:color="C5CDD3" w:sz="4"/>
+              <w:right w:val="single" w:color="C5CDD3" w:sz="4"/>
+            </w:tcBorders>
+            <w:tcMar>
+              <w:top w:type="dxa" w:w="70"/>
+              <w:left w:type="dxa" w:w="110"/>
+              <w:bottom w:type="dxa" w:w="50"/>
+              <w:right w:type="dxa" w:w="110"/>
+            </w:tcMar>
+            <w:vAlign w:val="top"/>
+          </w:tcPr>
+          <w:p>
+            <w:pPr>
+              <w:spacing w:after="40" w:line="264"/>
+              <w:jc w:val="right"/>
+            </w:pPr>
+            <w:r>
+              <w:rPr>
+                <w:rFonts w:ascii="Arial" w:cs="Arial" w:eastAsia="Arial" w:hAnsi="Arial"/>
+                <w:sz w:val="19"/>
+                <w:szCs w:val="19"/>
+              </w:rPr>
+              <w:t xml:space="preserve">122</w:t>
+            </w:r>
+          </w:p>
+        </w:tc>
+        <w:tc>
+          <w:tcPr>
+            <w:tcW w:type="dxa" w:w="1790"/>
+            <w:tcBorders>
+              <w:top w:val="single" w:color="C5CDD3" w:sz="4"/>
+              <w:left w:val="single" w:color="C5CDD3" w:sz="4"/>
+              <w:bottom w:val="single" w:color="C5CDD3" w:sz="4"/>
+              <w:right w:val="single" w:color="C5CDD3" w:sz="4"/>
+            </w:tcBorders>
+            <w:tcMar>
+              <w:top w:type="dxa" w:w="70"/>
+              <w:left w:type="dxa" w:w="110"/>
+              <w:bottom w:type="dxa" w:w="50"/>
+              <w:right w:type="dxa" w:w="110"/>
+            </w:tcMar>
+            <w:vAlign w:val="top"/>
+          </w:tcPr>
+          <w:p>
+            <w:pPr>
+              <w:spacing w:after="40" w:line="264"/>
+              <w:jc w:val="right"/>
+            </w:pPr>
+            <w:r>
+              <w:rPr>
+                <w:rFonts w:ascii="Arial" w:cs="Arial" w:eastAsia="Arial" w:hAnsi="Arial"/>
+                <w:sz w:val="19"/>
+                <w:szCs w:val="19"/>
+              </w:rPr>
+              <w:t xml:space="preserve">86,2 %</w:t>
+            </w:r>
+          </w:p>
+        </w:tc>
+        <w:tc>
+          <w:tcPr>
+            <w:tcW w:type="dxa" w:w="1790"/>
+            <w:tcBorders>
+              <w:top w:val="single" w:color="C5CDD3" w:sz="4"/>
+              <w:left w:val="single" w:color="C5CDD3" w:sz="4"/>
+              <w:bottom w:val="single" w:color="C5CDD3" w:sz="4"/>
+              <w:right w:val="single" w:color="C5CDD3" w:sz="4"/>
+            </w:tcBorders>
+            <w:tcMar>
+              <w:top w:type="dxa" w:w="70"/>
+              <w:left w:type="dxa" w:w="110"/>
+              <w:bottom w:type="dxa" w:w="50"/>
+              <w:right w:type="dxa" w:w="110"/>
+            </w:tcMar>
+            <w:vAlign w:val="top"/>
+          </w:tcPr>
+          <w:p>
+            <w:pPr>
+              <w:spacing w:after="40" w:line="264"/>
+              <w:jc w:val="right"/>
+            </w:pPr>
+            <w:r>
+              <w:rPr>
+                <w:rFonts w:ascii="Arial" w:cs="Arial" w:eastAsia="Arial" w:hAnsi="Arial"/>
+                <w:sz w:val="19"/>
+                <w:szCs w:val="19"/>
+              </w:rPr>
+              <w:t xml:space="preserve">82,8 %</w:t>
+            </w:r>
+          </w:p>
+        </w:tc>
+      </w:tr>
+      <w:tr>
+        <w:trPr>
+          <w:cantSplit/>
+          <w:tblHeader w:val="off"/>
+        </w:trPr>
+        <w:tc>
+          <w:tcPr>
+            <w:tcW w:type="dxa" w:w="2300"/>
+            <w:tcBorders>
+              <w:top w:val="single" w:color="C5CDD3" w:sz="4"/>
+              <w:left w:val="single" w:color="C5CDD3" w:sz="4"/>
+              <w:bottom w:val="single" w:color="C5CDD3" w:sz="4"/>
+              <w:right w:val="single" w:color="C5CDD3" w:sz="4"/>
+            </w:tcBorders>
+            <w:tcMar>
+              <w:top w:type="dxa" w:w="70"/>
+              <w:left w:type="dxa" w:w="110"/>
+              <w:bottom w:type="dxa" w:w="50"/>
+              <w:right w:type="dxa" w:w="110"/>
+            </w:tcMar>
+            <w:vAlign w:val="top"/>
+          </w:tcPr>
+          <w:p>
+            <w:pPr>
+              <w:spacing w:after="40" w:line="264"/>
+            </w:pPr>
+            <w:r>
+              <w:rPr>
+                <w:rFonts w:ascii="Arial" w:cs="Arial" w:eastAsia="Arial" w:hAnsi="Arial"/>
+                <w:sz w:val="19"/>
+                <w:szCs w:val="19"/>
+              </w:rPr>
+              <w:t xml:space="preserve">Frontend (Vitest)</w:t>
+            </w:r>
+          </w:p>
+        </w:tc>
+        <w:tc>
+          <w:tcPr>
+            <w:tcW w:type="dxa" w:w="1100"/>
+            <w:tcBorders>
+              <w:top w:val="single" w:color="C5CDD3" w:sz="4"/>
+              <w:left w:val="single" w:color="C5CDD3" w:sz="4"/>
+              <w:bottom w:val="single" w:color="C5CDD3" w:sz="4"/>
+              <w:right w:val="single" w:color="C5CDD3" w:sz="4"/>
+            </w:tcBorders>
+            <w:tcMar>
+              <w:top w:type="dxa" w:w="70"/>
+              <w:left w:type="dxa" w:w="110"/>
+              <w:bottom w:type="dxa" w:w="50"/>
+              <w:right w:type="dxa" w:w="110"/>
+            </w:tcMar>
+            <w:vAlign w:val="top"/>
+          </w:tcPr>
+          <w:p>
+            <w:pPr>
+              <w:spacing w:after="40" w:line="264"/>
+              <w:jc w:val="right"/>
+            </w:pPr>
+            <w:r>
+              <w:rPr>
+                <w:rFonts w:ascii="Arial" w:cs="Arial" w:eastAsia="Arial" w:hAnsi="Arial"/>
+                <w:sz w:val="19"/>
+                <w:szCs w:val="19"/>
+              </w:rPr>
+              <w:t xml:space="preserve">30</w:t>
+            </w:r>
+          </w:p>
+        </w:tc>
+        <w:tc>
+          <w:tcPr>
+            <w:tcW w:type="dxa" w:w="1550"/>
+            <w:tcBorders>
+              <w:top w:val="single" w:color="C5CDD3" w:sz="4"/>
+              <w:left w:val="single" w:color="C5CDD3" w:sz="4"/>
+              <w:bottom w:val="single" w:color="C5CDD3" w:sz="4"/>
+              <w:right w:val="single" w:color="C5CDD3" w:sz="4"/>
+            </w:tcBorders>
+            <w:tcMar>
+              <w:top w:type="dxa" w:w="70"/>
+              <w:left w:type="dxa" w:w="110"/>
+              <w:bottom w:type="dxa" w:w="50"/>
+              <w:right w:type="dxa" w:w="110"/>
+            </w:tcMar>
+            <w:vAlign w:val="top"/>
+          </w:tcPr>
+          <w:p>
+            <w:pPr>
+              <w:spacing w:after="40" w:line="264"/>
+              <w:jc w:val="right"/>
+            </w:pPr>
+            <w:r>
+              <w:rPr>
+                <w:rFonts w:ascii="Arial" w:cs="Arial" w:eastAsia="Arial" w:hAnsi="Arial"/>
+                <w:sz w:val="19"/>
+                <w:szCs w:val="19"/>
+              </w:rPr>
+              <w:t xml:space="preserve">2.019</w:t>
+            </w:r>
+          </w:p>
+        </w:tc>
+        <w:tc>
+          <w:tcPr>
+            <w:tcW w:type="dxa" w:w="1550"/>
+            <w:tcBorders>
+              <w:top w:val="single" w:color="C5CDD3" w:sz="4"/>
+              <w:left w:val="single" w:color="C5CDD3" w:sz="4"/>
+              <w:bottom w:val="single" w:color="C5CDD3" w:sz="4"/>
+              <w:right w:val="single" w:color="C5CDD3" w:sz="4"/>
+            </w:tcBorders>
+            <w:tcMar>
+              <w:top w:type="dxa" w:w="70"/>
+              <w:left w:type="dxa" w:w="110"/>
+              <w:bottom w:type="dxa" w:w="50"/>
+              <w:right w:type="dxa" w:w="110"/>
+            </w:tcMar>
+            <w:vAlign w:val="top"/>
+          </w:tcPr>
+          <w:p>
+            <w:pPr>
+              <w:spacing w:after="40" w:line="264"/>
+              <w:jc w:val="right"/>
+            </w:pPr>
+            <w:r>
+              <w:rPr>
+                <w:rFonts w:ascii="Arial" w:cs="Arial" w:eastAsia="Arial" w:hAnsi="Arial"/>
+                <w:sz w:val="19"/>
+                <w:szCs w:val="19"/>
+              </w:rPr>
+              <w:t xml:space="preserve">24</w:t>
+            </w:r>
+          </w:p>
+        </w:tc>
+        <w:tc>
+          <w:tcPr>
+            <w:tcW w:type="dxa" w:w="1790"/>
+            <w:tcBorders>
+              <w:top w:val="single" w:color="C5CDD3" w:sz="4"/>
+              <w:left w:val="single" w:color="C5CDD3" w:sz="4"/>
+              <w:bottom w:val="single" w:color="C5CDD3" w:sz="4"/>
+              <w:right w:val="single" w:color="C5CDD3" w:sz="4"/>
+            </w:tcBorders>
+            <w:tcMar>
+              <w:top w:type="dxa" w:w="70"/>
+              <w:left w:type="dxa" w:w="110"/>
+              <w:bottom w:type="dxa" w:w="50"/>
+              <w:right w:type="dxa" w:w="110"/>
+            </w:tcMar>
+            <w:vAlign w:val="top"/>
+          </w:tcPr>
+          <w:p>
+            <w:pPr>
+              <w:spacing w:after="40" w:line="264"/>
+              <w:jc w:val="right"/>
+            </w:pPr>
+            <w:r>
+              <w:rPr>
+                <w:rFonts w:ascii="Arial" w:cs="Arial" w:eastAsia="Arial" w:hAnsi="Arial"/>
+                <w:sz w:val="19"/>
+                <w:szCs w:val="19"/>
+              </w:rPr>
+              <w:t xml:space="preserve">98,8 %</w:t>
+            </w:r>
+          </w:p>
+        </w:tc>
+        <w:tc>
+          <w:tcPr>
+            <w:tcW w:type="dxa" w:w="1790"/>
+            <w:tcBorders>
+              <w:top w:val="single" w:color="C5CDD3" w:sz="4"/>
+              <w:left w:val="single" w:color="C5CDD3" w:sz="4"/>
+              <w:bottom w:val="single" w:color="C5CDD3" w:sz="4"/>
+              <w:right w:val="single" w:color="C5CDD3" w:sz="4"/>
+            </w:tcBorders>
+            <w:tcMar>
+              <w:top w:type="dxa" w:w="70"/>
+              <w:left w:type="dxa" w:w="110"/>
+              <w:bottom w:type="dxa" w:w="50"/>
+              <w:right w:type="dxa" w:w="110"/>
+            </w:tcMar>
+            <w:vAlign w:val="top"/>
+          </w:tcPr>
+          <w:p>
+            <w:pPr>
+              <w:spacing w:after="40" w:line="264"/>
+              <w:jc w:val="right"/>
+            </w:pPr>
+            <w:r>
+              <w:rPr>
+                <w:rFonts w:ascii="Arial" w:cs="Arial" w:eastAsia="Arial" w:hAnsi="Arial"/>
+                <w:sz w:val="19"/>
+                <w:szCs w:val="19"/>
+              </w:rPr>
+              <w:t xml:space="preserve">98,2 %</w:t>
+            </w:r>
+          </w:p>
+        </w:tc>
+      </w:tr>
+      <w:tr>
+        <w:trPr>
+          <w:cantSplit/>
+          <w:tblHeader w:val="off"/>
+        </w:trPr>
+        <w:tc>
+          <w:tcPr>
+            <w:tcW w:type="dxa" w:w="2300"/>
+            <w:tcBorders>
+              <w:top w:val="single" w:color="C5CDD3" w:sz="4"/>
+              <w:left w:val="single" w:color="C5CDD3" w:sz="4"/>
+              <w:bottom w:val="single" w:color="C5CDD3" w:sz="4"/>
+              <w:right w:val="single" w:color="C5CDD3" w:sz="4"/>
+            </w:tcBorders>
+            <w:tcMar>
+              <w:top w:type="dxa" w:w="70"/>
+              <w:left w:type="dxa" w:w="110"/>
+              <w:bottom w:type="dxa" w:w="50"/>
+              <w:right w:type="dxa" w:w="110"/>
+            </w:tcMar>
+            <w:vAlign w:val="top"/>
+          </w:tcPr>
+          <w:p>
+            <w:pPr>
+              <w:spacing w:after="40" w:line="264"/>
+            </w:pPr>
+            <w:r>
+              <w:rPr>
+                <w:rFonts w:ascii="Arial" w:cs="Arial" w:eastAsia="Arial" w:hAnsi="Arial"/>
+                <w:b/>
+                <w:bCs/>
+                <w:sz w:val="19"/>
+                <w:szCs w:val="19"/>
+              </w:rPr>
+              <w:t xml:space="preserve">Total del proyecto</w:t>
+            </w:r>
+          </w:p>
+        </w:tc>
+        <w:tc>
+          <w:tcPr>
+            <w:tcW w:type="dxa" w:w="1100"/>
+            <w:tcBorders>
+              <w:top w:val="single" w:color="C5CDD3" w:sz="4"/>
+              <w:left w:val="single" w:color="C5CDD3" w:sz="4"/>
+              <w:bottom w:val="single" w:color="C5CDD3" w:sz="4"/>
+              <w:right w:val="single" w:color="C5CDD3" w:sz="4"/>
+            </w:tcBorders>
+            <w:tcMar>
+              <w:top w:type="dxa" w:w="70"/>
+              <w:left w:type="dxa" w:w="110"/>
+              <w:bottom w:type="dxa" w:w="50"/>
+              <w:right w:type="dxa" w:w="110"/>
+            </w:tcMar>
+            <w:vAlign w:val="top"/>
+          </w:tcPr>
+          <w:p>
+            <w:pPr>
+              <w:spacing w:after="40" w:line="264"/>
+              <w:jc w:val="right"/>
+            </w:pPr>
+            <w:r>
+              <w:rPr>
+                <w:rFonts w:ascii="Arial" w:cs="Arial" w:eastAsia="Arial" w:hAnsi="Arial"/>
+                <w:sz w:val="19"/>
+                <w:szCs w:val="19"/>
+              </w:rPr>
+              <w:t xml:space="preserve">81</w:t>
+            </w:r>
+          </w:p>
+        </w:tc>
+        <w:tc>
+          <w:tcPr>
+            <w:tcW w:type="dxa" w:w="1550"/>
+            <w:tcBorders>
+              <w:top w:val="single" w:color="C5CDD3" w:sz="4"/>
+              <w:left w:val="single" w:color="C5CDD3" w:sz="4"/>
+              <w:bottom w:val="single" w:color="C5CDD3" w:sz="4"/>
+              <w:right w:val="single" w:color="C5CDD3" w:sz="4"/>
+            </w:tcBorders>
+            <w:tcMar>
+              <w:top w:type="dxa" w:w="70"/>
+              <w:left w:type="dxa" w:w="110"/>
+              <w:bottom w:type="dxa" w:w="50"/>
+              <w:right w:type="dxa" w:w="110"/>
+            </w:tcMar>
+            <w:vAlign w:val="top"/>
+          </w:tcPr>
+          <w:p>
+            <w:pPr>
+              <w:spacing w:after="40" w:line="264"/>
+              <w:jc w:val="right"/>
+            </w:pPr>
+            <w:r>
+              <w:rPr>
+                <w:rFonts w:ascii="Arial" w:cs="Arial" w:eastAsia="Arial" w:hAnsi="Arial"/>
+                <w:sz w:val="19"/>
+                <w:szCs w:val="19"/>
+              </w:rPr>
+              <w:t xml:space="preserve">2.901</w:t>
+            </w:r>
+          </w:p>
+        </w:tc>
+        <w:tc>
+          <w:tcPr>
+            <w:tcW w:type="dxa" w:w="1550"/>
+            <w:tcBorders>
+              <w:top w:val="single" w:color="C5CDD3" w:sz="4"/>
+              <w:left w:val="single" w:color="C5CDD3" w:sz="4"/>
+              <w:bottom w:val="single" w:color="C5CDD3" w:sz="4"/>
+              <w:right w:val="single" w:color="C5CDD3" w:sz="4"/>
+            </w:tcBorders>
+            <w:tcMar>
+              <w:top w:type="dxa" w:w="70"/>
+              <w:left w:type="dxa" w:w="110"/>
+              <w:bottom w:type="dxa" w:w="50"/>
+              <w:right w:type="dxa" w:w="110"/>
+            </w:tcMar>
+            <w:vAlign w:val="top"/>
+          </w:tcPr>
+          <w:p>
+            <w:pPr>
+              <w:spacing w:after="40" w:line="264"/>
+              <w:jc w:val="right"/>
+            </w:pPr>
+            <w:r>
+              <w:rPr>
+                <w:rFonts w:ascii="Arial" w:cs="Arial" w:eastAsia="Arial" w:hAnsi="Arial"/>
+                <w:sz w:val="19"/>
+                <w:szCs w:val="19"/>
+              </w:rPr>
+              <w:t xml:space="preserve">146</w:t>
+            </w:r>
+          </w:p>
+        </w:tc>
+        <w:tc>
+          <w:tcPr>
+            <w:tcW w:type="dxa" w:w="1790"/>
+            <w:tcBorders>
+              <w:top w:val="single" w:color="C5CDD3" w:sz="4"/>
+              <w:left w:val="single" w:color="C5CDD3" w:sz="4"/>
+              <w:bottom w:val="single" w:color="C5CDD3" w:sz="4"/>
+              <w:right w:val="single" w:color="C5CDD3" w:sz="4"/>
+            </w:tcBorders>
+            <w:tcMar>
+              <w:top w:type="dxa" w:w="70"/>
+              <w:left w:type="dxa" w:w="110"/>
+              <w:bottom w:type="dxa" w:w="50"/>
+              <w:right w:type="dxa" w:w="110"/>
+            </w:tcMar>
+            <w:vAlign w:val="top"/>
+          </w:tcPr>
+          <w:p>
+            <w:pPr>
+              <w:spacing w:after="40" w:line="264"/>
+              <w:jc w:val="right"/>
+            </w:pPr>
+            <w:r>
+              <w:rPr>
+                <w:rFonts w:ascii="Arial" w:cs="Arial" w:eastAsia="Arial" w:hAnsi="Arial"/>
+                <w:sz w:val="19"/>
+                <w:szCs w:val="19"/>
+              </w:rPr>
+              <w:t xml:space="preserve">95,0 %</w:t>
+            </w:r>
+          </w:p>
+        </w:tc>
+        <w:tc>
+          <w:tcPr>
+            <w:tcW w:type="dxa" w:w="1790"/>
+            <w:tcBorders>
+              <w:top w:val="single" w:color="C5CDD3" w:sz="4"/>
+              <w:left w:val="single" w:color="C5CDD3" w:sz="4"/>
+              <w:bottom w:val="single" w:color="C5CDD3" w:sz="4"/>
+              <w:right w:val="single" w:color="C5CDD3" w:sz="4"/>
+            </w:tcBorders>
+            <w:tcMar>
+              <w:top w:type="dxa" w:w="70"/>
+              <w:left w:type="dxa" w:w="110"/>
+              <w:bottom w:type="dxa" w:w="50"/>
+              <w:right w:type="dxa" w:w="110"/>
+            </w:tcMar>
+            <w:vAlign w:val="top"/>
+          </w:tcPr>
+          <w:p>
+            <w:pPr>
+              <w:spacing w:after="40" w:line="264"/>
+              <w:jc w:val="right"/>
+            </w:pPr>
+            <w:r>
+              <w:rPr>
+                <w:rFonts w:ascii="Arial" w:cs="Arial" w:eastAsia="Arial" w:hAnsi="Arial"/>
+                <w:b/>
+                <w:bCs/>
+                <w:sz w:val="19"/>
+                <w:szCs w:val="19"/>
+              </w:rPr>
+              <w:t xml:space="preserve">93,2 %</w:t>
+            </w:r>
+          </w:p>
+        </w:tc>
+      </w:tr>
+    </w:tbl>
+    <w:p>
+      <w:pPr>
+        <w:spacing w:after="80" w:before="0" w:line="276"/>
+      </w:pPr>
+      <w:r>
+        <w:rPr>
+          <w:rFonts w:ascii="Arial" w:cs="Arial" w:eastAsia="Arial" w:hAnsi="Arial"/>
+          <w:sz w:val="19"/>
+          <w:szCs w:val="19"/>
+        </w:rPr>
+        <w:t xml:space="preserve"/>
+      </w:r>
+    </w:p>
+    <w:p>
+      <w:pPr>
+        <w:spacing w:after="100" w:before="0" w:line="276"/>
+      </w:pPr>
+      <w:r>
+        <w:rPr>
+          <w:rFonts w:ascii="Arial" w:cs="Arial" w:eastAsia="Arial" w:hAnsi="Arial"/>
+          <w:b/>
+          <w:bCs/>
+          <w:sz w:val="19"/>
+          <w:szCs w:val="19"/>
+        </w:rPr>
+        <w:t xml:space="preserve">Evolución entre los análisis:</w:t>
+      </w:r>
+    </w:p>
+    <w:tbl>
+      <w:tblPr>
+        <w:tblW w:type="dxa" w:w="10080"/>
+        <w:tblBorders>
+          <w:top w:val="single" w:color="auto" w:sz="4"/>
+          <w:left w:val="single" w:color="auto" w:sz="4"/>
+          <w:bottom w:val="single" w:color="auto" w:sz="4"/>
+          <w:right w:val="single" w:color="auto" w:sz="4"/>
+          <w:insideH w:val="single" w:color="auto" w:sz="4"/>
+          <w:insideV w:val="single" w:color="auto" w:sz="4"/>
+        </w:tblBorders>
+      </w:tblPr>
+      <w:tblGrid>
+        <w:gridCol w:w="2900"/>
+        <w:gridCol w:w="1900"/>
+        <w:gridCol w:w="1650"/>
+        <w:gridCol w:w="1850"/>
+        <w:gridCol w:w="1780"/>
+      </w:tblGrid>
+      <w:tr>
+        <w:trPr>
+          <w:cantSplit/>
+          <w:tblHeader/>
+        </w:trPr>
+        <w:tc>
+          <w:tcPr>
+            <w:tcW w:type="dxa" w:w="2900"/>
+            <w:tcBorders>
+              <w:top w:val="single" w:color="C5CDD3" w:sz="4"/>
+              <w:left w:val="single" w:color="C5CDD3" w:sz="4"/>
+              <w:bottom w:val="single" w:color="C5CDD3" w:sz="4"/>
+              <w:right w:val="single" w:color="C5CDD3" w:sz="4"/>
+            </w:tcBorders>
+            <w:shd w:fill="0A3D2A" w:color="auto" w:val="clear"/>
+            <w:tcMar>
+              <w:top w:type="dxa" w:w="70"/>
+              <w:left w:type="dxa" w:w="110"/>
+              <w:bottom w:type="dxa" w:w="50"/>
+              <w:right w:type="dxa" w:w="110"/>
+            </w:tcMar>
+            <w:vAlign w:val="top"/>
+          </w:tcPr>
+          <w:p>
+            <w:pPr>
+              <w:spacing w:after="40" w:line="264"/>
+            </w:pPr>
+            <w:r>
+              <w:rPr>
+                <w:rFonts w:ascii="Arial" w:cs="Arial" w:eastAsia="Arial" w:hAnsi="Arial"/>
+                <w:b/>
+                <w:bCs/>
+                <w:color w:val="FFFFFF"/>
+                <w:sz w:val="19"/>
+                <w:szCs w:val="19"/>
+              </w:rPr>
+              <w:t xml:space="preserve">Análisis</w:t>
+            </w:r>
+          </w:p>
+        </w:tc>
+        <w:tc>
+          <w:tcPr>
+            <w:tcW w:type="dxa" w:w="1900"/>
+            <w:tcBorders>
+              <w:top w:val="single" w:color="C5CDD3" w:sz="4"/>
+              <w:left w:val="single" w:color="C5CDD3" w:sz="4"/>
+              <w:bottom w:val="single" w:color="C5CDD3" w:sz="4"/>
+              <w:right w:val="single" w:color="C5CDD3" w:sz="4"/>
+            </w:tcBorders>
+            <w:shd w:fill="0A3D2A" w:color="auto" w:val="clear"/>
+            <w:tcMar>
+              <w:top w:type="dxa" w:w="70"/>
+              <w:left w:type="dxa" w:w="110"/>
+              <w:bottom w:type="dxa" w:w="50"/>
+              <w:right w:type="dxa" w:w="110"/>
+            </w:tcMar>
+            <w:vAlign w:val="top"/>
+          </w:tcPr>
+          <w:p>
+            <w:pPr>
+              <w:spacing w:after="40" w:line="264"/>
+            </w:pPr>
+            <w:r>
+              <w:rPr>
+                <w:rFonts w:ascii="Arial" w:cs="Arial" w:eastAsia="Arial" w:hAnsi="Arial"/>
+                <w:b/>
+                <w:bCs/>
+                <w:color w:val="FFFFFF"/>
+                <w:sz w:val="19"/>
+                <w:szCs w:val="19"/>
+              </w:rPr>
+              <w:t xml:space="preserve">Fecha</w:t>
+            </w:r>
+          </w:p>
+        </w:tc>
+        <w:tc>
+          <w:tcPr>
+            <w:tcW w:type="dxa" w:w="1650"/>
+            <w:tcBorders>
+              <w:top w:val="single" w:color="C5CDD3" w:sz="4"/>
+              <w:left w:val="single" w:color="C5CDD3" w:sz="4"/>
+              <w:bottom w:val="single" w:color="C5CDD3" w:sz="4"/>
+              <w:right w:val="single" w:color="C5CDD3" w:sz="4"/>
+            </w:tcBorders>
+            <w:shd w:fill="0A3D2A" w:color="auto" w:val="clear"/>
+            <w:tcMar>
+              <w:top w:type="dxa" w:w="70"/>
+              <w:left w:type="dxa" w:w="110"/>
+              <w:bottom w:type="dxa" w:w="50"/>
+              <w:right w:type="dxa" w:w="110"/>
+            </w:tcMar>
+            <w:vAlign w:val="top"/>
+          </w:tcPr>
+          <w:p>
+            <w:pPr>
+              <w:spacing w:after="40" w:line="264"/>
+            </w:pPr>
+            <w:r>
+              <w:rPr>
+                <w:rFonts w:ascii="Arial" w:cs="Arial" w:eastAsia="Arial" w:hAnsi="Arial"/>
+                <w:b/>
+                <w:bCs/>
+                <w:color w:val="FFFFFF"/>
+                <w:sz w:val="19"/>
+                <w:szCs w:val="19"/>
+              </w:rPr>
+              <w:t xml:space="preserve">Cobertura total</w:t>
+            </w:r>
+          </w:p>
+        </w:tc>
+        <w:tc>
+          <w:tcPr>
+            <w:tcW w:type="dxa" w:w="1850"/>
+            <w:tcBorders>
+              <w:top w:val="single" w:color="C5CDD3" w:sz="4"/>
+              <w:left w:val="single" w:color="C5CDD3" w:sz="4"/>
+              <w:bottom w:val="single" w:color="C5CDD3" w:sz="4"/>
+              <w:right w:val="single" w:color="C5CDD3" w:sz="4"/>
+            </w:tcBorders>
+            <w:shd w:fill="0A3D2A" w:color="auto" w:val="clear"/>
+            <w:tcMar>
+              <w:top w:type="dxa" w:w="70"/>
+              <w:left w:type="dxa" w:w="110"/>
+              <w:bottom w:type="dxa" w:w="50"/>
+              <w:right w:type="dxa" w:w="110"/>
+            </w:tcMar>
+            <w:vAlign w:val="top"/>
+          </w:tcPr>
+          <w:p>
+            <w:pPr>
+              <w:spacing w:after="40" w:line="264"/>
+            </w:pPr>
+            <w:r>
+              <w:rPr>
+                <w:rFonts w:ascii="Arial" w:cs="Arial" w:eastAsia="Arial" w:hAnsi="Arial"/>
+                <w:b/>
+                <w:bCs/>
+                <w:color w:val="FFFFFF"/>
+                <w:sz w:val="19"/>
+                <w:szCs w:val="19"/>
+              </w:rPr>
+              <w:t xml:space="preserve">Cobertura del código nuevo</w:t>
+            </w:r>
+          </w:p>
+        </w:tc>
+        <w:tc>
+          <w:tcPr>
+            <w:tcW w:type="dxa" w:w="1780"/>
+            <w:tcBorders>
+              <w:top w:val="single" w:color="C5CDD3" w:sz="4"/>
+              <w:left w:val="single" w:color="C5CDD3" w:sz="4"/>
+              <w:bottom w:val="single" w:color="C5CDD3" w:sz="4"/>
+              <w:right w:val="single" w:color="C5CDD3" w:sz="4"/>
+            </w:tcBorders>
+            <w:shd w:fill="0A3D2A" w:color="auto" w:val="clear"/>
+            <w:tcMar>
+              <w:top w:type="dxa" w:w="70"/>
+              <w:left w:type="dxa" w:w="110"/>
+              <w:bottom w:type="dxa" w:w="50"/>
+              <w:right w:type="dxa" w:w="110"/>
+            </w:tcMar>
+            <w:vAlign w:val="top"/>
+          </w:tcPr>
+          <w:p>
+            <w:pPr>
+              <w:spacing w:after="40" w:line="264"/>
+            </w:pPr>
+            <w:r>
+              <w:rPr>
+                <w:rFonts w:ascii="Arial" w:cs="Arial" w:eastAsia="Arial" w:hAnsi="Arial"/>
+                <w:b/>
+                <w:bCs/>
+                <w:color w:val="FFFFFF"/>
+                <w:sz w:val="19"/>
+                <w:szCs w:val="19"/>
+              </w:rPr>
+              <w:t xml:space="preserve">Quality Gate</w:t>
+            </w:r>
+          </w:p>
+        </w:tc>
+      </w:tr>
+      <w:tr>
+        <w:trPr>
+          <w:cantSplit/>
+          <w:tblHeader w:val="off"/>
+        </w:trPr>
+        <w:tc>
+          <w:tcPr>
+            <w:tcW w:type="dxa" w:w="2900"/>
+            <w:tcBorders>
+              <w:top w:val="single" w:color="C5CDD3" w:sz="4"/>
+              <w:left w:val="single" w:color="C5CDD3" w:sz="4"/>
+              <w:bottom w:val="single" w:color="C5CDD3" w:sz="4"/>
+              <w:right w:val="single" w:color="C5CDD3" w:sz="4"/>
+            </w:tcBorders>
+            <w:tcMar>
+              <w:top w:type="dxa" w:w="70"/>
+              <w:left w:type="dxa" w:w="110"/>
+              <w:bottom w:type="dxa" w:w="50"/>
+              <w:right w:type="dxa" w:w="110"/>
+            </w:tcMar>
+            <w:vAlign w:val="top"/>
+          </w:tcPr>
+          <w:p>
+            <w:pPr>
+              <w:spacing w:after="40" w:line="264"/>
+            </w:pPr>
+            <w:r>
+              <w:rPr>
+                <w:rFonts w:ascii="Arial" w:cs="Arial" w:eastAsia="Arial" w:hAnsi="Arial"/>
+                <w:sz w:val="19"/>
+                <w:szCs w:val="19"/>
+              </w:rPr>
+              <w:t xml:space="preserve">Análisis 1 (línea base)</w:t>
+            </w:r>
+          </w:p>
+        </w:tc>
+        <w:tc>
+          <w:tcPr>
+            <w:tcW w:type="dxa" w:w="1900"/>
+            <w:tcBorders>
+              <w:top w:val="single" w:color="C5CDD3" w:sz="4"/>
+              <w:left w:val="single" w:color="C5CDD3" w:sz="4"/>
+              <w:bottom w:val="single" w:color="C5CDD3" w:sz="4"/>
+              <w:right w:val="single" w:color="C5CDD3" w:sz="4"/>
+            </w:tcBorders>
+            <w:tcMar>
+              <w:top w:type="dxa" w:w="70"/>
+              <w:left w:type="dxa" w:w="110"/>
+              <w:bottom w:type="dxa" w:w="50"/>
+              <w:right w:type="dxa" w:w="110"/>
+            </w:tcMar>
+            <w:vAlign w:val="top"/>
+          </w:tcPr>
+          <w:p>
+            <w:pPr>
+              <w:spacing w:after="40" w:line="264"/>
+            </w:pPr>
+            <w:r>
+              <w:rPr>
+                <w:rFonts w:ascii="Arial" w:cs="Arial" w:eastAsia="Arial" w:hAnsi="Arial"/>
+                <w:sz w:val="19"/>
+                <w:szCs w:val="19"/>
+              </w:rPr>
+              <w:t xml:space="preserve">14 de octubre de 2026</w:t>
+            </w:r>
+          </w:p>
+        </w:tc>
+        <w:tc>
+          <w:tcPr>
+            <w:tcW w:type="dxa" w:w="1650"/>
+            <w:tcBorders>
+              <w:top w:val="single" w:color="C5CDD3" w:sz="4"/>
+              <w:left w:val="single" w:color="C5CDD3" w:sz="4"/>
+              <w:bottom w:val="single" w:color="C5CDD3" w:sz="4"/>
+              <w:right w:val="single" w:color="C5CDD3" w:sz="4"/>
+            </w:tcBorders>
+            <w:tcMar>
+              <w:top w:type="dxa" w:w="70"/>
+              <w:left w:type="dxa" w:w="110"/>
+              <w:bottom w:type="dxa" w:w="50"/>
+              <w:right w:type="dxa" w:w="110"/>
+            </w:tcMar>
+            <w:vAlign w:val="top"/>
+          </w:tcPr>
+          <w:p>
+            <w:pPr>
+              <w:spacing w:after="40" w:line="264"/>
+              <w:jc w:val="right"/>
+            </w:pPr>
+            <w:r>
+              <w:rPr>
+                <w:rFonts w:ascii="Arial" w:cs="Arial" w:eastAsia="Arial" w:hAnsi="Arial"/>
+                <w:sz w:val="19"/>
+                <w:szCs w:val="19"/>
+              </w:rPr>
+              <w:t xml:space="preserve">51,7 %</w:t>
+            </w:r>
+          </w:p>
+        </w:tc>
+        <w:tc>
+          <w:tcPr>
+            <w:tcW w:type="dxa" w:w="1850"/>
+            <w:tcBorders>
+              <w:top w:val="single" w:color="C5CDD3" w:sz="4"/>
+              <w:left w:val="single" w:color="C5CDD3" w:sz="4"/>
+              <w:bottom w:val="single" w:color="C5CDD3" w:sz="4"/>
+              <w:right w:val="single" w:color="C5CDD3" w:sz="4"/>
+            </w:tcBorders>
+            <w:tcMar>
+              <w:top w:type="dxa" w:w="70"/>
+              <w:left w:type="dxa" w:w="110"/>
+              <w:bottom w:type="dxa" w:w="50"/>
+              <w:right w:type="dxa" w:w="110"/>
+            </w:tcMar>
+            <w:vAlign w:val="top"/>
+          </w:tcPr>
+          <w:p>
+            <w:pPr>
+              <w:spacing w:after="40" w:line="264"/>
+              <w:jc w:val="right"/>
+            </w:pPr>
+            <w:r>
+              <w:rPr>
+                <w:rFonts w:ascii="Arial" w:cs="Arial" w:eastAsia="Arial" w:hAnsi="Arial"/>
+                <w:sz w:val="19"/>
+                <w:szCs w:val="19"/>
+              </w:rPr>
+              <w:t xml:space="preserve">—</w:t>
+            </w:r>
+          </w:p>
+        </w:tc>
+        <w:tc>
+          <w:tcPr>
+            <w:tcW w:type="dxa" w:w="1780"/>
+            <w:tcBorders>
+              <w:top w:val="single" w:color="C5CDD3" w:sz="4"/>
+              <w:left w:val="single" w:color="C5CDD3" w:sz="4"/>
+              <w:bottom w:val="single" w:color="C5CDD3" w:sz="4"/>
+              <w:right w:val="single" w:color="C5CDD3" w:sz="4"/>
+            </w:tcBorders>
+            <w:shd w:fill="E8F5E9" w:color="auto" w:val="clear"/>
+            <w:tcMar>
+              <w:top w:type="dxa" w:w="70"/>
+              <w:left w:type="dxa" w:w="110"/>
+              <w:bottom w:type="dxa" w:w="50"/>
+              <w:right w:type="dxa" w:w="110"/>
+            </w:tcMar>
+            <w:vAlign w:val="top"/>
+          </w:tcPr>
+          <w:p>
+            <w:pPr>
+              <w:spacing w:after="40" w:line="264"/>
+              <w:jc w:val="center"/>
+            </w:pPr>
+            <w:r>
+              <w:rPr>
+                <w:rFonts w:ascii="Arial" w:cs="Arial" w:eastAsia="Arial" w:hAnsi="Arial"/>
+                <w:b/>
+                <w:bCs/>
+                <w:color w:val="1B5E20"/>
+                <w:sz w:val="19"/>
+                <w:szCs w:val="19"/>
+              </w:rPr>
+              <w:t xml:space="preserve">APROBADO</w:t>
+            </w:r>
+          </w:p>
+        </w:tc>
+      </w:tr>
+      <w:tr>
+        <w:trPr>
+          <w:cantSplit/>
+          <w:tblHeader w:val="off"/>
+        </w:trPr>
+        <w:tc>
+          <w:tcPr>
+            <w:tcW w:type="dxa" w:w="2900"/>
+            <w:tcBorders>
+              <w:top w:val="single" w:color="C5CDD3" w:sz="4"/>
+              <w:left w:val="single" w:color="C5CDD3" w:sz="4"/>
+              <w:bottom w:val="single" w:color="C5CDD3" w:sz="4"/>
+              <w:right w:val="single" w:color="C5CDD3" w:sz="4"/>
+            </w:tcBorders>
+            <w:tcMar>
+              <w:top w:type="dxa" w:w="70"/>
+              <w:left w:type="dxa" w:w="110"/>
+              <w:bottom w:type="dxa" w:w="50"/>
+              <w:right w:type="dxa" w:w="110"/>
+            </w:tcMar>
+            <w:vAlign w:val="top"/>
+          </w:tcPr>
+          <w:p>
+            <w:pPr>
+              <w:spacing w:after="40" w:line="264"/>
+            </w:pPr>
+            <w:r>
+              <w:rPr>
+                <w:rFonts w:ascii="Arial" w:cs="Arial" w:eastAsia="Arial" w:hAnsi="Arial"/>
+                <w:sz w:val="19"/>
+                <w:szCs w:val="19"/>
+              </w:rPr>
+              <w:t xml:space="preserve">Análisis 2 (hallazgos corregidos)</w:t>
+            </w:r>
+          </w:p>
+        </w:tc>
+        <w:tc>
+          <w:tcPr>
+            <w:tcW w:type="dxa" w:w="1900"/>
+            <w:tcBorders>
+              <w:top w:val="single" w:color="C5CDD3" w:sz="4"/>
+              <w:left w:val="single" w:color="C5CDD3" w:sz="4"/>
+              <w:bottom w:val="single" w:color="C5CDD3" w:sz="4"/>
+              <w:right w:val="single" w:color="C5CDD3" w:sz="4"/>
+            </w:tcBorders>
+            <w:tcMar>
+              <w:top w:type="dxa" w:w="70"/>
+              <w:left w:type="dxa" w:w="110"/>
+              <w:bottom w:type="dxa" w:w="50"/>
+              <w:right w:type="dxa" w:w="110"/>
+            </w:tcMar>
+            <w:vAlign w:val="top"/>
+          </w:tcPr>
+          <w:p>
+            <w:pPr>
+              <w:spacing w:after="40" w:line="264"/>
+            </w:pPr>
+            <w:r>
+              <w:rPr>
+                <w:rFonts w:ascii="Arial" w:cs="Arial" w:eastAsia="Arial" w:hAnsi="Arial"/>
+                <w:sz w:val="19"/>
+                <w:szCs w:val="19"/>
+              </w:rPr>
+              <w:t xml:space="preserve">14 de octubre de 2026</w:t>
+            </w:r>
+          </w:p>
+        </w:tc>
+        <w:tc>
+          <w:tcPr>
+            <w:tcW w:type="dxa" w:w="1650"/>
+            <w:tcBorders>
+              <w:top w:val="single" w:color="C5CDD3" w:sz="4"/>
+              <w:left w:val="single" w:color="C5CDD3" w:sz="4"/>
+              <w:bottom w:val="single" w:color="C5CDD3" w:sz="4"/>
+              <w:right w:val="single" w:color="C5CDD3" w:sz="4"/>
+            </w:tcBorders>
+            <w:tcMar>
+              <w:top w:type="dxa" w:w="70"/>
+              <w:left w:type="dxa" w:w="110"/>
+              <w:bottom w:type="dxa" w:w="50"/>
+              <w:right w:type="dxa" w:w="110"/>
+            </w:tcMar>
+            <w:vAlign w:val="top"/>
+          </w:tcPr>
+          <w:p>
+            <w:pPr>
+              <w:spacing w:after="40" w:line="264"/>
+              <w:jc w:val="right"/>
+            </w:pPr>
+            <w:r>
+              <w:rPr>
+                <w:rFonts w:ascii="Arial" w:cs="Arial" w:eastAsia="Arial" w:hAnsi="Arial"/>
+                <w:sz w:val="19"/>
+                <w:szCs w:val="19"/>
+              </w:rPr>
+              <w:t xml:space="preserve">51,7 %</w:t>
+            </w:r>
+          </w:p>
+        </w:tc>
+        <w:tc>
+          <w:tcPr>
+            <w:tcW w:type="dxa" w:w="1850"/>
+            <w:tcBorders>
+              <w:top w:val="single" w:color="C5CDD3" w:sz="4"/>
+              <w:left w:val="single" w:color="C5CDD3" w:sz="4"/>
+              <w:bottom w:val="single" w:color="C5CDD3" w:sz="4"/>
+              <w:right w:val="single" w:color="C5CDD3" w:sz="4"/>
+            </w:tcBorders>
+            <w:tcMar>
+              <w:top w:type="dxa" w:w="70"/>
+              <w:left w:type="dxa" w:w="110"/>
+              <w:bottom w:type="dxa" w:w="50"/>
+              <w:right w:type="dxa" w:w="110"/>
+            </w:tcMar>
+            <w:vAlign w:val="top"/>
+          </w:tcPr>
+          <w:p>
+            <w:pPr>
+              <w:spacing w:after="40" w:line="264"/>
+              <w:jc w:val="right"/>
+            </w:pPr>
+            <w:r>
+              <w:rPr>
+                <w:rFonts w:ascii="Arial" w:cs="Arial" w:eastAsia="Arial" w:hAnsi="Arial"/>
+                <w:sz w:val="19"/>
+                <w:szCs w:val="19"/>
+              </w:rPr>
+              <w:t xml:space="preserve">8,3 %</w:t>
+            </w:r>
+          </w:p>
+        </w:tc>
+        <w:tc>
+          <w:tcPr>
+            <w:tcW w:type="dxa" w:w="1780"/>
+            <w:tcBorders>
+              <w:top w:val="single" w:color="C5CDD3" w:sz="4"/>
+              <w:left w:val="single" w:color="C5CDD3" w:sz="4"/>
+              <w:bottom w:val="single" w:color="C5CDD3" w:sz="4"/>
+              <w:right w:val="single" w:color="C5CDD3" w:sz="4"/>
+            </w:tcBorders>
+            <w:shd w:fill="E8F5E9" w:color="auto" w:val="clear"/>
+            <w:tcMar>
+              <w:top w:type="dxa" w:w="70"/>
+              <w:left w:type="dxa" w:w="110"/>
+              <w:bottom w:type="dxa" w:w="50"/>
+              <w:right w:type="dxa" w:w="110"/>
+            </w:tcMar>
+            <w:vAlign w:val="top"/>
+          </w:tcPr>
+          <w:p>
+            <w:pPr>
+              <w:spacing w:after="40" w:line="264"/>
+              <w:jc w:val="center"/>
+            </w:pPr>
+            <w:r>
+              <w:rPr>
+                <w:rFonts w:ascii="Arial" w:cs="Arial" w:eastAsia="Arial" w:hAnsi="Arial"/>
+                <w:b/>
+                <w:bCs/>
+                <w:color w:val="1B5E20"/>
+                <w:sz w:val="19"/>
+                <w:szCs w:val="19"/>
+              </w:rPr>
+              <w:t xml:space="preserve">APROBADO</w:t>
+            </w:r>
+          </w:p>
+        </w:tc>
+      </w:tr>
+      <w:tr>
+        <w:trPr>
+          <w:cantSplit/>
+          <w:tblHeader w:val="off"/>
+        </w:trPr>
+        <w:tc>
+          <w:tcPr>
+            <w:tcW w:type="dxa" w:w="2900"/>
+            <w:tcBorders>
+              <w:top w:val="single" w:color="C5CDD3" w:sz="4"/>
+              <w:left w:val="single" w:color="C5CDD3" w:sz="4"/>
+              <w:bottom w:val="single" w:color="C5CDD3" w:sz="4"/>
+              <w:right w:val="single" w:color="C5CDD3" w:sz="4"/>
+            </w:tcBorders>
+            <w:tcMar>
+              <w:top w:type="dxa" w:w="70"/>
+              <w:left w:type="dxa" w:w="110"/>
+              <w:bottom w:type="dxa" w:w="50"/>
+              <w:right w:type="dxa" w:w="110"/>
+            </w:tcMar>
+            <w:vAlign w:val="top"/>
+          </w:tcPr>
+          <w:p>
+            <w:pPr>
+              <w:spacing w:after="40" w:line="264"/>
+            </w:pPr>
+            <w:r>
+              <w:rPr>
+                <w:rFonts w:ascii="Arial" w:cs="Arial" w:eastAsia="Arial" w:hAnsi="Arial"/>
+                <w:sz w:val="19"/>
+                <w:szCs w:val="19"/>
+              </w:rPr>
+              <w:t xml:space="preserve">Análisis 3 (frontend sin pruebas)</w:t>
+            </w:r>
+          </w:p>
+        </w:tc>
+        <w:tc>
+          <w:tcPr>
+            <w:tcW w:type="dxa" w:w="1900"/>
+            <w:tcBorders>
+              <w:top w:val="single" w:color="C5CDD3" w:sz="4"/>
+              <w:left w:val="single" w:color="C5CDD3" w:sz="4"/>
+              <w:bottom w:val="single" w:color="C5CDD3" w:sz="4"/>
+              <w:right w:val="single" w:color="C5CDD3" w:sz="4"/>
+            </w:tcBorders>
+            <w:tcMar>
+              <w:top w:type="dxa" w:w="70"/>
+              <w:left w:type="dxa" w:w="110"/>
+              <w:bottom w:type="dxa" w:w="50"/>
+              <w:right w:type="dxa" w:w="110"/>
+            </w:tcMar>
+            <w:vAlign w:val="top"/>
+          </w:tcPr>
+          <w:p>
+            <w:pPr>
+              <w:spacing w:after="40" w:line="264"/>
+            </w:pPr>
+            <w:r>
+              <w:rPr>
+                <w:rFonts w:ascii="Arial" w:cs="Arial" w:eastAsia="Arial" w:hAnsi="Arial"/>
+                <w:sz w:val="19"/>
+                <w:szCs w:val="19"/>
+              </w:rPr>
+              <w:t xml:space="preserve">27 de octubre de 2026</w:t>
+            </w:r>
+          </w:p>
+        </w:tc>
+        <w:tc>
+          <w:tcPr>
+            <w:tcW w:type="dxa" w:w="1650"/>
+            <w:tcBorders>
+              <w:top w:val="single" w:color="C5CDD3" w:sz="4"/>
+              <w:left w:val="single" w:color="C5CDD3" w:sz="4"/>
+              <w:bottom w:val="single" w:color="C5CDD3" w:sz="4"/>
+              <w:right w:val="single" w:color="C5CDD3" w:sz="4"/>
+            </w:tcBorders>
+            <w:tcMar>
+              <w:top w:type="dxa" w:w="70"/>
+              <w:left w:type="dxa" w:w="110"/>
+              <w:bottom w:type="dxa" w:w="50"/>
+              <w:right w:type="dxa" w:w="110"/>
+            </w:tcMar>
+            <w:vAlign w:val="top"/>
+          </w:tcPr>
+          <w:p>
+            <w:pPr>
+              <w:spacing w:after="40" w:line="264"/>
+              <w:jc w:val="right"/>
+            </w:pPr>
+            <w:r>
+              <w:rPr>
+                <w:rFonts w:ascii="Arial" w:cs="Arial" w:eastAsia="Arial" w:hAnsi="Arial"/>
+                <w:sz w:val="19"/>
+                <w:szCs w:val="19"/>
+              </w:rPr>
+              <w:t xml:space="preserve">51,6 %</w:t>
+            </w:r>
+          </w:p>
+        </w:tc>
+        <w:tc>
+          <w:tcPr>
+            <w:tcW w:type="dxa" w:w="1850"/>
+            <w:tcBorders>
+              <w:top w:val="single" w:color="C5CDD3" w:sz="4"/>
+              <w:left w:val="single" w:color="C5CDD3" w:sz="4"/>
+              <w:bottom w:val="single" w:color="C5CDD3" w:sz="4"/>
+              <w:right w:val="single" w:color="C5CDD3" w:sz="4"/>
+            </w:tcBorders>
+            <w:tcMar>
+              <w:top w:type="dxa" w:w="70"/>
+              <w:left w:type="dxa" w:w="110"/>
+              <w:bottom w:type="dxa" w:w="50"/>
+              <w:right w:type="dxa" w:w="110"/>
+            </w:tcMar>
+            <w:vAlign w:val="top"/>
+          </w:tcPr>
+          <w:p>
+            <w:pPr>
+              <w:spacing w:after="40" w:line="264"/>
+              <w:jc w:val="right"/>
+            </w:pPr>
+            <w:r>
+              <w:rPr>
+                <w:rFonts w:ascii="Arial" w:cs="Arial" w:eastAsia="Arial" w:hAnsi="Arial"/>
+                <w:sz w:val="19"/>
+                <w:szCs w:val="19"/>
+              </w:rPr>
+              <w:t xml:space="preserve">23,1 %</w:t>
+            </w:r>
+          </w:p>
+        </w:tc>
+        <w:tc>
+          <w:tcPr>
+            <w:tcW w:type="dxa" w:w="1780"/>
+            <w:tcBorders>
+              <w:top w:val="single" w:color="C5CDD3" w:sz="4"/>
+              <w:left w:val="single" w:color="C5CDD3" w:sz="4"/>
+              <w:bottom w:val="single" w:color="C5CDD3" w:sz="4"/>
+              <w:right w:val="single" w:color="C5CDD3" w:sz="4"/>
+            </w:tcBorders>
+            <w:shd w:fill="FDECEA" w:color="auto" w:val="clear"/>
+            <w:tcMar>
+              <w:top w:type="dxa" w:w="70"/>
+              <w:left w:type="dxa" w:w="110"/>
+              <w:bottom w:type="dxa" w:w="50"/>
+              <w:right w:type="dxa" w:w="110"/>
+            </w:tcMar>
+            <w:vAlign w:val="top"/>
+          </w:tcPr>
+          <w:p>
+            <w:pPr>
+              <w:spacing w:after="40" w:line="264"/>
+              <w:jc w:val="center"/>
+            </w:pPr>
+            <w:r>
+              <w:rPr>
+                <w:rFonts w:ascii="Arial" w:cs="Arial" w:eastAsia="Arial" w:hAnsi="Arial"/>
+                <w:b/>
+                <w:bCs/>
+                <w:color w:val="B71C1C"/>
+                <w:sz w:val="19"/>
+                <w:szCs w:val="19"/>
+              </w:rPr>
+              <w:t xml:space="preserve">FALLIDO</w:t>
+            </w:r>
+          </w:p>
+        </w:tc>
+      </w:tr>
+      <w:tr>
+        <w:trPr>
+          <w:cantSplit/>
+          <w:tblHeader w:val="off"/>
+        </w:trPr>
+        <w:tc>
+          <w:tcPr>
+            <w:tcW w:type="dxa" w:w="2900"/>
+            <w:tcBorders>
+              <w:top w:val="single" w:color="C5CDD3" w:sz="4"/>
+              <w:left w:val="single" w:color="C5CDD3" w:sz="4"/>
+              <w:bottom w:val="single" w:color="C5CDD3" w:sz="4"/>
+              <w:right w:val="single" w:color="C5CDD3" w:sz="4"/>
+            </w:tcBorders>
+            <w:tcMar>
+              <w:top w:type="dxa" w:w="70"/>
+              <w:left w:type="dxa" w:w="110"/>
+              <w:bottom w:type="dxa" w:w="50"/>
+              <w:right w:type="dxa" w:w="110"/>
+            </w:tcMar>
+            <w:vAlign w:val="top"/>
+          </w:tcPr>
+          <w:p>
+            <w:pPr>
+              <w:spacing w:after="40" w:line="264"/>
+            </w:pPr>
+            <w:r>
+              <w:rPr>
+                <w:rFonts w:ascii="Arial" w:cs="Arial" w:eastAsia="Arial" w:hAnsi="Arial"/>
+                <w:sz w:val="19"/>
+                <w:szCs w:val="19"/>
+              </w:rPr>
+              <w:t xml:space="preserve">Análisis 4 (final)</w:t>
+            </w:r>
+          </w:p>
+        </w:tc>
+        <w:tc>
+          <w:tcPr>
+            <w:tcW w:type="dxa" w:w="1900"/>
+            <w:tcBorders>
+              <w:top w:val="single" w:color="C5CDD3" w:sz="4"/>
+              <w:left w:val="single" w:color="C5CDD3" w:sz="4"/>
+              <w:bottom w:val="single" w:color="C5CDD3" w:sz="4"/>
+              <w:right w:val="single" w:color="C5CDD3" w:sz="4"/>
+            </w:tcBorders>
+            <w:tcMar>
+              <w:top w:type="dxa" w:w="70"/>
+              <w:left w:type="dxa" w:w="110"/>
+              <w:bottom w:type="dxa" w:w="50"/>
+              <w:right w:type="dxa" w:w="110"/>
+            </w:tcMar>
+            <w:vAlign w:val="top"/>
+          </w:tcPr>
+          <w:p>
+            <w:pPr>
+              <w:spacing w:after="40" w:line="264"/>
+            </w:pPr>
+            <w:r>
+              <w:rPr>
+                <w:rFonts w:ascii="Arial" w:cs="Arial" w:eastAsia="Arial" w:hAnsi="Arial"/>
+                <w:sz w:val="19"/>
+                <w:szCs w:val="19"/>
+              </w:rPr>
+              <w:t xml:space="preserve">27 de octubre de 2026</w:t>
+            </w:r>
+          </w:p>
+        </w:tc>
+        <w:tc>
+          <w:tcPr>
+            <w:tcW w:type="dxa" w:w="1650"/>
+            <w:tcBorders>
+              <w:top w:val="single" w:color="C5CDD3" w:sz="4"/>
+              <w:left w:val="single" w:color="C5CDD3" w:sz="4"/>
+              <w:bottom w:val="single" w:color="C5CDD3" w:sz="4"/>
+              <w:right w:val="single" w:color="C5CDD3" w:sz="4"/>
+            </w:tcBorders>
+            <w:tcMar>
+              <w:top w:type="dxa" w:w="70"/>
+              <w:left w:type="dxa" w:w="110"/>
+              <w:bottom w:type="dxa" w:w="50"/>
+              <w:right w:type="dxa" w:w="110"/>
+            </w:tcMar>
+            <w:vAlign w:val="top"/>
+          </w:tcPr>
+          <w:p>
+            <w:pPr>
+              <w:spacing w:after="40" w:line="264"/>
+              <w:jc w:val="right"/>
+            </w:pPr>
+            <w:r>
+              <w:rPr>
+                <w:rFonts w:ascii="Arial" w:cs="Arial" w:eastAsia="Arial" w:hAnsi="Arial"/>
+                <w:sz w:val="19"/>
+                <w:szCs w:val="19"/>
+              </w:rPr>
+              <w:t xml:space="preserve">93,2 %</w:t>
+            </w:r>
+          </w:p>
+        </w:tc>
+        <w:tc>
+          <w:tcPr>
+            <w:tcW w:type="dxa" w:w="1850"/>
+            <w:tcBorders>
+              <w:top w:val="single" w:color="C5CDD3" w:sz="4"/>
+              <w:left w:val="single" w:color="C5CDD3" w:sz="4"/>
+              <w:bottom w:val="single" w:color="C5CDD3" w:sz="4"/>
+              <w:right w:val="single" w:color="C5CDD3" w:sz="4"/>
+            </w:tcBorders>
+            <w:tcMar>
+              <w:top w:type="dxa" w:w="70"/>
+              <w:left w:type="dxa" w:w="110"/>
+              <w:bottom w:type="dxa" w:w="50"/>
+              <w:right w:type="dxa" w:w="110"/>
+            </w:tcMar>
+            <w:vAlign w:val="top"/>
+          </w:tcPr>
+          <w:p>
+            <w:pPr>
+              <w:spacing w:after="40" w:line="264"/>
+              <w:jc w:val="right"/>
+            </w:pPr>
+            <w:r>
+              <w:rPr>
+                <w:rFonts w:ascii="Arial" w:cs="Arial" w:eastAsia="Arial" w:hAnsi="Arial"/>
+                <w:sz w:val="19"/>
+                <w:szCs w:val="19"/>
+              </w:rPr>
+              <w:t xml:space="preserve">94,0 %</w:t>
+            </w:r>
+          </w:p>
+        </w:tc>
+        <w:tc>
+          <w:tcPr>
+            <w:tcW w:type="dxa" w:w="1780"/>
+            <w:tcBorders>
+              <w:top w:val="single" w:color="C5CDD3" w:sz="4"/>
+              <w:left w:val="single" w:color="C5CDD3" w:sz="4"/>
+              <w:bottom w:val="single" w:color="C5CDD3" w:sz="4"/>
+              <w:right w:val="single" w:color="C5CDD3" w:sz="4"/>
+            </w:tcBorders>
+            <w:shd w:fill="E8F5E9" w:color="auto" w:val="clear"/>
+            <w:tcMar>
+              <w:top w:type="dxa" w:w="70"/>
+              <w:left w:type="dxa" w:w="110"/>
+              <w:bottom w:type="dxa" w:w="50"/>
+              <w:right w:type="dxa" w:w="110"/>
+            </w:tcMar>
+            <w:vAlign w:val="top"/>
+          </w:tcPr>
+          <w:p>
+            <w:pPr>
+              <w:spacing w:after="40" w:line="264"/>
+              <w:jc w:val="center"/>
+            </w:pPr>
+            <w:r>
+              <w:rPr>
+                <w:rFonts w:ascii="Arial" w:cs="Arial" w:eastAsia="Arial" w:hAnsi="Arial"/>
+                <w:b/>
+                <w:bCs/>
+                <w:color w:val="1B5E20"/>
+                <w:sz w:val="19"/>
+                <w:szCs w:val="19"/>
+              </w:rPr>
+              <w:t xml:space="preserve">APROBADO</w:t>
+            </w:r>
+          </w:p>
+        </w:tc>
+      </w:tr>
+    </w:tbl>
+    <w:p>
+      <w:pPr>
+        <w:spacing w:after="80" w:before="0" w:line="276"/>
+      </w:pPr>
+      <w:r>
+        <w:rPr>
+          <w:rFonts w:ascii="Arial" w:cs="Arial" w:eastAsia="Arial" w:hAnsi="Arial"/>
+          <w:sz w:val="19"/>
+          <w:szCs w:val="19"/>
+        </w:rPr>
+        <w:t xml:space="preserve"/>
+      </w:r>
+    </w:p>
+    <w:p>
+      <w:pPr>
+        <w:spacing w:after="100" w:before="0" w:line="276"/>
+      </w:pPr>
+      <w:r>
+        <w:rPr>
+          <w:rFonts w:ascii="Arial" w:cs="Arial" w:eastAsia="Arial" w:hAnsi="Arial"/>
+          <w:b/>
+          <w:bCs/>
+          <w:sz w:val="19"/>
+          <w:szCs w:val="19"/>
+        </w:rPr>
+        <w:t xml:space="preserve">Qué se hizo para subir la cobertura:</w:t>
+      </w:r>
+    </w:p>
+    <w:p>
+      <w:pPr>
+        <w:pStyle w:val="ListParagraph"/>
+        <w:numPr>
+          <w:ilvl w:val="0"/>
+          <w:numId w:val="2"/>
+        </w:numPr>
+        <w:spacing w:after="60" w:line="276"/>
+      </w:pPr>
+      <w:r>
+        <w:rPr>
+          <w:rFonts w:ascii="Arial" w:cs="Arial" w:eastAsia="Arial" w:hAnsi="Arial"/>
+          <w:sz w:val="19"/>
+          <w:szCs w:val="19"/>
+        </w:rPr>
+        <w:t xml:space="preserve">El frontend no tenía ninguna prueba automática: sus 562 líneas por cubrir figuraban sin cubrir (0 %). Se añadió Vitest con Testing Library y 147 pruebas en 9 archivos: autenticación, rutas protegidas, listado de canchas, detalle de la cancha con el flujo completo de reserva, historial «Mis reservas», temporizador, hook del socket y router.</w:t>
+      </w:r>
+    </w:p>
+    <w:p>
+      <w:pPr>
+        <w:pStyle w:val="ListParagraph"/>
+        <w:numPr>
+          <w:ilvl w:val="0"/>
+          <w:numId w:val="2"/>
+        </w:numPr>
+        <w:spacing w:after="60" w:line="276"/>
+      </w:pPr>
+      <w:r>
+        <w:rPr>
+          <w:rFonts w:ascii="Arial" w:cs="Arial" w:eastAsia="Arial" w:hAnsi="Arial"/>
+          <w:sz w:val="19"/>
+          <w:szCs w:val="19"/>
+        </w:rPr>
+        <w:t xml:space="preserve">El socket de reservas del backend (temporizadorSocket.js, 74 líneas) no tenía pruebas. Se añadieron 16 pruebas con un servidor Socket.IO real: conexión y autenticación, retención de franjas, avisos en tiempo real a los demás usuarios, reinicio del temporizador y manejo de errores.</w:t>
+      </w:r>
+    </w:p>
+    <w:p>
+      <w:pPr>
+        <w:pStyle w:val="ListParagraph"/>
+        <w:numPr>
+          <w:ilvl w:val="0"/>
+          <w:numId w:val="2"/>
+        </w:numPr>
+        <w:spacing w:after="60" w:line="276"/>
+      </w:pPr>
+      <w:r>
+        <w:rPr>
+          <w:rFonts w:ascii="Arial" w:cs="Arial" w:eastAsia="Arial" w:hAnsi="Arial"/>
+          <w:sz w:val="19"/>
+          <w:szCs w:val="19"/>
+        </w:rPr>
+        <w:t xml:space="preserve">El pipeline ahora ejecuta las pruebas del frontend con cobertura (npm run test:coverage), publica su reporte lcov y el job de SonarQube lo descarga junto con el del backend. Antes recibía un reporte vacío para el frontend.</w:t>
+      </w:r>
+    </w:p>
+    <w:p>
+      <w:pPr>
+        <w:spacing w:after="40" w:before="0" w:line="276"/>
+      </w:pPr>
+      <w:r>
+        <w:rPr>
+          <w:rFonts w:ascii="Arial" w:cs="Arial" w:eastAsia="Arial" w:hAnsi="Arial"/>
+          <w:sz w:val="19"/>
+          <w:szCs w:val="19"/>
+        </w:rPr>
+        <w:t xml:space="preserve"/>
+      </w:r>
+    </w:p>
+    <w:p>
+      <w:pPr>
+        <w:spacing w:after="100" w:before="0" w:line="276"/>
+      </w:pPr>
+      <w:r>
+        <w:rPr>
+          <w:rFonts w:ascii="Arial" w:cs="Arial" w:eastAsia="Arial" w:hAnsi="Arial"/>
+          <w:b/>
+          <w:bCs/>
+          <w:sz w:val="19"/>
+          <w:szCs w:val="19"/>
+        </w:rPr>
+        <w:t xml:space="preserve">Pendientes y recomendaciones:</w:t>
+      </w:r>
+    </w:p>
+    <w:p>
+      <w:pPr>
+        <w:pStyle w:val="ListParagraph"/>
+        <w:numPr>
+          <w:ilvl w:val="0"/>
+          <w:numId w:val="2"/>
+        </w:numPr>
+        <w:spacing w:after="60" w:line="276"/>
+      </w:pPr>
+      <w:r>
+        <w:rPr>
+          <w:rFonts w:ascii="Arial" w:cs="Arial" w:eastAsia="Arial" w:hAnsi="Arial"/>
+          <w:sz w:val="19"/>
+          <w:szCs w:val="19"/>
+        </w:rPr>
+        <w:t xml:space="preserve">Los repositorios de acceso a datos (canchaRepository, horarioRepository, retencionRepository, sesionReservaRepository) son lo menos cubierto del backend; hoy solo los ejercitan las pruebas de integración. Conviene añadir pruebas unitarias con el cliente de base de datos simulado.</w:t>
+      </w:r>
+    </w:p>
+    <w:p>
+      <w:pPr>
+        <w:pStyle w:val="ListParagraph"/>
+        <w:numPr>
+          <w:ilvl w:val="0"/>
+          <w:numId w:val="2"/>
+        </w:numPr>
+        <w:spacing w:after="60" w:line="276"/>
+      </w:pPr>
+      <w:r>
+        <w:rPr>
+          <w:rFonts w:ascii="Arial" w:cs="Arial" w:eastAsia="Arial" w:hAnsi="Arial"/>
+          <w:sz w:val="19"/>
+          <w:szCs w:val="19"/>
+        </w:rPr>
+        <w:t xml:space="preserve">Los archivos de apoyo de pruebas en backend/src/repositories/__mocks__ se cuentan como código fuente. Excluirlos en sonar.exclusions evitaría líneas sin cubrir que no son código de producción.</w:t>
+      </w:r>
+    </w:p>
     <w:p>
       <w:r>
         <w:br w:type="page"/>
@@ -16231,7 +19711,7 @@
           <w:sz w:val="17"/>
           <w:szCs w:val="17"/>
         </w:rPr>
-        <w:t xml:space="preserve">Figura 1. Tablero del proyecto: Quality Gate y métricas</w:t>
+        <w:t xml:space="preserve">Figura 1. Análisis 4 (final): Tablero del proyecto: Quality Gate y métricas</w:t>
       </w:r>
     </w:p>
     <w:p>
@@ -16294,7 +19774,7 @@
           <w:sz w:val="17"/>
           <w:szCs w:val="17"/>
         </w:rPr>
-        <w:t xml:space="preserve">Figura 2. Hallazgos (issues) abiertos</w:t>
+        <w:t xml:space="preserve">Figura 2. Análisis 4 (final): Hallazgos (issues) abiertos</w:t>
       </w:r>
     </w:p>
     <w:p>
@@ -16357,7 +19837,7 @@
           <w:sz w:val="17"/>
           <w:szCs w:val="17"/>
         </w:rPr>
-        <w:t xml:space="preserve">Figura 3. Puntos críticos de seguridad (security hotspots)</w:t>
+        <w:t xml:space="preserve">Figura 3. Análisis 4 (final): Puntos críticos de seguridad (security hotspots)</w:t>
       </w:r>
     </w:p>
     <w:p>
@@ -16420,7 +19900,7 @@
           <w:sz w:val="17"/>
           <w:szCs w:val="17"/>
         </w:rPr>
-        <w:t xml:space="preserve">Figura 4. Cobertura de pruebas por archivo</w:t>
+        <w:t xml:space="preserve">Figura 4. Análisis 4 (final): Cobertura de pruebas por archivo</w:t>
       </w:r>
     </w:p>
     <w:p>
@@ -16483,7 +19963,70 @@
           <w:sz w:val="17"/>
           <w:szCs w:val="17"/>
         </w:rPr>
-        <w:t xml:space="preserve">Figura 5. Estructura del código analizado</w:t>
+        <w:t xml:space="preserve">Figura 5. Análisis 4 (final): Estructura del código analizado</w:t>
+      </w:r>
+    </w:p>
+    <w:p>
+      <w:pPr>
+        <w:keepNext/>
+        <w:spacing w:after="40" w:before="80"/>
+        <w:jc w:val="center"/>
+      </w:pPr>
+      <w:r>
+        <w:drawing>
+          <wp:inline distT="0" distB="0" distL="0" distR="0">
+            <wp:extent cx="5895975" cy="4095750"/>
+            <wp:effectExtent t="0" r="0" b="0" l="0"/>
+            <wp:docPr id="6" name="" descr="" title=""/>
+            <wp:cNvGraphicFramePr>
+              <a:graphicFrameLocks xmlns:a="http://schemas.openxmlformats.org/drawingml/2006/main" noChangeAspect="1"/>
+            </wp:cNvGraphicFramePr>
+            <a:graphic xmlns:a="http://schemas.openxmlformats.org/drawingml/2006/main">
+              <a:graphicData uri="http://schemas.openxmlformats.org/drawingml/2006/picture">
+                <pic:pic xmlns:pic="http://schemas.openxmlformats.org/drawingml/2006/picture">
+                  <pic:nvPicPr>
+                    <pic:cNvPr id="0" name="" descr=""/>
+                    <pic:cNvPicPr>
+                      <a:picLocks noChangeAspect="1" noChangeArrowheads="1"/>
+                    </pic:cNvPicPr>
+                  </pic:nvPicPr>
+                  <pic:blipFill>
+                    <a:blip r:embed="rId14" cstate="none"/>
+                    <a:srcRect/>
+                    <a:stretch>
+                      <a:fillRect/>
+                    </a:stretch>
+                  </pic:blipFill>
+                  <pic:spPr bwMode="auto">
+                    <a:xfrm>
+                      <a:off x="0" y="0"/>
+                      <a:ext cx="5895975" cy="4095750"/>
+                    </a:xfrm>
+                    <a:prstGeom prst="rect">
+                      <a:avLst/>
+                    </a:prstGeom>
+                  </pic:spPr>
+                </pic:pic>
+              </a:graphicData>
+            </a:graphic>
+          </wp:inline>
+        </w:drawing>
+      </w:r>
+    </w:p>
+    <w:p>
+      <w:pPr>
+        <w:spacing w:after="160" w:before="0" w:line="276"/>
+        <w:jc w:val="center"/>
+      </w:pPr>
+      <w:r>
+        <w:rPr>
+          <w:rFonts w:ascii="Arial" w:cs="Arial" w:eastAsia="Arial" w:hAnsi="Arial"/>
+          <w:i/>
+          <w:iCs/>
+          <w:sz w:val="17"/>
+          <w:szCs w:val="17"/>
+        </w:rPr>
+        <w:t xml:space="preserve">Figura 6. Anexo, análisis 3 (intermedio, 27 de octubre, ANTES de añadir las pruebas del frontend; no es el resultado final): Quality Gate fallido, la cobertura del código nuevo fue 23,1 % frente al mínimo de 80 %</w:t>
       </w:r>
     </w:p>
     <w:p>
@@ -16658,7 +20201,7 @@
                 <w:sz w:val="19"/>
                 <w:szCs w:val="19"/>
               </w:rPr>
-              <w:t xml:space="preserve">Definido en .github/workflows/ci-cd.yml: depende de backend y frontend, descarga el lcov y ejecuta sonarqube-scan-action con sonar.qualitygate.wait=true</w:t>
+              <w:t xml:space="preserve">Definido en .github/workflows/ci-cd.yml: depende de backend y frontend, descarga los reportes lcov de ambos (el del frontend lo genera el job del frontend con npm run test:coverage) y ejecuta sonarqube-scan-action con sonar.qualitygate.wait=true</w:t>
             </w:r>
           </w:p>
         </w:tc>
@@ -16999,7 +20542,7 @@
           <w:sz w:val="19"/>
           <w:szCs w:val="19"/>
         </w:rPr>
-        <w:t xml:space="preserve">El Quality Gate quedó aprobado con 0 bugs, 0 vulnerabilidades y 0 puntos críticos de seguridad. La cobertura de pruebas del backend es 51.7 % y la duplicación 0.0 %. Quedan 0 hallazgos de mantenibilidad abiertos.</w:t>
+        <w:t xml:space="preserve">El Quality Gate quedó aprobado con 0 bugs, 0 vulnerabilidades y 0 puntos críticos de seguridad. La cobertura de pruebas total es 93,2 % (backend 86,2 % y frontend 98,8 % de líneas, con una cobertura del código nuevo de 94,0 %) y la duplicación 0,0 %. Quedan 0 hallazgos de mantenibilidad abiertos.</w:t>
       </w:r>
     </w:p>
     <w:p>
@@ -17283,6 +20826,12 @@
   </w:abstractNum>
   <w:num w:numId="1">
     <w:abstractNumId w:val="1"/>
+    <w:lvlOverride w:ilvl="0">
+      <w:startOverride w:val="1"/>
+    </w:lvlOverride>
+  </w:num>
+  <w:num w:numId="2">
+    <w:abstractNumId w:val="2"/>
     <w:lvlOverride w:ilvl="0">
       <w:startOverride w:val="1"/>
     </w:lvlOverride>
